--- a/docx_manager/data/output.docx
+++ b/docx_manager/data/output.docx
@@ -2,102 +2,19 @@
 <file path=word/document.xml><?xml version="1.0" encoding="utf-8"?>
 <w:document xmlns:wpc="http://schemas.microsoft.com/office/word/2010/wordprocessingCanvas" xmlns:mo="http://schemas.microsoft.com/office/mac/office/2008/main" xmlns:mc="http://schemas.openxmlformats.org/markup-compatibility/2006" xmlns:mv="urn:schemas-microsoft-com:mac:vml" xmlns:o="urn:schemas-microsoft-com:office:office" xmlns:r="http://schemas.openxmlformats.org/officeDocument/2006/relationships" xmlns:m="http://schemas.openxmlformats.org/officeDocument/2006/math" xmlns:v="urn:schemas-microsoft-com:vml" xmlns:wp14="http://schemas.microsoft.com/office/word/2010/wordprocessingDrawing" xmlns:wp="http://schemas.openxmlformats.org/drawingml/2006/wordprocessingDrawing" xmlns:w10="urn:schemas-microsoft-com:office:word" xmlns:w="http://schemas.openxmlformats.org/wordprocessingml/2006/main" xmlns:w14="http://schemas.microsoft.com/office/word/2010/wordml" xmlns:wpg="http://schemas.microsoft.com/office/word/2010/wordprocessingGroup" xmlns:wpi="http://schemas.microsoft.com/office/word/2010/wordprocessingInk" xmlns:wne="http://schemas.microsoft.com/office/word/2006/wordml" xmlns:wps="http://schemas.microsoft.com/office/word/2010/wordprocessingShape" mc:Ignorable="w14 wp14">
   <w:body>
-    <w:p/>
     <w:p>
       <w:pPr>
-        <w:pStyle w:val="Heading1"/>
-        <w:spacing w:before="480" w:after="240"/>
-        <w:jc w:val="center"/>
-        <w:outlineLvl w:val="9"/>
+        <w:spacing w:line="360" w:lineRule="auto"/>
+        <w:ind w:firstLine="480"/>
       </w:pPr>
       <w:r>
         <w:rPr>
-          <w:rFonts w:hint="eastAsia" w:ascii="幼圆" w:hAnsi="幼圆" w:eastAsia="幼圆" w:cs="幼圆"/>
-          <w:b/>
-          <w:sz w:val="32"/>
-          <w:szCs w:val="32"/>
-          <w:lang w:val="en-US" w:eastAsia="zh-CN"/>
+          <w:rFonts w:hint="eastAsia" w:ascii="隶书" w:hAnsi="隶书" w:eastAsia="隶书" w:cs="隶书"/>
+          <w:sz w:val="96"/>
+          <w:szCs w:val="96"/>
           <w:color w:val="000000"/>
         </w:rPr>
-        <w:t>摘  要</w:t>
-      </w:r>
-    </w:p>
-    <w:p>
-      <w:r>
-        <w:t>本文对 docx_inline_tag_engine v5 的全部功能进行了系统测试，涵盖前置章节、目录、标题、正文、表格、公式与图片等所有内容类型。</w:t>
-      </w:r>
-    </w:p>
-    <w:p>
-      <w:r>
-        <w:t>测试数据包含三种公式输入方式（OMML 直通、LaTeX 转换、退化纯文本）、四张图片（三种 base64 图、一张本地路径图）、三个不同结构的表格，以及 toc_exclude 排除机制的正反两向测试。</w:t>
-      </w:r>
-    </w:p>
-    <w:p>
-      <w:r>
-        <w:t>关键词：文档自动化；排版引擎；全功能测试；Word XML</w:t>
-      </w:r>
-    </w:p>
-    <w:p/>
-    <w:p>
-      <w:pPr>
-        <w:pStyle w:val="Heading1"/>
-        <w:spacing w:before="480" w:after="240"/>
-        <w:jc w:val="center"/>
-        <w:outlineLvl w:val="9"/>
-      </w:pPr>
-      <w:r>
-        <w:rPr>
-          <w:rFonts w:hint="eastAsia" w:ascii="幼圆" w:hAnsi="幼圆" w:eastAsia="幼圆" w:cs="幼圆"/>
-          <w:b/>
-          <w:sz w:val="32"/>
-          <w:szCs w:val="32"/>
-          <w:lang w:val="en-US" w:eastAsia="zh-CN"/>
-          <w:color w:val="000000"/>
-        </w:rPr>
-        <w:t>Abstract</w:t>
-      </w:r>
-    </w:p>
-    <w:p>
-      <w:r>
-        <w:t>This document provides a comprehensive test of all features in docx_inline_tag_engine v5, covering front matter sections, table of contents, headings at three levels, body text, tables, formulas, and images.</w:t>
-      </w:r>
-    </w:p>
-    <w:p>
-      <w:r>
-        <w:t>Test cases include three formula input modes (OMML pass-through, LaTeX conversion, and plain-text fallback), four images (three base64-encoded, one local-path), three tables of varying structure, and bidirectional tests of the toc_exclude mechanism.</w:t>
-      </w:r>
-    </w:p>
-    <w:p>
-      <w:r>
-        <w:t>Keywords: document automation; typesetting engine; full-feature test; Word XML</w:t>
-      </w:r>
-    </w:p>
-    <w:p>
-      <w:pPr>
-        <w:sectPr>
-          <w:footerReference w:type="default" r:id="rId12"/>
-          <w:type w:val="nextPage"/>
-          <w:pgNumType w:fmt="lowerRoman" w:start="1"/>
-        </w:sectPr>
-      </w:pPr>
-    </w:p>
-    <w:p>
-      <w:pPr>
-        <w:pStyle w:val="Heading1"/>
-        <w:spacing w:before="480" w:after="240"/>
-        <w:jc w:val="center"/>
-        <w:outlineLvl w:val="0"/>
-      </w:pPr>
-      <w:r>
-        <w:rPr>
-          <w:rFonts w:hint="eastAsia" w:ascii="幼圆" w:hAnsi="幼圆" w:eastAsia="幼圆" w:cs="幼圆"/>
-          <w:b/>
-          <w:sz w:val="32"/>
-          <w:szCs w:val="32"/>
-          <w:lang w:val="en-US" w:eastAsia="zh-CN"/>
-          <w:color w:val="000000"/>
-        </w:rPr>
-        <w:t>目  录</w:t>
+        <w:t>哈 尔 滨 工 业 大 学</w:t>
       </w:r>
     </w:p>
     <w:p>
@@ -112,9 +29,7 @@
           <w:szCs w:val="96"/>
           <w:color w:val="000000"/>
         </w:rPr>
-        <w:t>2.1.1  三级标题A</w:t>
-        <w:tab/>
-        <w:t>5</w:t>
+        <w:t>本科综合设计（论文）书写范例</w:t>
       </w:r>
     </w:p>
     <w:p>
@@ -129,28 +44,7 @@
           <w:szCs w:val="96"/>
           <w:color w:val="000000"/>
         </w:rPr>
-        <w:t>2.1.2  三级标题B（toc_exclude）</w:t>
-        <w:tab/>
-        <w:t>6</w:t>
-      </w:r>
-    </w:p>
-    <w:p>
-      <w:pPr>
-        <w:pStyle w:val="Heading1"/>
-        <w:spacing w:before="480" w:after="240"/>
-        <w:jc w:val="center"/>
-        <w:outlineLvl w:val="0"/>
-      </w:pPr>
-      <w:r>
-        <w:rPr>
-          <w:rFonts w:hint="eastAsia" w:ascii="幼圆" w:hAnsi="幼圆" w:eastAsia="幼圆" w:cs="幼圆"/>
-          <w:b/>
-          <w:sz w:val="32"/>
-          <w:szCs w:val="32"/>
-          <w:lang w:val="en-US" w:eastAsia="zh-CN"/>
-          <w:color w:val="000000"/>
-        </w:rPr>
-        <w:t>第一章  引言</w:t>
+        <w:t>（理工类）</w:t>
       </w:r>
     </w:p>
     <w:p>
@@ -165,25 +59,7 @@
           <w:szCs w:val="96"/>
           <w:color w:val="000000"/>
         </w:rPr>
-        <w:t>docx_inline_tag_engine 是一套基于模板驱动的 Word 文档自动排版引擎，通过解析 [[块标记]] 提取样式，结合 JSON 数据生成格式规范的文档。本章节介绍研究背景与本文主要贡献。</w:t>
-      </w:r>
-    </w:p>
-    <w:p>
-      <w:pPr>
-        <w:pStyle w:val="Heading2"/>
-        <w:spacing w:before="240" w:after="120"/>
-        <w:jc w:val="left"/>
-        <w:outlineLvl w:val="1"/>
-      </w:pPr>
-      <w:r>
-        <w:rPr>
-          <w:rFonts w:hint="eastAsia" w:ascii="隶书" w:hAnsi="隶书" w:eastAsia="隶书" w:cs="隶书"/>
-          <w:b/>
-          <w:sz w:val="28"/>
-          <w:szCs w:val="28"/>
-          <w:color w:val="000000"/>
-        </w:rPr>
-        <w:t>1.1  研究背景</w:t>
+        <w:t>说明：</w:t>
       </w:r>
     </w:p>
     <w:p>
@@ -198,28 +74,7 @@
           <w:szCs w:val="96"/>
           <w:color w:val="000000"/>
         </w:rPr>
-        <w:t>Word 文档的格式规范通常由机构统一制定，包含字体、字号、行距、缩进、页码等数十项参数。手动逐一设置效率低、一致性差。</w:t>
-        <w:br/>
-        <w:br/>
-        <w:t>现有解决方案（如 LaTeX、Pandoc）学习曲线陡峭，且最终输出格式与机构要求往往存在差距，需要大量手动调整。</w:t>
-      </w:r>
-    </w:p>
-    <w:p>
-      <w:pPr>
-        <w:pStyle w:val="Heading2"/>
-        <w:spacing w:before="240" w:after="120"/>
-        <w:jc w:val="left"/>
-        <w:outlineLvl w:val="1"/>
-      </w:pPr>
-      <w:r>
-        <w:rPr>
-          <w:rFonts w:hint="eastAsia" w:ascii="隶书" w:hAnsi="隶书" w:eastAsia="隶书" w:cs="隶书"/>
-          <w:b/>
-          <w:sz w:val="28"/>
-          <w:szCs w:val="28"/>
-          <w:color w:val="000000"/>
-        </w:rPr>
-        <w:t>1.2  本文贡献</w:t>
+        <w:t>规范中所引用的示例，只作为本科综合设计（论文）书写格式的示范，并不代表本科综合设计（论文）研究内容的示范。</w:t>
       </w:r>
     </w:p>
     <w:p>
@@ -234,71 +89,7 @@
           <w:szCs w:val="96"/>
           <w:color w:val="000000"/>
         </w:rPr>
-        <w:t>本文的主要贡献包括：</w:t>
-        <w:br/>
-        <w:br/>
-        <w:t>（1）[[块标记]] 机制：用现有的格式规范文档直接作为模板，无需额外描述格式参数。</w:t>
-        <w:br/>
-        <w:br/>
-        <w:t>（2）全类型内容支持：标题、正文、表格、公式（OMML/LaTeX）、图片（base64/path）、摘要、结论、致谢、目录、页脚。</w:t>
-        <w:br/>
-        <w:br/>
-        <w:t>（3）自然语言页脚描述：通过 LLM 或规则引擎将自然语言映射为页脚格式配置，无需了解 Word XML 细节。</w:t>
-      </w:r>
-    </w:p>
-    <w:p>
-      <w:pPr>
-        <w:pStyle w:val="Heading1"/>
-        <w:spacing w:before="480" w:after="240"/>
-        <w:jc w:val="center"/>
-        <w:outlineLvl w:val="0"/>
-      </w:pPr>
-      <w:r>
-        <w:rPr>
-          <w:rFonts w:hint="eastAsia" w:ascii="幼圆" w:hAnsi="幼圆" w:eastAsia="幼圆" w:cs="幼圆"/>
-          <w:b/>
-          <w:sz w:val="32"/>
-          <w:szCs w:val="32"/>
-          <w:lang w:val="en-US" w:eastAsia="zh-CN"/>
-          <w:color w:val="000000"/>
-        </w:rPr>
-        <w:t>第二章  正文排版测试</w:t>
-      </w:r>
-    </w:p>
-    <w:p>
-      <w:pPr>
-        <w:pStyle w:val="Heading2"/>
-        <w:spacing w:before="240" w:after="120"/>
-        <w:jc w:val="left"/>
-        <w:outlineLvl w:val="1"/>
-      </w:pPr>
-      <w:r>
-        <w:rPr>
-          <w:rFonts w:hint="eastAsia" w:ascii="隶书" w:hAnsi="隶书" w:eastAsia="隶书" w:cs="隶书"/>
-          <w:b/>
-          <w:sz w:val="28"/>
-          <w:szCs w:val="28"/>
-          <w:color w:val="000000"/>
-        </w:rPr>
-        <w:t>2.1  标题三级测试</w:t>
-      </w:r>
-    </w:p>
-    <w:p>
-      <w:pPr>
-        <w:pStyle w:val="Heading3"/>
-        <w:spacing w:before="120" w:after="60"/>
-        <w:jc w:val="left"/>
-        <w:outlineLvl w:val="2"/>
-      </w:pPr>
-      <w:r>
-        <w:rPr>
-          <w:rFonts w:hint="eastAsia" w:ascii="隶书" w:hAnsi="隶书" w:eastAsia="隶书" w:cs="隶书"/>
-          <w:b/>
-          <w:sz w:val="24"/>
-          <w:szCs w:val="24"/>
-          <w:color w:val="000000"/>
-        </w:rPr>
-        <w:t>2.1.1  三级标题A（进目录）</w:t>
+        <w:t>本科综合设计（论文）</w:t>
       </w:r>
     </w:p>
     <w:p>
@@ -313,25 +104,7 @@
           <w:szCs w:val="96"/>
           <w:color w:val="000000"/>
         </w:rPr>
-        <w:t>本节的三级标题设置 toc_exclude=false（默认），会出现在 TOC 域中。</w:t>
-      </w:r>
-    </w:p>
-    <w:p>
-      <w:pPr>
-        <w:pStyle w:val="Heading3"/>
-        <w:spacing w:before="120" w:after="60"/>
-        <w:jc w:val="left"/>
-        <w:outlineLvl w:val="2"/>
-      </w:pPr>
-      <w:r>
-        <w:rPr>
-          <w:rFonts w:hint="eastAsia" w:ascii="隶书" w:hAnsi="隶书" w:eastAsia="隶书" w:cs="隶书"/>
-          <w:b/>
-          <w:sz w:val="24"/>
-          <w:szCs w:val="24"/>
-          <w:color w:val="000000"/>
-        </w:rPr>
-        <w:t>2.1.2  三级标题B（toc_exclude=true）</w:t>
+        <w:t>↑</w:t>
       </w:r>
     </w:p>
     <w:p>
@@ -346,28 +119,7 @@
           <w:szCs w:val="96"/>
           <w:color w:val="000000"/>
         </w:rPr>
-        <w:t>本节的三级标题设置了 toc_exclude=true，因此不会被 TOC \o 域扫描到。</w:t>
-        <w:br/>
-        <w:br/>
-        <w:t>注意：在 manual 模式下，toc_entries 里仍然可以手动列入这个条目，两者是独立控制的——toc_exclude 只影响 auto 模式的 TOC 域。</w:t>
-      </w:r>
-    </w:p>
-    <w:p>
-      <w:pPr>
-        <w:pStyle w:val="Heading2"/>
-        <w:spacing w:before="240" w:after="120"/>
-        <w:jc w:val="left"/>
-        <w:outlineLvl w:val="1"/>
-      </w:pPr>
-      <w:r>
-        <w:rPr>
-          <w:rFonts w:hint="eastAsia" w:ascii="隶书" w:hAnsi="隶书" w:eastAsia="隶书" w:cs="隶书"/>
-          <w:b/>
-          <w:sz w:val="28"/>
-          <w:szCs w:val="28"/>
-          <w:color w:val="000000"/>
-        </w:rPr>
-        <w:t>2.2  正文多段测试</w:t>
+        <w:t>（宋体小1号字加粗）</w:t>
       </w:r>
     </w:p>
     <w:p>
@@ -382,50 +134,7 @@
           <w:szCs w:val="96"/>
           <w:color w:val="000000"/>
         </w:rPr>
-        <w:t>第一段：正文支持通过 \n\n 分隔来输入多段内容，引擎会将每个段落独立渲染为 Word 段落元素，完整保留模板中的段落格式（字体、行距、缩进等）。</w:t>
-        <w:br/>
-        <w:br/>
-        <w:t>第二段：段落内的单个换行符 \n 会被替换为空格，因此在 JSON 中可以用换行来分隔较长的文字而不会产生多余的段落。</w:t>
-        <w:br/>
-        <w:br/>
-        <w:t>第三段：本段验证三段输入的场景，确认段落间距正常。引擎从模板中提取的 pPr 会被应用到每一个段落上，保证整体格式一致。</w:t>
-      </w:r>
-    </w:p>
-    <w:p>
-      <w:pPr>
-        <w:pStyle w:val="Heading1"/>
-        <w:spacing w:before="480" w:after="240"/>
-        <w:jc w:val="center"/>
-        <w:outlineLvl w:val="0"/>
-      </w:pPr>
-      <w:r>
-        <w:rPr>
-          <w:rFonts w:hint="eastAsia" w:ascii="幼圆" w:hAnsi="幼圆" w:eastAsia="幼圆" w:cs="幼圆"/>
-          <w:b/>
-          <w:sz w:val="32"/>
-          <w:szCs w:val="32"/>
-          <w:lang w:val="en-US" w:eastAsia="zh-CN"/>
-          <w:color w:val="000000"/>
-        </w:rPr>
-        <w:t>第三章  表格测试</w:t>
-      </w:r>
-    </w:p>
-    <w:p>
-      <w:pPr>
-        <w:pStyle w:val="Heading2"/>
-        <w:spacing w:before="240" w:after="120"/>
-        <w:jc w:val="left"/>
-        <w:outlineLvl w:val="1"/>
-      </w:pPr>
-      <w:r>
-        <w:rPr>
-          <w:rFonts w:hint="eastAsia" w:ascii="隶书" w:hAnsi="隶书" w:eastAsia="隶书" w:cs="隶书"/>
-          <w:b/>
-          <w:sz w:val="28"/>
-          <w:szCs w:val="28"/>
-          <w:color w:val="000000"/>
-        </w:rPr>
-        <w:t>3.1  三列标准表</w:t>
+        <w:t>局部多孔质气体静压轴承关键技术的研究</w:t>
       </w:r>
     </w:p>
     <w:p>
@@ -440,7 +149,7 @@
           <w:szCs w:val="96"/>
           <w:color w:val="000000"/>
         </w:rPr>
-        <w:t>表 3-1 展示了三列等宽表格，第一行自动加粗作为表头。</w:t>
+        <w:t>↑</w:t>
       </w:r>
     </w:p>
     <w:p>
@@ -455,7 +164,247 @@
           <w:szCs w:val="96"/>
           <w:color w:val="000000"/>
         </w:rPr>
-        <w:t>表 3-1  实验参数设置</w:t>
+        <w:t>（黑体2号字）</w:t>
+      </w:r>
+    </w:p>
+    <w:p>
+      <w:pPr>
+        <w:spacing w:line="360" w:lineRule="auto"/>
+        <w:ind w:firstLine="480"/>
+      </w:pPr>
+      <w:r>
+        <w:rPr>
+          <w:rFonts w:hint="eastAsia" w:ascii="隶书" w:hAnsi="隶书" w:eastAsia="隶书" w:cs="隶书"/>
+          <w:sz w:val="96"/>
+          <w:szCs w:val="96"/>
+          <w:color w:val="000000"/>
+        </w:rPr>
+        <w:t>RESEARCH ON KEY TECHNOLOGIES OF PARTIAL POROUS EXTERNALLY PRESSURIZED GAS BEARING</w:t>
+      </w:r>
+    </w:p>
+    <w:p>
+      <w:pPr>
+        <w:spacing w:line="360" w:lineRule="auto"/>
+        <w:ind w:firstLine="480"/>
+      </w:pPr>
+      <w:r>
+        <w:rPr>
+          <w:rFonts w:hint="eastAsia" w:ascii="隶书" w:hAnsi="隶书" w:eastAsia="隶书" w:cs="隶书"/>
+          <w:sz w:val="96"/>
+          <w:szCs w:val="96"/>
+          <w:color w:val="000000"/>
+        </w:rPr>
+        <w:t>↑</w:t>
+      </w:r>
+    </w:p>
+    <w:p>
+      <w:pPr>
+        <w:spacing w:line="360" w:lineRule="auto"/>
+        <w:ind w:firstLine="480"/>
+      </w:pPr>
+      <w:r>
+        <w:rPr>
+          <w:rFonts w:hint="eastAsia" w:ascii="隶书" w:hAnsi="隶书" w:eastAsia="隶书" w:cs="隶书"/>
+          <w:sz w:val="96"/>
+          <w:szCs w:val="96"/>
+          <w:color w:val="000000"/>
+        </w:rPr>
+        <w:t>（Times New Roman 2号字加粗，题目太长时可用小2号字）</w:t>
+      </w:r>
+    </w:p>
+    <w:p>
+      <w:pPr>
+        <w:spacing w:line="360" w:lineRule="auto"/>
+        <w:ind w:firstLine="480"/>
+      </w:pPr>
+      <w:r>
+        <w:rPr>
+          <w:rFonts w:hint="eastAsia" w:ascii="隶书" w:hAnsi="隶书" w:eastAsia="隶书" w:cs="隶书"/>
+          <w:sz w:val="96"/>
+          <w:szCs w:val="96"/>
+          <w:color w:val="000000"/>
+        </w:rPr>
+        <w:t>□□□</w:t>
+      </w:r>
+    </w:p>
+    <w:p>
+      <w:pPr>
+        <w:spacing w:line="360" w:lineRule="auto"/>
+        <w:ind w:firstLine="480"/>
+      </w:pPr>
+      <w:r>
+        <w:rPr>
+          <w:rFonts w:hint="eastAsia" w:ascii="隶书" w:hAnsi="隶书" w:eastAsia="隶书" w:cs="隶书"/>
+          <w:sz w:val="96"/>
+          <w:szCs w:val="96"/>
+          <w:color w:val="000000"/>
+        </w:rPr>
+        <w:t>↑</w:t>
+      </w:r>
+    </w:p>
+    <w:p>
+      <w:pPr>
+        <w:spacing w:line="360" w:lineRule="auto"/>
+        <w:ind w:firstLine="480"/>
+      </w:pPr>
+      <w:r>
+        <w:rPr>
+          <w:rFonts w:hint="eastAsia" w:ascii="隶书" w:hAnsi="隶书" w:eastAsia="隶书" w:cs="隶书"/>
+          <w:sz w:val="96"/>
+          <w:szCs w:val="96"/>
+          <w:color w:val="000000"/>
+        </w:rPr>
+        <w:t>（宋体小2号字加粗）</w:t>
+      </w:r>
+    </w:p>
+    <w:p>
+      <w:pPr>
+        <w:spacing w:line="360" w:lineRule="auto"/>
+        <w:ind w:firstLine="480"/>
+      </w:pPr>
+      <w:r>
+        <w:rPr>
+          <w:rFonts w:hint="eastAsia" w:ascii="隶书" w:hAnsi="隶书" w:eastAsia="隶书" w:cs="隶书"/>
+          <w:sz w:val="96"/>
+          <w:szCs w:val="96"/>
+          <w:color w:val="000000"/>
+        </w:rPr>
+        <w:t>哈尔滨工业大学←（楷体小2号字加粗）</w:t>
+      </w:r>
+    </w:p>
+    <w:p>
+      <w:pPr>
+        <w:spacing w:line="360" w:lineRule="auto"/>
+        <w:ind w:firstLine="480"/>
+      </w:pPr>
+      <w:r>
+        <w:rPr>
+          <w:rFonts w:hint="eastAsia" w:ascii="隶书" w:hAnsi="隶书" w:eastAsia="隶书" w:cs="隶书"/>
+          <w:sz w:val="96"/>
+          <w:szCs w:val="96"/>
+          <w:color w:val="000000"/>
+        </w:rPr>
+        <w:t>2022年6月←（年、月用阿拉伯数字，</w:t>
+      </w:r>
+    </w:p>
+    <w:p>
+      <w:pPr>
+        <w:spacing w:line="360" w:lineRule="auto"/>
+        <w:ind w:firstLine="480"/>
+      </w:pPr>
+      <w:r>
+        <w:rPr>
+          <w:rFonts w:hint="eastAsia" w:ascii="隶书" w:hAnsi="隶书" w:eastAsia="隶书" w:cs="隶书"/>
+          <w:sz w:val="96"/>
+          <w:szCs w:val="96"/>
+          <w:color w:val="000000"/>
+        </w:rPr>
+        <w:t>宋体、Times New Roman小2号字加粗）</w:t>
+      </w:r>
+    </w:p>
+    <w:p>
+      <w:pPr>
+        <w:spacing w:line="360" w:lineRule="auto"/>
+        <w:ind w:firstLine="480"/>
+      </w:pPr>
+      <w:r>
+        <w:rPr>
+          <w:rFonts w:hint="eastAsia" w:ascii="隶书" w:hAnsi="隶书" w:eastAsia="隶书" w:cs="隶书"/>
+          <w:sz w:val="96"/>
+          <w:szCs w:val="96"/>
+          <w:color w:val="000000"/>
+        </w:rPr>
+        <w:t>毕业论文  毕业设计          （宋体小4号字）          密级：公开</w:t>
+      </w:r>
+    </w:p>
+    <w:p>
+      <w:pPr>
+        <w:spacing w:line="360" w:lineRule="auto"/>
+        <w:ind w:firstLine="480"/>
+      </w:pPr>
+      <w:r>
+        <w:rPr>
+          <w:rFonts w:hint="eastAsia" w:ascii="隶书" w:hAnsi="隶书" w:eastAsia="隶书" w:cs="隶书"/>
+          <w:sz w:val="96"/>
+          <w:szCs w:val="96"/>
+          <w:color w:val="000000"/>
+        </w:rPr>
+        <w:t>本科综合设计（论文）</w:t>
+      </w:r>
+    </w:p>
+    <w:p>
+      <w:pPr>
+        <w:spacing w:line="360" w:lineRule="auto"/>
+        <w:ind w:firstLine="480"/>
+      </w:pPr>
+      <w:r>
+        <w:rPr>
+          <w:rFonts w:hint="eastAsia" w:ascii="隶书" w:hAnsi="隶书" w:eastAsia="隶书" w:cs="隶书"/>
+          <w:sz w:val="96"/>
+          <w:szCs w:val="96"/>
+          <w:color w:val="000000"/>
+        </w:rPr>
+        <w:t>↑</w:t>
+      </w:r>
+    </w:p>
+    <w:p>
+      <w:pPr>
+        <w:spacing w:line="360" w:lineRule="auto"/>
+        <w:ind w:firstLine="480"/>
+      </w:pPr>
+      <w:r>
+        <w:rPr>
+          <w:rFonts w:hint="eastAsia" w:ascii="隶书" w:hAnsi="隶书" w:eastAsia="隶书" w:cs="隶书"/>
+          <w:sz w:val="96"/>
+          <w:szCs w:val="96"/>
+          <w:color w:val="000000"/>
+        </w:rPr>
+        <w:t>（宋体小2号字加粗）</w:t>
+      </w:r>
+    </w:p>
+    <w:p>
+      <w:pPr>
+        <w:spacing w:line="360" w:lineRule="auto"/>
+        <w:ind w:firstLine="480"/>
+      </w:pPr>
+      <w:r>
+        <w:rPr>
+          <w:rFonts w:hint="eastAsia" w:ascii="隶书" w:hAnsi="隶书" w:eastAsia="隶书" w:cs="隶书"/>
+          <w:sz w:val="96"/>
+          <w:szCs w:val="96"/>
+          <w:color w:val="000000"/>
+        </w:rPr>
+        <w:t>局部多孔质气体静压轴承关键技术的研究</w:t>
+      </w:r>
+    </w:p>
+    <w:p>
+      <w:pPr>
+        <w:spacing w:line="360" w:lineRule="auto"/>
+        <w:ind w:firstLine="480"/>
+      </w:pPr>
+      <w:r>
+        <w:rPr>
+          <w:rFonts w:hint="eastAsia" w:ascii="隶书" w:hAnsi="隶书" w:eastAsia="隶书" w:cs="隶书"/>
+          <w:sz w:val="96"/>
+          <w:szCs w:val="96"/>
+          <w:color w:val="000000"/>
+        </w:rPr>
+        <w:t>↑</w:t>
+      </w:r>
+    </w:p>
+    <w:p>
+      <w:pPr>
+        <w:spacing w:line="360" w:lineRule="auto"/>
+        <w:ind w:firstLine="480"/>
+      </w:pPr>
+      <w:r>
+        <w:rPr>
+          <w:rFonts w:hint="eastAsia" w:ascii="隶书" w:hAnsi="隶书" w:eastAsia="隶书" w:cs="隶书"/>
+          <w:sz w:val="96"/>
+          <w:szCs w:val="96"/>
+          <w:color w:val="000000"/>
+        </w:rPr>
+        <w:t>（黑体2号字）</w:t>
       </w:r>
     </w:p>
     <w:tbl>
@@ -524,7 +473,7 @@
                 <w:sz w:val="21"/>
                 <w:szCs w:val="21"/>
               </w:rPr>
-              <w:t xml:space="preserve">参数名称</w:t>
+              <w:t xml:space="preserve">本科生</w:t>
             </w:r>
           </w:p>
         </w:tc>
@@ -560,7 +509,7 @@
                 <w:sz w:val="21"/>
                 <w:szCs w:val="21"/>
               </w:rPr>
-              <w:t xml:space="preserve">取值</w:t>
+              <w:t xml:space="preserve">：</w:t>
             </w:r>
           </w:p>
         </w:tc>
@@ -597,7 +546,7 @@
                 <w:sz w:val="21"/>
                 <w:szCs w:val="21"/>
               </w:rPr>
-              <w:t xml:space="preserve">说明</w:t>
+              <w:t xml:space="preserve">□□□</w:t>
             </w:r>
           </w:p>
         </w:tc>
@@ -634,7 +583,7 @@
                 <w:sz w:val="21"/>
                 <w:szCs w:val="21"/>
               </w:rPr>
-              <w:t xml:space="preserve">学习率</w:t>
+              <w:t xml:space="preserve">学号</w:t>
             </w:r>
           </w:p>
         </w:tc>
@@ -665,7 +614,7 @@
                 <w:sz w:val="21"/>
                 <w:szCs w:val="21"/>
               </w:rPr>
-              <w:t xml:space="preserve">0.001</w:t>
+              <w:t xml:space="preserve">：</w:t>
             </w:r>
           </w:p>
         </w:tc>
@@ -695,7 +644,7 @@
                 <w:sz w:val="21"/>
                 <w:szCs w:val="21"/>
               </w:rPr>
-              <w:t xml:space="preserve">Adam 优化器初始学习率</w:t>
+              <w:t xml:space="preserve">□□□□□□□□□□</w:t>
             </w:r>
           </w:p>
         </w:tc>
@@ -732,7 +681,7 @@
                 <w:sz w:val="21"/>
                 <w:szCs w:val="21"/>
               </w:rPr>
-              <w:t xml:space="preserve">批次大小</w:t>
+              <w:t xml:space="preserve">指导教师</w:t>
             </w:r>
           </w:p>
         </w:tc>
@@ -763,7 +712,7 @@
                 <w:sz w:val="21"/>
                 <w:szCs w:val="21"/>
               </w:rPr>
-              <w:t xml:space="preserve">32</w:t>
+              <w:t xml:space="preserve">：</w:t>
             </w:r>
           </w:p>
         </w:tc>
@@ -793,7 +742,7 @@
                 <w:sz w:val="21"/>
                 <w:szCs w:val="21"/>
               </w:rPr>
-              <w:t xml:space="preserve">每次迭代样本数</w:t>
+              <w:t xml:space="preserve">□□□教授</w:t>
             </w:r>
           </w:p>
         </w:tc>
@@ -830,7 +779,7 @@
                 <w:sz w:val="21"/>
                 <w:szCs w:val="21"/>
               </w:rPr>
-              <w:t xml:space="preserve">训练轮数</w:t>
+              <w:t xml:space="preserve">专业</w:t>
             </w:r>
           </w:p>
         </w:tc>
@@ -861,7 +810,7 @@
                 <w:sz w:val="21"/>
                 <w:szCs w:val="21"/>
               </w:rPr>
-              <w:t xml:space="preserve">100</w:t>
+              <w:t xml:space="preserve">：</w:t>
             </w:r>
           </w:p>
         </w:tc>
@@ -891,7 +840,7 @@
                 <w:sz w:val="21"/>
                 <w:szCs w:val="21"/>
               </w:rPr>
-              <w:t xml:space="preserve">总迭代轮数</w:t>
+              <w:t xml:space="preserve">机械制造及其自动化</w:t>
             </w:r>
           </w:p>
         </w:tc>
@@ -928,7 +877,7 @@
                 <w:sz w:val="21"/>
                 <w:szCs w:val="21"/>
               </w:rPr>
-              <w:t xml:space="preserve">Dropout率</w:t>
+              <w:t xml:space="preserve">学院</w:t>
             </w:r>
           </w:p>
         </w:tc>
@@ -959,7 +908,7 @@
                 <w:sz w:val="21"/>
                 <w:szCs w:val="21"/>
               </w:rPr>
-              <w:t xml:space="preserve">0.3</w:t>
+              <w:t xml:space="preserve">：</w:t>
             </w:r>
           </w:p>
         </w:tc>
@@ -989,13 +938,361 @@
                 <w:sz w:val="21"/>
                 <w:szCs w:val="21"/>
               </w:rPr>
-              <w:t xml:space="preserve">防止过拟合</w:t>
+              <w:t xml:space="preserve">机电工程学院</w:t>
+            </w:r>
+          </w:p>
+        </w:tc>
+      </w:tr>
+      <w:tr>
+        <w:trPr>
+          <w:jc w:val="center"/>
+        </w:trPr>
+        <w:tc>
+          <w:tcPr>
+            <w:tcW w:w="1365" w:type="dxa"/>
+            <w:tcBorders>
+              <w:top w:val="nil"/>
+              <w:left w:val="nil"/>
+              <w:bottom w:val="nil"/>
+              <w:right w:val="nil"/>
+            </w:tcBorders>
+            <w:noWrap w:val="0"/>
+            <w:vAlign w:val="center"/>
+          </w:tcPr>
+          <w:p>
+            <w:pPr>
+              <w:adjustRightInd w:val="0"/>
+              <w:jc w:val="center"/>
+              <w:rPr>
+                <w:rFonts w:hint="eastAsia"/>
+                <w:sz w:val="21"/>
+                <w:szCs w:val="21"/>
+              </w:rPr>
+            </w:pPr>
+            <w:r>
+              <w:rPr>
+                <w:rFonts w:hint="eastAsia"/>
+                <w:sz w:val="21"/>
+                <w:szCs w:val="21"/>
+              </w:rPr>
+              <w:t xml:space="preserve">答 辩 日 期</w:t>
+            </w:r>
+          </w:p>
+        </w:tc>
+        <w:tc>
+          <w:tcPr>
+            <w:tcW w:w="1365" w:type="dxa"/>
+            <w:tcBorders>
+              <w:top w:val="nil"/>
+              <w:left w:val="nil"/>
+              <w:bottom w:val="nil"/>
+              <w:right w:val="nil"/>
+            </w:tcBorders>
+            <w:noWrap w:val="0"/>
+            <w:vAlign w:val="center"/>
+          </w:tcPr>
+          <w:p>
+            <w:pPr>
+              <w:adjustRightInd w:val="0"/>
+              <w:jc w:val="center"/>
+              <w:rPr>
+                <w:sz w:val="21"/>
+                <w:szCs w:val="21"/>
+              </w:rPr>
+            </w:pPr>
+            <w:r>
+              <w:rPr>
+                <w:rFonts w:hint="eastAsia"/>
+                <w:sz w:val="21"/>
+                <w:szCs w:val="21"/>
+              </w:rPr>
+              <w:t xml:space="preserve">：</w:t>
+            </w:r>
+          </w:p>
+        </w:tc>
+        <w:tc>
+          <w:tcPr>
+            <w:tcW w:w="1365" w:type="dxa"/>
+            <w:tcBorders>
+              <w:top w:val="nil"/>
+              <w:left w:val="nil"/>
+              <w:bottom w:val="nil"/>
+              <w:right w:val="nil"/>
+            </w:tcBorders>
+            <w:noWrap w:val="0"/>
+            <w:vAlign w:val="center"/>
+          </w:tcPr>
+          <w:p>
+            <w:pPr>
+              <w:adjustRightInd w:val="0"/>
+              <w:jc w:val="center"/>
+              <w:rPr>
+                <w:sz w:val="21"/>
+                <w:szCs w:val="21"/>
+              </w:rPr>
+            </w:pPr>
+            <w:r>
+              <w:rPr>
+                <w:sz w:val="21"/>
+                <w:szCs w:val="21"/>
+              </w:rPr>
+              <w:t xml:space="preserve">2022年6月</w:t>
+            </w:r>
+          </w:p>
+        </w:tc>
+      </w:tr>
+      <w:tr>
+        <w:trPr>
+          <w:jc w:val="center"/>
+        </w:trPr>
+        <w:tc>
+          <w:tcPr>
+            <w:tcW w:w="1365" w:type="dxa"/>
+            <w:tcBorders>
+              <w:top w:val="nil"/>
+              <w:left w:val="nil"/>
+              <w:bottom w:val="nil"/>
+              <w:right w:val="nil"/>
+            </w:tcBorders>
+            <w:noWrap w:val="0"/>
+            <w:vAlign w:val="center"/>
+          </w:tcPr>
+          <w:p>
+            <w:pPr>
+              <w:adjustRightInd w:val="0"/>
+              <w:jc w:val="center"/>
+              <w:rPr>
+                <w:rFonts w:hint="eastAsia"/>
+                <w:sz w:val="21"/>
+                <w:szCs w:val="21"/>
+              </w:rPr>
+            </w:pPr>
+            <w:r>
+              <w:rPr>
+                <w:rFonts w:hint="eastAsia"/>
+                <w:sz w:val="21"/>
+                <w:szCs w:val="21"/>
+              </w:rPr>
+              <w:t xml:space="preserve">学校</w:t>
+            </w:r>
+          </w:p>
+        </w:tc>
+        <w:tc>
+          <w:tcPr>
+            <w:tcW w:w="1365" w:type="dxa"/>
+            <w:tcBorders>
+              <w:top w:val="nil"/>
+              <w:left w:val="nil"/>
+              <w:bottom w:val="nil"/>
+              <w:right w:val="nil"/>
+            </w:tcBorders>
+            <w:noWrap w:val="0"/>
+            <w:vAlign w:val="center"/>
+          </w:tcPr>
+          <w:p>
+            <w:pPr>
+              <w:adjustRightInd w:val="0"/>
+              <w:jc w:val="center"/>
+              <w:rPr>
+                <w:sz w:val="21"/>
+                <w:szCs w:val="21"/>
+              </w:rPr>
+            </w:pPr>
+            <w:r>
+              <w:rPr>
+                <w:rFonts w:hint="eastAsia"/>
+                <w:sz w:val="21"/>
+                <w:szCs w:val="21"/>
+              </w:rPr>
+              <w:t xml:space="preserve">：</w:t>
+            </w:r>
+          </w:p>
+        </w:tc>
+        <w:tc>
+          <w:tcPr>
+            <w:tcW w:w="1365" w:type="dxa"/>
+            <w:tcBorders>
+              <w:top w:val="nil"/>
+              <w:left w:val="nil"/>
+              <w:bottom w:val="nil"/>
+              <w:right w:val="nil"/>
+            </w:tcBorders>
+            <w:noWrap w:val="0"/>
+            <w:vAlign w:val="center"/>
+          </w:tcPr>
+          <w:p>
+            <w:pPr>
+              <w:adjustRightInd w:val="0"/>
+              <w:jc w:val="center"/>
+              <w:rPr>
+                <w:sz w:val="21"/>
+                <w:szCs w:val="21"/>
+              </w:rPr>
+            </w:pPr>
+            <w:r>
+              <w:rPr>
+                <w:sz w:val="21"/>
+                <w:szCs w:val="21"/>
+              </w:rPr>
+              <w:t xml:space="preserve">哈尔滨工业大学</w:t>
             </w:r>
           </w:p>
         </w:tc>
       </w:tr>
     </w:tbl>
     <w:p/>
+    <w:p/>
+    <w:p>
+      <w:pPr>
+        <w:pStyle w:val="Heading1"/>
+        <w:spacing w:before="480" w:after="240"/>
+        <w:jc w:val="center"/>
+        <w:outlineLvl w:val="9"/>
+      </w:pPr>
+      <w:r>
+        <w:rPr>
+          <w:rFonts w:hint="eastAsia" w:ascii="幼圆" w:hAnsi="幼圆" w:eastAsia="幼圆" w:cs="幼圆"/>
+          <w:b/>
+          <w:sz w:val="32"/>
+          <w:szCs w:val="32"/>
+          <w:lang w:val="en-US" w:eastAsia="zh-CN"/>
+          <w:color w:val="000000"/>
+        </w:rPr>
+        <w:t>摘  要</w:t>
+      </w:r>
+    </w:p>
+    <w:p>
+      <w:r>
+        <w:t>气体静压轴承由于具有运动精度高、摩擦损耗小、发热变形小、寿命长、无污染等特点，在航空航天工业、半导体工业、纺织工业和测量仪器中得到广泛应用。本文在分析国内外气体静压轴承的基础上，以改善气体静压轴承的静态特性和稳定性为目的，通过理论分析、仿真计算和实验研究对局部多孔质气体静压止推轴承进行了研究，同时分析轴承的结构参数和工作参数对局部多孔质气体静压止推轴承工作特性的影响，为局部多孔质气体静压轴承的设计和工程应用奠定理论基础。</w:t>
+      </w:r>
+    </w:p>
+    <w:p>
+      <w:r>
+        <w:t>建立基于分形几何理论的多孔质石墨渗透率与分形维数之间关系的数学模型，该模型可预测多孔质石墨的渗透率，并可直观描述孔隙的大小对渗透率的影响。</w:t>
+      </w:r>
+    </w:p>
+    <w:p>
+      <w:r>
+        <w:t>本文在理论分析的基础上，建立局部多孔质气体静压止推轴承静态特性的数学模型，在此基础上，通过工程方法和有限元方法对所建立的模型进行求解。在采用有限元方法时，首先通过加权余量法，将二阶偏微分方程降为一阶，从而，降低了对插值函数连续度的要求，同时，方便采用有限元方法进行求解。</w:t>
+      </w:r>
+    </w:p>
+    <w:p>
+      <w:r>
+        <w:t>……</w:t>
+      </w:r>
+    </w:p>
+    <w:p>
+      <w:r>
+        <w:t>关键词:多孔质石墨；……；稳定性</w:t>
+      </w:r>
+    </w:p>
+    <w:p>
+      <w:r>
+        <w:t>（内容及关键词用小4号字）</w:t>
+      </w:r>
+    </w:p>
+    <w:p/>
+    <w:p>
+      <w:pPr>
+        <w:pStyle w:val="Heading1"/>
+        <w:spacing w:before="480" w:after="240"/>
+        <w:jc w:val="center"/>
+        <w:outlineLvl w:val="9"/>
+      </w:pPr>
+      <w:r>
+        <w:rPr>
+          <w:rFonts w:hint="eastAsia" w:ascii="幼圆" w:hAnsi="幼圆" w:eastAsia="幼圆" w:cs="幼圆"/>
+          <w:b/>
+          <w:sz w:val="32"/>
+          <w:szCs w:val="32"/>
+          <w:lang w:val="en-US" w:eastAsia="zh-CN"/>
+          <w:color w:val="000000"/>
+        </w:rPr>
+        <w:t>Abstract</w:t>
+      </w:r>
+    </w:p>
+    <w:p>
+      <w:r>
+        <w:t>Externally pressurized gas bearing has been widely used in the field of aviation, semiconductor, weave, and measurement apparatus because of its advantage of high accuracy, little friction, low heat distortion, long life-span, and no pollution. In this thesis, based on the domestic and overseas researching development about externally pressurized gas bearing, the author investigated the partial porous externally pressurized gas thrust bearing by theoretical analysis, computer simulation, and experiments to improve its static charaterictics and stability. The effects of structure and operating parameters on partial porous externally pressurized gas bearing has been studied. Therefore, a theoretical foundation for the designing and application for the partial porous externally pressurized gas bearing has been presented.</w:t>
+      </w:r>
+    </w:p>
+    <w:p>
+      <w:r>
+        <w:t>Based on the fractal theory, a model was established to demonstrate the relationship between the porous graphite permeability and the fractal dimension. It can predict the permeability of porous graphite and show the effects of the pore size on the permeability.</w:t>
+      </w:r>
+    </w:p>
+    <w:p>
+      <w:r>
+        <w:t>In this thesis, the author established a model about the static characteristics of partial porous externally pressurized gas thrust bearing, and it was analyzed by engineering solution and Finite Element Method (FEM). While using FEM, the second-order partial differential equation was reduced to one-order by adopting Galerkin weighted residual method, for decreasing the continuity degree requirement of the interpolation function and facilitating to the calculation.</w:t>
+      </w:r>
+    </w:p>
+    <w:p>
+      <w:r>
+        <w:t>…</w:t>
+      </w:r>
+    </w:p>
+    <w:p>
+      <w:r>
+        <w:t>Keywords：porous graphite, …, Stability</w:t>
+      </w:r>
+    </w:p>
+    <w:p>
+      <w:r>
+        <w:t>英文摘要与中文摘要的内容应一致，在语法、用词上应准确无误。关键词间用逗号相连。</w:t>
+      </w:r>
+    </w:p>
+    <w:p>
+      <w:r>
+        <w:t>（内容及关键词用Times New Roman 字体小4号字）</w:t>
+      </w:r>
+    </w:p>
+    <w:p>
+      <w:pPr>
+        <w:sectPr>
+          <w:footerReference w:type="default" r:id="rId12"/>
+          <w:type w:val="nextPage"/>
+          <w:pgNumType w:fmt="lowerRoman" w:start="1"/>
+        </w:sectPr>
+      </w:pPr>
+    </w:p>
+    <w:p>
+      <w:pPr>
+        <w:pStyle w:val="Heading1"/>
+        <w:spacing w:before="480" w:after="240"/>
+        <w:jc w:val="center"/>
+        <w:outlineLvl w:val="0"/>
+      </w:pPr>
+      <w:r>
+        <w:rPr>
+          <w:rFonts w:hint="eastAsia" w:ascii="幼圆" w:hAnsi="幼圆" w:eastAsia="幼圆" w:cs="幼圆"/>
+          <w:b/>
+          <w:sz w:val="32"/>
+          <w:szCs w:val="32"/>
+          <w:lang w:val="en-US" w:eastAsia="zh-CN"/>
+          <w:color w:val="000000"/>
+        </w:rPr>
+        <w:t>目  录</w:t>
+      </w:r>
+    </w:p>
+    <w:p>
+      <w:pPr>
+        <w:pStyle w:val="Heading1"/>
+        <w:spacing w:before="480" w:after="240"/>
+        <w:jc w:val="center"/>
+        <w:outlineLvl w:val="0"/>
+      </w:pPr>
+      <w:r>
+        <w:rPr>
+          <w:rFonts w:hint="eastAsia" w:ascii="幼圆" w:hAnsi="幼圆" w:eastAsia="幼圆" w:cs="幼圆"/>
+          <w:b/>
+          <w:sz w:val="32"/>
+          <w:szCs w:val="32"/>
+          <w:lang w:val="en-US" w:eastAsia="zh-CN"/>
+          <w:color w:val="000000"/>
+        </w:rPr>
+        <w:t>第1章  绪  论</w:t>
+      </w:r>
+    </w:p>
     <w:p>
       <w:pPr>
         <w:pStyle w:val="Heading2"/>
@@ -1011,7 +1308,7 @@
           <w:szCs w:val="28"/>
           <w:color w:val="000000"/>
         </w:rPr>
-        <w:t>3.2  五列宽表</w:t>
+        <w:t>1.1  课题背景及研究的目的和意义</w:t>
       </w:r>
     </w:p>
     <w:p>
@@ -1026,7 +1323,7 @@
           <w:szCs w:val="96"/>
           <w:color w:val="000000"/>
         </w:rPr>
-        <w:t>表 3-2 展示了五列不等宽表格，验证列宽自动分配。</w:t>
+        <w:t>发展国防工业、微电子工业等尖端技术需要精密和超精密的仪器设备，精密仪器设备要求高速、……</w:t>
       </w:r>
     </w:p>
     <w:p>
@@ -1041,7 +1338,904 @@
           <w:szCs w:val="96"/>
           <w:color w:val="000000"/>
         </w:rPr>
-        <w:t>表 3-2  方法性能对比（五列）</w:t>
+        <w:t>……</w:t>
+      </w:r>
+    </w:p>
+    <w:p>
+      <w:pPr>
+        <w:pStyle w:val="Heading2"/>
+        <w:spacing w:before="240" w:after="120"/>
+        <w:jc w:val="left"/>
+        <w:outlineLvl w:val="1"/>
+      </w:pPr>
+      <w:r>
+        <w:rPr>
+          <w:rFonts w:hint="eastAsia" w:ascii="隶书" w:hAnsi="隶书" w:eastAsia="隶书" w:cs="隶书"/>
+          <w:b/>
+          <w:sz w:val="28"/>
+          <w:szCs w:val="28"/>
+          <w:color w:val="000000"/>
+        </w:rPr>
+        <w:t>1.2  气体润滑轴承及其相关理论的发展概况</w:t>
+      </w:r>
+    </w:p>
+    <w:p>
+      <w:pPr>
+        <w:spacing w:line="360" w:lineRule="auto"/>
+        <w:ind w:firstLine="480"/>
+      </w:pPr>
+      <w:r>
+        <w:rPr>
+          <w:rFonts w:hint="eastAsia" w:ascii="隶书" w:hAnsi="隶书" w:eastAsia="隶书" w:cs="隶书"/>
+          <w:sz w:val="96"/>
+          <w:szCs w:val="96"/>
+          <w:color w:val="000000"/>
+        </w:rPr>
+        <w:t>气体轴承是利用气膜支撑负荷或减少摩擦的机械构件。……</w:t>
+      </w:r>
+    </w:p>
+    <w:p>
+      <w:pPr>
+        <w:spacing w:line="360" w:lineRule="auto"/>
+        <w:ind w:firstLine="480"/>
+      </w:pPr>
+      <w:r>
+        <w:rPr>
+          <w:rFonts w:hint="eastAsia" w:ascii="隶书" w:hAnsi="隶书" w:eastAsia="隶书" w:cs="隶书"/>
+          <w:sz w:val="96"/>
+          <w:szCs w:val="96"/>
+          <w:color w:val="000000"/>
+        </w:rPr>
+        <w:t>……</w:t>
+      </w:r>
+    </w:p>
+    <w:p>
+      <w:pPr>
+        <w:pStyle w:val="Heading3"/>
+        <w:spacing w:before="120" w:after="60"/>
+        <w:jc w:val="left"/>
+        <w:outlineLvl w:val="2"/>
+      </w:pPr>
+      <w:r>
+        <w:rPr>
+          <w:rFonts w:hint="eastAsia" w:ascii="隶书" w:hAnsi="隶书" w:eastAsia="隶书" w:cs="隶书"/>
+          <w:b/>
+          <w:sz w:val="24"/>
+          <w:szCs w:val="24"/>
+          <w:color w:val="000000"/>
+        </w:rPr>
+        <w:t>1.2.1  气体润滑轴承的发展</w:t>
+      </w:r>
+    </w:p>
+    <w:p>
+      <w:pPr>
+        <w:spacing w:line="360" w:lineRule="auto"/>
+        <w:ind w:firstLine="480"/>
+      </w:pPr>
+      <w:r>
+        <w:rPr>
+          <w:rFonts w:hint="eastAsia" w:ascii="隶书" w:hAnsi="隶书" w:eastAsia="隶书" w:cs="隶书"/>
+          <w:sz w:val="96"/>
+          <w:szCs w:val="96"/>
+          <w:color w:val="000000"/>
+        </w:rPr>
+        <w:t>1828年，R.R.Willis</w:t>
+      </w:r>
+      <w:r>
+        <w:rPr>
+          <w:rFonts w:hint="eastAsia" w:ascii="隶书" w:hAnsi="隶书" w:eastAsia="隶书" w:cs="隶书"/>
+          <w:sz w:val="96"/>
+          <w:szCs w:val="96"/>
+          <w:color w:val="000000"/>
+          <w:vertAlign w:val="superscript"/>
+        </w:rPr>
+        <w:t>[3]</w:t>
+      </w:r>
+      <w:r>
+        <w:rPr>
+          <w:rFonts w:hint="eastAsia" w:ascii="隶书" w:hAnsi="隶书" w:eastAsia="隶书" w:cs="隶书"/>
+          <w:sz w:val="96"/>
+          <w:szCs w:val="96"/>
+          <w:color w:val="000000"/>
+        </w:rPr>
+        <w:t xml:space="preserve"/>
+      </w:r>
+      <w:r>
+        <w:rPr>
+          <w:rFonts w:hint="eastAsia" w:ascii="隶书" w:hAnsi="隶书" w:eastAsia="隶书" w:cs="隶书"/>
+          <w:sz w:val="96"/>
+          <w:szCs w:val="96"/>
+          <w:color w:val="000000"/>
+          <w:vertAlign w:val="superscript"/>
+        </w:rPr>
+      </w:r>
+      <w:r>
+        <w:rPr>
+          <w:rFonts w:hint="eastAsia" w:ascii="隶书" w:hAnsi="隶书" w:eastAsia="隶书" w:cs="隶书"/>
+          <w:sz w:val="96"/>
+          <w:szCs w:val="96"/>
+          <w:color w:val="000000"/>
+        </w:rPr>
+        <w:t>发表了一篇关于小孔节流平板中压力分布的文章，这是有记载的研究气体润滑的最早文献。……</w:t>
+      </w:r>
+    </w:p>
+    <w:p>
+      <w:pPr>
+        <w:spacing w:line="360" w:lineRule="auto"/>
+        <w:ind w:firstLine="480"/>
+      </w:pPr>
+      <w:r>
+        <w:rPr>
+          <w:rFonts w:hint="eastAsia" w:ascii="隶书" w:hAnsi="隶书" w:eastAsia="隶书" w:cs="隶书"/>
+          <w:sz w:val="96"/>
+          <w:szCs w:val="96"/>
+          <w:color w:val="000000"/>
+        </w:rPr>
+        <w:t>根据间隙内气膜压力的产生原理，气体轴承可以分为四种基本形式：</w:t>
+      </w:r>
+    </w:p>
+    <w:p>
+      <w:pPr>
+        <w:spacing w:line="360" w:lineRule="auto"/>
+        <w:ind w:firstLine="480"/>
+      </w:pPr>
+      <w:r>
+        <w:rPr>
+          <w:rFonts w:hint="eastAsia" w:ascii="隶书" w:hAnsi="隶书" w:eastAsia="隶书" w:cs="隶书"/>
+          <w:sz w:val="96"/>
+          <w:szCs w:val="96"/>
+          <w:color w:val="000000"/>
+        </w:rPr>
+        <w:t>（1）气体静压轴承  加压气体经过节流器进入间隙，在间隙内产生压力气膜使物体浮起的气体轴承，……</w:t>
+      </w:r>
+    </w:p>
+    <w:p>
+      <w:pPr>
+        <w:pStyle w:val="Heading3"/>
+        <w:spacing w:before="120" w:after="60"/>
+        <w:jc w:val="left"/>
+        <w:outlineLvl w:val="2"/>
+      </w:pPr>
+      <w:r>
+        <w:rPr>
+          <w:rFonts w:hint="eastAsia" w:ascii="隶书" w:hAnsi="隶书" w:eastAsia="隶书" w:cs="隶书"/>
+          <w:b/>
+          <w:sz w:val="24"/>
+          <w:szCs w:val="24"/>
+          <w:color w:val="000000"/>
+        </w:rPr>
+        <w:t>1.2.2  气体润滑轴承的分类</w:t>
+      </w:r>
+    </w:p>
+    <w:p>
+      <w:pPr>
+        <w:spacing w:line="360" w:lineRule="auto"/>
+        <w:ind w:firstLine="480"/>
+      </w:pPr>
+      <w:r>
+        <w:rPr>
+          <w:rFonts w:hint="eastAsia" w:ascii="隶书" w:hAnsi="隶书" w:eastAsia="隶书" w:cs="隶书"/>
+          <w:sz w:val="96"/>
+          <w:szCs w:val="96"/>
+          <w:color w:val="000000"/>
+        </w:rPr>
+        <w:t>根据间隙内气膜压力的产生原理，气体轴承可以分为四种基本形式，其结构如图1-1所示。</w:t>
+      </w:r>
+    </w:p>
+    <w:p>
+      <w:pPr>
+        <w:spacing w:line="360" w:lineRule="auto"/>
+        <w:ind w:firstLine="480"/>
+      </w:pPr>
+      <w:r>
+        <w:rPr>
+          <w:rFonts w:hint="eastAsia" w:ascii="隶书" w:hAnsi="隶书" w:eastAsia="隶书" w:cs="隶书"/>
+          <w:sz w:val="96"/>
+          <w:szCs w:val="96"/>
+          <w:color w:val="000000"/>
+        </w:rPr>
+        <w:t>（1）气体静压轴承  加压气体经过节流器进入间隙，在间隙内产生压力气膜使物体浮起的气体轴承，结构如图1-1 (a)所示。……</w:t>
+      </w:r>
+    </w:p>
+    <w:p>
+      <w:pPr>
+        <w:spacing w:line="360" w:lineRule="auto"/>
+        <w:ind w:firstLine="480"/>
+      </w:pPr>
+      <w:r>
+        <w:rPr>
+          <w:rFonts w:hint="eastAsia" w:ascii="隶书" w:hAnsi="隶书" w:eastAsia="隶书" w:cs="隶书"/>
+          <w:sz w:val="96"/>
+          <w:szCs w:val="96"/>
+          <w:color w:val="000000"/>
+        </w:rPr>
+        <w:t>……</w:t>
+      </w:r>
+    </w:p>
+    <w:p>
+      <w:pPr>
+        <w:jc w:val="center"/>
+      </w:pPr>
+      <w:r>
+        <w:drawing>
+          <wp:inline xmlns:a="http://schemas.openxmlformats.org/drawingml/2006/main" xmlns:pic="http://schemas.openxmlformats.org/drawingml/2006/picture">
+            <wp:extent cx="3200400" cy="1468556"/>
+            <wp:docPr id="1" name="Picture 1"/>
+            <wp:cNvGraphicFramePr>
+              <a:graphicFrameLocks noChangeAspect="1"/>
+            </wp:cNvGraphicFramePr>
+            <a:graphic>
+              <a:graphicData uri="http://schemas.openxmlformats.org/drawingml/2006/picture">
+                <pic:pic>
+                  <pic:nvPicPr>
+                    <pic:cNvPr id="0" name="image.tiff"/>
+                    <pic:cNvPicPr/>
+                  </pic:nvPicPr>
+                  <pic:blipFill>
+                    <a:blip r:embed="rId9"/>
+                    <a:stretch>
+                      <a:fillRect/>
+                    </a:stretch>
+                  </pic:blipFill>
+                  <pic:spPr>
+                    <a:xfrm>
+                      <a:off x="0" y="0"/>
+                      <a:ext cx="3200400" cy="1468556"/>
+                    </a:xfrm>
+                    <a:prstGeom prst="rect"/>
+                  </pic:spPr>
+                </pic:pic>
+              </a:graphicData>
+            </a:graphic>
+          </wp:inline>
+        </w:drawing>
+      </w:r>
+    </w:p>
+    <w:p>
+      <w:pPr>
+        <w:jc w:val="center"/>
+      </w:pPr>
+      <w:r>
+        <w:drawing>
+          <wp:inline xmlns:a="http://schemas.openxmlformats.org/drawingml/2006/main" xmlns:pic="http://schemas.openxmlformats.org/drawingml/2006/picture">
+            <wp:extent cx="3200400" cy="1705530"/>
+            <wp:docPr id="2" name="Picture 2"/>
+            <wp:cNvGraphicFramePr>
+              <a:graphicFrameLocks noChangeAspect="1"/>
+            </wp:cNvGraphicFramePr>
+            <a:graphic>
+              <a:graphicData uri="http://schemas.openxmlformats.org/drawingml/2006/picture">
+                <pic:pic>
+                  <pic:nvPicPr>
+                    <pic:cNvPr id="0" name="image.tiff"/>
+                    <pic:cNvPicPr/>
+                  </pic:nvPicPr>
+                  <pic:blipFill>
+                    <a:blip r:embed="rId10"/>
+                    <a:stretch>
+                      <a:fillRect/>
+                    </a:stretch>
+                  </pic:blipFill>
+                  <pic:spPr>
+                    <a:xfrm>
+                      <a:off x="0" y="0"/>
+                      <a:ext cx="3200400" cy="1705530"/>
+                    </a:xfrm>
+                    <a:prstGeom prst="rect"/>
+                  </pic:spPr>
+                </pic:pic>
+              </a:graphicData>
+            </a:graphic>
+          </wp:inline>
+        </w:drawing>
+      </w:r>
+    </w:p>
+    <w:p>
+      <w:pPr>
+        <w:spacing w:line="360" w:lineRule="auto"/>
+        <w:ind w:firstLine="480"/>
+      </w:pPr>
+      <w:r>
+        <w:rPr>
+          <w:rFonts w:hint="eastAsia" w:ascii="隶书" w:hAnsi="隶书" w:eastAsia="隶书" w:cs="隶书"/>
+          <w:sz w:val="96"/>
+          <w:szCs w:val="96"/>
+          <w:color w:val="000000"/>
+        </w:rPr>
+        <w:t>图1-1  气体润滑轴承的分类</w:t>
+      </w:r>
+    </w:p>
+    <w:p>
+      <w:pPr>
+        <w:spacing w:line="360" w:lineRule="auto"/>
+        <w:ind w:firstLine="480"/>
+      </w:pPr>
+      <w:r>
+        <w:rPr>
+          <w:rFonts w:hint="eastAsia" w:ascii="隶书" w:hAnsi="隶书" w:eastAsia="隶书" w:cs="隶书"/>
+          <w:sz w:val="96"/>
+          <w:szCs w:val="96"/>
+          <w:color w:val="000000"/>
+        </w:rPr>
+        <w:t>(a) 气体静压轴承; (b) 气体动压轴承; (c) 气体动静压轴承; (d) 气体压膜轴承</w:t>
+      </w:r>
+    </w:p>
+    <w:p>
+      <w:pPr>
+        <w:spacing w:line="360" w:lineRule="auto"/>
+        <w:ind w:firstLine="480"/>
+      </w:pPr>
+      <w:r>
+        <w:rPr>
+          <w:rFonts w:hint="eastAsia" w:ascii="隶书" w:hAnsi="隶书" w:eastAsia="隶书" w:cs="隶书"/>
+          <w:sz w:val="96"/>
+          <w:szCs w:val="96"/>
+          <w:color w:val="000000"/>
+        </w:rPr>
+        <w:t>（也可以按照下图范例书写）</w:t>
+      </w:r>
+    </w:p>
+    <w:p>
+      <w:pPr>
+        <w:jc w:val="center"/>
+      </w:pPr>
+      <w:r>
+        <w:drawing>
+          <wp:inline xmlns:a="http://schemas.openxmlformats.org/drawingml/2006/main" xmlns:pic="http://schemas.openxmlformats.org/drawingml/2006/picture">
+            <wp:extent cx="3200400" cy="1501711"/>
+            <wp:docPr id="3" name="Picture 3"/>
+            <wp:cNvGraphicFramePr>
+              <a:graphicFrameLocks noChangeAspect="1"/>
+            </wp:cNvGraphicFramePr>
+            <a:graphic>
+              <a:graphicData uri="http://schemas.openxmlformats.org/drawingml/2006/picture">
+                <pic:pic>
+                  <pic:nvPicPr>
+                    <pic:cNvPr id="0" name="image.tiff"/>
+                    <pic:cNvPicPr/>
+                  </pic:nvPicPr>
+                  <pic:blipFill>
+                    <a:blip r:embed="rId11"/>
+                    <a:stretch>
+                      <a:fillRect/>
+                    </a:stretch>
+                  </pic:blipFill>
+                  <pic:spPr>
+                    <a:xfrm>
+                      <a:off x="0" y="0"/>
+                      <a:ext cx="3200400" cy="1501711"/>
+                    </a:xfrm>
+                    <a:prstGeom prst="rect"/>
+                  </pic:spPr>
+                </pic:pic>
+              </a:graphicData>
+            </a:graphic>
+          </wp:inline>
+        </w:drawing>
+      </w:r>
+    </w:p>
+    <w:p>
+      <w:pPr>
+        <w:spacing w:line="360" w:lineRule="auto"/>
+        <w:ind w:firstLine="480"/>
+      </w:pPr>
+      <w:r>
+        <w:rPr>
+          <w:rFonts w:hint="eastAsia" w:ascii="隶书" w:hAnsi="隶书" w:eastAsia="隶书" w:cs="隶书"/>
+          <w:sz w:val="96"/>
+          <w:szCs w:val="96"/>
+          <w:color w:val="000000"/>
+        </w:rPr>
+        <w:t>(a) 气体静压轴承                          (b) 气体动压轴承</w:t>
+      </w:r>
+    </w:p>
+    <w:p>
+      <w:pPr>
+        <w:spacing w:line="360" w:lineRule="auto"/>
+        <w:ind w:firstLine="480"/>
+      </w:pPr>
+      <w:r>
+        <w:rPr>
+          <w:rFonts w:hint="eastAsia" w:ascii="隶书" w:hAnsi="隶书" w:eastAsia="隶书" w:cs="隶书"/>
+          <w:sz w:val="96"/>
+          <w:szCs w:val="96"/>
+          <w:color w:val="000000"/>
+        </w:rPr>
+        <w:t>图1-1  气体润滑轴承的分类</w:t>
+      </w:r>
+    </w:p>
+    <w:p>
+      <w:pPr>
+        <w:pStyle w:val="Heading3"/>
+        <w:spacing w:before="120" w:after="60"/>
+        <w:jc w:val="left"/>
+        <w:outlineLvl w:val="2"/>
+      </w:pPr>
+      <w:r>
+        <w:rPr>
+          <w:rFonts w:hint="eastAsia" w:ascii="隶书" w:hAnsi="隶书" w:eastAsia="隶书" w:cs="隶书"/>
+          <w:b/>
+          <w:sz w:val="24"/>
+          <w:szCs w:val="24"/>
+          <w:color w:val="000000"/>
+        </w:rPr>
+        <w:t>1.2.5  多孔质气体静压轴承的研究</w:t>
+      </w:r>
+    </w:p>
+    <w:p>
+      <w:pPr>
+        <w:spacing w:line="360" w:lineRule="auto"/>
+        <w:ind w:firstLine="480"/>
+      </w:pPr>
+      <w:r>
+        <w:rPr>
+          <w:rFonts w:hint="eastAsia" w:ascii="隶书" w:hAnsi="隶书" w:eastAsia="隶书" w:cs="隶书"/>
+          <w:sz w:val="96"/>
+          <w:szCs w:val="96"/>
+          <w:color w:val="000000"/>
+        </w:rPr>
+        <w:t>由于气体的压力低和可压缩性，……。</w:t>
+      </w:r>
+    </w:p>
+    <w:p>
+      <w:pPr>
+        <w:spacing w:line="360" w:lineRule="auto"/>
+        <w:ind w:firstLine="480"/>
+      </w:pPr>
+      <w:r>
+        <w:rPr>
+          <w:rFonts w:hint="eastAsia" w:ascii="隶书" w:hAnsi="隶书" w:eastAsia="隶书" w:cs="隶书"/>
+          <w:sz w:val="96"/>
+          <w:szCs w:val="96"/>
+          <w:color w:val="000000"/>
+        </w:rPr>
+        <w:t>1.2.5.1  多孔质静压轴承的分类</w:t>
+      </w:r>
+    </w:p>
+    <w:p>
+      <w:pPr>
+        <w:spacing w:line="360" w:lineRule="auto"/>
+        <w:ind w:firstLine="480"/>
+      </w:pPr>
+      <w:r>
+        <w:rPr>
+          <w:rFonts w:hint="eastAsia" w:ascii="隶书" w:hAnsi="隶书" w:eastAsia="隶书" w:cs="隶书"/>
+          <w:sz w:val="96"/>
+          <w:szCs w:val="96"/>
+          <w:color w:val="000000"/>
+        </w:rPr>
+        <w:t>轴承工作面的整体或……。</w:t>
+      </w:r>
+    </w:p>
+    <w:p>
+      <w:pPr>
+        <w:spacing w:line="360" w:lineRule="auto"/>
+        <w:ind w:firstLine="480"/>
+      </w:pPr>
+      <w:r>
+        <w:rPr>
+          <w:rFonts w:hint="eastAsia" w:ascii="隶书" w:hAnsi="隶书" w:eastAsia="隶书" w:cs="隶书"/>
+          <w:sz w:val="96"/>
+          <w:szCs w:val="96"/>
+          <w:color w:val="000000"/>
+        </w:rPr>
+        <w:t>1.2.5.2  多孔质材料特性的研究</w:t>
+      </w:r>
+    </w:p>
+    <w:p>
+      <w:pPr>
+        <w:spacing w:line="360" w:lineRule="auto"/>
+        <w:ind w:firstLine="480"/>
+      </w:pPr>
+      <w:r>
+        <w:rPr>
+          <w:rFonts w:hint="eastAsia" w:ascii="隶书" w:hAnsi="隶书" w:eastAsia="隶书" w:cs="隶书"/>
+          <w:sz w:val="96"/>
+          <w:szCs w:val="96"/>
+          <w:color w:val="000000"/>
+        </w:rPr>
+        <w:t>材料的主要特点是具有一定的……。</w:t>
+      </w:r>
+    </w:p>
+    <w:p>
+      <w:pPr>
+        <w:spacing w:line="360" w:lineRule="auto"/>
+        <w:ind w:firstLine="480"/>
+      </w:pPr>
+      <w:r>
+        <w:rPr>
+          <w:rFonts w:hint="eastAsia" w:ascii="隶书" w:hAnsi="隶书" w:eastAsia="隶书" w:cs="隶书"/>
+          <w:sz w:val="96"/>
+          <w:szCs w:val="96"/>
+          <w:color w:val="000000"/>
+        </w:rPr>
+        <w:t>（1）孔隙特性  多孔质材料是由……。</w:t>
+      </w:r>
+    </w:p>
+    <w:p>
+      <w:pPr>
+        <w:spacing w:line="360" w:lineRule="auto"/>
+        <w:ind w:firstLine="480"/>
+      </w:pPr>
+      <w:r>
+        <w:rPr>
+          <w:rFonts w:hint="eastAsia" w:ascii="隶书" w:hAnsi="隶书" w:eastAsia="隶书" w:cs="隶书"/>
+          <w:sz w:val="96"/>
+          <w:szCs w:val="96"/>
+          <w:color w:val="000000"/>
+        </w:rPr>
+        <w:t>……</w:t>
+      </w:r>
+    </w:p>
+    <w:p>
+      <w:pPr>
+        <w:pStyle w:val="Heading2"/>
+        <w:spacing w:before="240" w:after="120"/>
+        <w:jc w:val="left"/>
+        <w:outlineLvl w:val="1"/>
+      </w:pPr>
+      <w:r>
+        <w:rPr>
+          <w:rFonts w:hint="eastAsia" w:ascii="隶书" w:hAnsi="隶书" w:eastAsia="隶书" w:cs="隶书"/>
+          <w:b/>
+          <w:sz w:val="28"/>
+          <w:szCs w:val="28"/>
+          <w:color w:val="000000"/>
+        </w:rPr>
+        <w:t>1.4  本文的主要研究内容</w:t>
+      </w:r>
+    </w:p>
+    <w:p>
+      <w:pPr>
+        <w:spacing w:line="360" w:lineRule="auto"/>
+        <w:ind w:firstLine="480"/>
+      </w:pPr>
+      <w:r>
+        <w:rPr>
+          <w:rFonts w:hint="eastAsia" w:ascii="隶书" w:hAnsi="隶书" w:eastAsia="隶书" w:cs="隶书"/>
+          <w:sz w:val="96"/>
+          <w:szCs w:val="96"/>
+          <w:color w:val="000000"/>
+        </w:rPr>
+        <w:t>本课题的研究内容主要是针对局部多孔质止推轴承的多孔质材料的渗透</w:t>
+      </w:r>
+    </w:p>
+    <w:p>
+      <w:pPr>
+        <w:spacing w:line="360" w:lineRule="auto"/>
+        <w:ind w:firstLine="480"/>
+      </w:pPr>
+      <w:r>
+        <w:rPr>
+          <w:rFonts w:hint="eastAsia" w:ascii="隶书" w:hAnsi="隶书" w:eastAsia="隶书" w:cs="隶书"/>
+          <w:sz w:val="96"/>
+          <w:szCs w:val="96"/>
+          <w:color w:val="000000"/>
+        </w:rPr>
+        <w:t>率、静压轴承的静态特性、稳定性及其影响因素进行展开，……。</w:t>
+      </w:r>
+    </w:p>
+    <w:p>
+      <w:pPr>
+        <w:pStyle w:val="Heading1"/>
+        <w:spacing w:before="480" w:after="240"/>
+        <w:jc w:val="center"/>
+        <w:outlineLvl w:val="0"/>
+      </w:pPr>
+      <w:r>
+        <w:rPr>
+          <w:rFonts w:hint="eastAsia" w:ascii="幼圆" w:hAnsi="幼圆" w:eastAsia="幼圆" w:cs="幼圆"/>
+          <w:b/>
+          <w:sz w:val="32"/>
+          <w:szCs w:val="32"/>
+          <w:lang w:val="en-US" w:eastAsia="zh-CN"/>
+          <w:color w:val="000000"/>
+        </w:rPr>
+        <w:t>第4章  基于FLUENT软件的轴承静态特性研究</w:t>
+      </w:r>
+    </w:p>
+    <w:p>
+      <w:pPr>
+        <w:pStyle w:val="Heading2"/>
+        <w:spacing w:before="240" w:after="120"/>
+        <w:jc w:val="left"/>
+        <w:outlineLvl w:val="1"/>
+      </w:pPr>
+      <w:r>
+        <w:rPr>
+          <w:rFonts w:hint="eastAsia" w:ascii="隶书" w:hAnsi="隶书" w:eastAsia="隶书" w:cs="隶书"/>
+          <w:b/>
+          <w:sz w:val="28"/>
+          <w:szCs w:val="28"/>
+          <w:color w:val="000000"/>
+        </w:rPr>
+        <w:t>4.1  引言</w:t>
+      </w:r>
+    </w:p>
+    <w:p>
+      <w:pPr>
+        <w:spacing w:line="360" w:lineRule="auto"/>
+        <w:ind w:firstLine="480"/>
+      </w:pPr>
+      <w:r>
+        <w:rPr>
+          <w:rFonts w:hint="eastAsia" w:ascii="隶书" w:hAnsi="隶书" w:eastAsia="隶书" w:cs="隶书"/>
+          <w:sz w:val="96"/>
+          <w:szCs w:val="96"/>
+          <w:color w:val="000000"/>
+        </w:rPr>
+        <w:t>利用现成的商用软件来研究流场，可以免去对N-S方程求解程序的……</w:t>
+      </w:r>
+    </w:p>
+    <w:p>
+      <w:pPr>
+        <w:pStyle w:val="Heading3"/>
+        <w:spacing w:before="120" w:after="60"/>
+        <w:jc w:val="left"/>
+        <w:outlineLvl w:val="2"/>
+      </w:pPr>
+      <w:r>
+        <w:rPr>
+          <w:rFonts w:hint="eastAsia" w:ascii="隶书" w:hAnsi="隶书" w:eastAsia="隶书" w:cs="隶书"/>
+          <w:b/>
+          <w:sz w:val="24"/>
+          <w:szCs w:val="24"/>
+          <w:color w:val="000000"/>
+        </w:rPr>
+        <w:t>4.2.3  边界条件的设定</w:t>
+      </w:r>
+    </w:p>
+    <w:p>
+      <w:pPr>
+        <w:spacing w:line="360" w:lineRule="auto"/>
+        <w:ind w:firstLine="480"/>
+      </w:pPr>
+      <w:r>
+        <w:rPr>
+          <w:rFonts w:hint="eastAsia" w:ascii="隶书" w:hAnsi="隶书" w:eastAsia="隶书" w:cs="隶书"/>
+          <w:sz w:val="96"/>
+          <w:szCs w:val="96"/>
+          <w:color w:val="000000"/>
+        </w:rPr>
+        <w:t>本文采用……，则每一个方向上的……由公式（4-1）、（4-2）求得：</w:t>
+      </w:r>
+    </w:p>
+    <w:p>
+      <w:pPr>
+        <w:spacing w:line="360" w:lineRule="auto"/>
+        <w:ind w:firstLine="480"/>
+      </w:pPr>
+      <w:r>
+        <w:rPr>
+          <w:rFonts w:hint="eastAsia" w:ascii="隶书" w:hAnsi="隶书" w:eastAsia="隶书" w:cs="隶书"/>
+          <w:sz w:val="96"/>
+          <w:szCs w:val="96"/>
+          <w:color w:val="000000"/>
+        </w:rPr>
+        <w:t>(4-1)</w:t>
+      </w:r>
+    </w:p>
+    <w:p>
+      <w:pPr>
+        <w:spacing w:line="360" w:lineRule="auto"/>
+        <w:ind w:firstLine="480"/>
+      </w:pPr>
+      <w:r>
+        <w:rPr>
+          <w:rFonts w:hint="eastAsia" w:ascii="隶书" w:hAnsi="隶书" w:eastAsia="隶书" w:cs="隶书"/>
+          <w:sz w:val="96"/>
+          <w:szCs w:val="96"/>
+          <w:color w:val="000000"/>
+        </w:rPr>
+        <w:t>(4-2)</w:t>
+      </w:r>
+    </w:p>
+    <w:p>
+      <w:pPr>
+        <w:spacing w:line="360" w:lineRule="auto"/>
+        <w:ind w:firstLine="480"/>
+      </w:pPr>
+      <w:r>
+        <w:rPr>
+          <w:rFonts w:hint="eastAsia" w:ascii="隶书" w:hAnsi="隶书" w:eastAsia="隶书" w:cs="隶书"/>
+          <w:sz w:val="96"/>
+          <w:szCs w:val="96"/>
+          <w:color w:val="000000"/>
+        </w:rPr>
+        <w:t>式中 ——多孔质材料的平均粒子直径（m）；</w:t>
+      </w:r>
+    </w:p>
+    <w:p>
+      <w:pPr>
+        <w:spacing w:line="360" w:lineRule="auto"/>
+        <w:ind w:firstLine="480"/>
+      </w:pPr>
+      <w:r>
+        <w:rPr>
+          <w:rFonts w:hint="eastAsia" w:ascii="隶书" w:hAnsi="隶书" w:eastAsia="隶书" w:cs="隶书"/>
+          <w:sz w:val="96"/>
+          <w:szCs w:val="96"/>
+          <w:color w:val="000000"/>
+        </w:rPr>
+        <w:t>——孔隙度（孔隙体积占总体积的百分比）；</w:t>
+      </w:r>
+    </w:p>
+    <w:p>
+      <w:pPr>
+        <w:spacing w:line="360" w:lineRule="auto"/>
+        <w:ind w:firstLine="480"/>
+      </w:pPr>
+      <w:r>
+        <w:rPr>
+          <w:rFonts w:hint="eastAsia" w:ascii="隶书" w:hAnsi="隶书" w:eastAsia="隶书" w:cs="隶书"/>
+          <w:sz w:val="96"/>
+          <w:szCs w:val="96"/>
+          <w:color w:val="000000"/>
+        </w:rPr>
+        <w:t>——特征渗透性或固有渗透性（m2）。</w:t>
+      </w:r>
+    </w:p>
+    <w:p>
+      <w:pPr>
+        <w:spacing w:line="360" w:lineRule="auto"/>
+        <w:ind w:firstLine="480"/>
+      </w:pPr>
+      <w:r>
+        <w:rPr>
+          <w:rFonts w:hint="eastAsia" w:ascii="隶书" w:hAnsi="隶书" w:eastAsia="隶书" w:cs="隶书"/>
+          <w:sz w:val="96"/>
+          <w:szCs w:val="96"/>
+          <w:color w:val="000000"/>
+        </w:rPr>
+        <w:t>……</w:t>
+      </w:r>
+    </w:p>
+    <w:p>
+      <w:pPr>
+        <w:pStyle w:val="Heading2"/>
+        <w:spacing w:before="240" w:after="120"/>
+        <w:jc w:val="left"/>
+        <w:outlineLvl w:val="1"/>
+      </w:pPr>
+      <w:r>
+        <w:rPr>
+          <w:rFonts w:hint="eastAsia" w:ascii="隶书" w:hAnsi="隶书" w:eastAsia="隶书" w:cs="隶书"/>
+          <w:b/>
+          <w:sz w:val="28"/>
+          <w:szCs w:val="28"/>
+          <w:color w:val="000000"/>
+        </w:rPr>
+        <w:t>4.4  本章小结</w:t>
+      </w:r>
+    </w:p>
+    <w:p>
+      <w:pPr>
+        <w:spacing w:line="360" w:lineRule="auto"/>
+        <w:ind w:firstLine="480"/>
+      </w:pPr>
+      <w:r>
+        <w:rPr>
+          <w:rFonts w:hint="eastAsia" w:ascii="隶书" w:hAnsi="隶书" w:eastAsia="隶书" w:cs="隶书"/>
+          <w:sz w:val="96"/>
+          <w:szCs w:val="96"/>
+          <w:color w:val="000000"/>
+        </w:rPr>
+        <w:t>……</w:t>
+      </w:r>
+    </w:p>
+    <w:p>
+      <w:pPr>
+        <w:pStyle w:val="Heading1"/>
+        <w:spacing w:before="480" w:after="240"/>
+        <w:jc w:val="center"/>
+        <w:outlineLvl w:val="0"/>
+      </w:pPr>
+      <w:r>
+        <w:rPr>
+          <w:rFonts w:hint="eastAsia" w:ascii="幼圆" w:hAnsi="幼圆" w:eastAsia="幼圆" w:cs="幼圆"/>
+          <w:b/>
+          <w:sz w:val="32"/>
+          <w:szCs w:val="32"/>
+          <w:lang w:val="en-US" w:eastAsia="zh-CN"/>
+          <w:color w:val="000000"/>
+        </w:rPr>
+        <w:t>第6章  局部多孔质静压轴承的试验研究</w:t>
+      </w:r>
+    </w:p>
+    <w:p>
+      <w:pPr>
+        <w:pStyle w:val="Heading2"/>
+        <w:spacing w:before="240" w:after="120"/>
+        <w:jc w:val="left"/>
+        <w:outlineLvl w:val="1"/>
+      </w:pPr>
+      <w:r>
+        <w:rPr>
+          <w:rFonts w:hint="eastAsia" w:ascii="隶书" w:hAnsi="隶书" w:eastAsia="隶书" w:cs="隶书"/>
+          <w:b/>
+          <w:sz w:val="28"/>
+          <w:szCs w:val="28"/>
+          <w:color w:val="000000"/>
+        </w:rPr>
+        <w:t>6.1  引言</w:t>
+      </w:r>
+    </w:p>
+    <w:p>
+      <w:pPr>
+        <w:spacing w:line="360" w:lineRule="auto"/>
+        <w:ind w:firstLine="480"/>
+      </w:pPr>
+      <w:r>
+        <w:rPr>
+          <w:rFonts w:hint="eastAsia" w:ascii="隶书" w:hAnsi="隶书" w:eastAsia="隶书" w:cs="隶书"/>
+          <w:sz w:val="96"/>
+          <w:szCs w:val="96"/>
+          <w:color w:val="000000"/>
+        </w:rPr>
+        <w:t>在前面几章中，分别对局部多孔质材料的渗透率……</w:t>
+      </w:r>
+    </w:p>
+    <w:p>
+      <w:pPr>
+        <w:pStyle w:val="Heading2"/>
+        <w:spacing w:before="240" w:after="120"/>
+        <w:jc w:val="left"/>
+        <w:outlineLvl w:val="1"/>
+      </w:pPr>
+      <w:r>
+        <w:rPr>
+          <w:rFonts w:hint="eastAsia" w:ascii="隶书" w:hAnsi="隶书" w:eastAsia="隶书" w:cs="隶书"/>
+          <w:b/>
+          <w:sz w:val="28"/>
+          <w:szCs w:val="28"/>
+          <w:color w:val="000000"/>
+        </w:rPr>
+        <w:t>6.2  多孔质石墨渗透率测试试验</w:t>
+      </w:r>
+    </w:p>
+    <w:p>
+      <w:pPr>
+        <w:spacing w:line="360" w:lineRule="auto"/>
+        <w:ind w:firstLine="480"/>
+      </w:pPr>
+      <w:r>
+        <w:rPr>
+          <w:rFonts w:hint="eastAsia" w:ascii="隶书" w:hAnsi="隶书" w:eastAsia="隶书" w:cs="隶书"/>
+          <w:sz w:val="96"/>
+          <w:szCs w:val="96"/>
+          <w:color w:val="000000"/>
+        </w:rPr>
+        <w:t>……</w:t>
+      </w:r>
+    </w:p>
+    <w:p>
+      <w:pPr>
+        <w:spacing w:line="360" w:lineRule="auto"/>
+        <w:ind w:firstLine="480"/>
+      </w:pPr>
+      <w:r>
+        <w:rPr>
+          <w:rFonts w:hint="eastAsia" w:ascii="隶书" w:hAnsi="隶书" w:eastAsia="隶书" w:cs="隶书"/>
+          <w:sz w:val="96"/>
+          <w:szCs w:val="96"/>
+          <w:color w:val="000000"/>
+        </w:rPr>
+        <w:t>1号试样的试验数据见表6-1。</w:t>
+      </w:r>
+    </w:p>
+    <w:p>
+      <w:pPr>
+        <w:spacing w:line="360" w:lineRule="auto"/>
+        <w:ind w:firstLine="480"/>
+      </w:pPr>
+      <w:r>
+        <w:rPr>
+          <w:rFonts w:hint="eastAsia" w:ascii="隶书" w:hAnsi="隶书" w:eastAsia="隶书" w:cs="隶书"/>
+          <w:sz w:val="96"/>
+          <w:szCs w:val="96"/>
+          <w:color w:val="000000"/>
+        </w:rPr>
+        <w:t>表6-1  1号试样渗透率测试数据(温度：T=16 ℃  高度：H=5.31 mm)</w:t>
       </w:r>
     </w:p>
     <w:tbl>
@@ -1110,7 +2304,8 @@
                 <w:sz w:val="21"/>
                 <w:szCs w:val="21"/>
               </w:rPr>
-              <w:t xml:space="preserve">方法</w:t>
+              <w:t xml:space="preserve">供气压力
+Ps (MPa)</w:t>
             </w:r>
           </w:p>
         </w:tc>
@@ -1146,7 +2341,8 @@
                 <w:sz w:val="21"/>
                 <w:szCs w:val="21"/>
               </w:rPr>
-              <w:t xml:space="preserve">精度(%)</w:t>
+              <w:t xml:space="preserve">流量测量
+M′(m3/h)</w:t>
             </w:r>
           </w:p>
         </w:tc>
@@ -1183,7 +2379,7 @@
                 <w:sz w:val="21"/>
                 <w:szCs w:val="21"/>
               </w:rPr>
-              <w:t xml:space="preserve">召回(%)</w:t>
+              <w:t xml:space="preserve">流量修正值M (m3/s) ×10-4</w:t>
             </w:r>
           </w:p>
         </w:tc>
@@ -1219,7 +2415,8 @@
                 <w:sz w:val="21"/>
                 <w:szCs w:val="21"/>
               </w:rPr>
-              <w:t xml:space="preserve">F1(%)</w:t>
+              <w:t xml:space="preserve">压力差
+ΔP (Pa)</w:t>
             </w:r>
           </w:p>
         </w:tc>
@@ -1255,7 +2452,43 @@
                 <w:sz w:val="21"/>
                 <w:szCs w:val="21"/>
               </w:rPr>
-              <w:t xml:space="preserve">推理时间(ms)</w:t>
+              <w:t xml:space="preserve">lgΔP</w:t>
+            </w:r>
+          </w:p>
+        </w:tc>
+        <w:tc>
+          <w:tcPr>
+            <w:tcW w:w="1365" w:type="dxa"/>
+            <w:tcBorders>
+              <w:top w:val="single" w:color="auto" w:sz="12" w:space="0"/>
+              <w:left w:val="nil"/>
+              <w:bottom w:val="single" w:color="auto" w:sz="8" w:space="0"/>
+              <w:right w:val="nil"/>
+            </w:tcBorders>
+            <w:noWrap w:val="0"/>
+            <w:vAlign w:val="center"/>
+          </w:tcPr>
+          <w:p>
+            <w:pPr>
+              <w:pStyle w:val="20"/>
+              <w:adjustRightInd w:val="0"/>
+              <w:spacing w:after="0"/>
+              <w:ind w:left="0" w:leftChars="0" w:firstLine="210" w:firstLineChars="100"/>
+              <w:jc w:val="center"/>
+              <w:rPr>
+                <w:rFonts w:hint="eastAsia"/>
+                <w:sz w:val="21"/>
+                <w:szCs w:val="21"/>
+              </w:rPr>
+            </w:pPr>
+            <w:r>
+              <w:rPr>
+                <w:b/>
+                <w:rFonts w:hint="eastAsia"/>
+                <w:sz w:val="21"/>
+                <w:szCs w:val="21"/>
+              </w:rPr>
+              <w:t xml:space="preserve">lg M</w:t>
             </w:r>
           </w:p>
         </w:tc>
@@ -1292,7 +2525,7 @@
                 <w:sz w:val="21"/>
                 <w:szCs w:val="21"/>
               </w:rPr>
-              <w:t xml:space="preserve">本文方法</w:t>
+              <w:t xml:space="preserve">0.15</w:t>
             </w:r>
           </w:p>
         </w:tc>
@@ -1323,7 +2556,7 @@
                 <w:sz w:val="21"/>
                 <w:szCs w:val="21"/>
               </w:rPr>
-              <w:t xml:space="preserve">98.7</w:t>
+              <w:t xml:space="preserve">0.009</w:t>
             </w:r>
           </w:p>
         </w:tc>
@@ -1353,7 +2586,7 @@
                 <w:sz w:val="21"/>
                 <w:szCs w:val="21"/>
               </w:rPr>
-              <w:t xml:space="preserve">97.2</w:t>
+              <w:t xml:space="preserve">0.023 12</w:t>
             </w:r>
           </w:p>
         </w:tc>
@@ -1385,7 +2618,7 @@
                 <w:sz w:val="21"/>
                 <w:szCs w:val="21"/>
               </w:rPr>
-              <w:t xml:space="preserve">97.9</w:t>
+              <w:t xml:space="preserve">46 900</w:t>
             </w:r>
           </w:p>
         </w:tc>
@@ -1415,7 +2648,38 @@
                 <w:sz w:val="21"/>
                 <w:szCs w:val="21"/>
               </w:rPr>
-              <w:t xml:space="preserve">12.3</w:t>
+              <w:t xml:space="preserve">4.671 17</w:t>
+            </w:r>
+          </w:p>
+        </w:tc>
+        <w:tc>
+          <w:tcPr>
+            <w:tcW w:w="1365" w:type="dxa"/>
+            <w:tcBorders>
+              <w:top w:val="nil"/>
+              <w:left w:val="nil"/>
+              <w:bottom w:val="nil"/>
+              <w:right w:val="nil"/>
+            </w:tcBorders>
+            <w:noWrap w:val="0"/>
+            <w:vAlign w:val="center"/>
+          </w:tcPr>
+          <w:p>
+            <w:pPr>
+              <w:adjustRightInd w:val="0"/>
+              <w:jc w:val="center"/>
+              <w:rPr>
+                <w:sz w:val="21"/>
+                <w:szCs w:val="21"/>
+              </w:rPr>
+            </w:pPr>
+            <w:r>
+              <w:rPr>
+                <w:rFonts w:hint="eastAsia" w:ascii="宋体" w:hAnsi="宋体"/>
+                <w:sz w:val="21"/>
+                <w:szCs w:val="21"/>
+              </w:rPr>
+              <w:t xml:space="preserve">-5.636 01</w:t>
             </w:r>
           </w:p>
         </w:tc>
@@ -1452,7 +2716,7 @@
                 <w:sz w:val="21"/>
                 <w:szCs w:val="21"/>
               </w:rPr>
-              <w:t xml:space="preserve">方法A</w:t>
+              <w:t xml:space="preserve">0.2</w:t>
             </w:r>
           </w:p>
         </w:tc>
@@ -1483,7 +2747,7 @@
                 <w:sz w:val="21"/>
                 <w:szCs w:val="21"/>
               </w:rPr>
-              <w:t xml:space="preserve">94.1</w:t>
+              <w:t xml:space="preserve">0.021</w:t>
             </w:r>
           </w:p>
         </w:tc>
@@ -1513,7 +2777,7 @@
                 <w:sz w:val="21"/>
                 <w:szCs w:val="21"/>
               </w:rPr>
-              <w:t xml:space="preserve">93.8</w:t>
+              <w:t xml:space="preserve">0.045 84</w:t>
             </w:r>
           </w:p>
         </w:tc>
@@ -1545,7 +2809,7 @@
                 <w:sz w:val="21"/>
                 <w:szCs w:val="21"/>
               </w:rPr>
-              <w:t xml:space="preserve">93.9</w:t>
+              <w:t xml:space="preserve">96 900</w:t>
             </w:r>
           </w:p>
         </w:tc>
@@ -1575,7 +2839,38 @@
                 <w:sz w:val="21"/>
                 <w:szCs w:val="21"/>
               </w:rPr>
-              <w:t xml:space="preserve">8.7</w:t>
+              <w:t xml:space="preserve">4.986 32</w:t>
+            </w:r>
+          </w:p>
+        </w:tc>
+        <w:tc>
+          <w:tcPr>
+            <w:tcW w:w="1365" w:type="dxa"/>
+            <w:tcBorders>
+              <w:top w:val="nil"/>
+              <w:left w:val="nil"/>
+              <w:bottom w:val="nil"/>
+              <w:right w:val="nil"/>
+            </w:tcBorders>
+            <w:noWrap w:val="0"/>
+            <w:vAlign w:val="center"/>
+          </w:tcPr>
+          <w:p>
+            <w:pPr>
+              <w:adjustRightInd w:val="0"/>
+              <w:jc w:val="center"/>
+              <w:rPr>
+                <w:sz w:val="21"/>
+                <w:szCs w:val="21"/>
+              </w:rPr>
+            </w:pPr>
+            <w:r>
+              <w:rPr>
+                <w:rFonts w:hint="eastAsia" w:ascii="宋体" w:hAnsi="宋体"/>
+                <w:sz w:val="21"/>
+                <w:szCs w:val="21"/>
+              </w:rPr>
+              <w:t xml:space="preserve">-5.338 76</w:t>
             </w:r>
           </w:p>
         </w:tc>
@@ -1612,7 +2907,7 @@
                 <w:sz w:val="21"/>
                 <w:szCs w:val="21"/>
               </w:rPr>
-              <w:t xml:space="preserve">方法B</w:t>
+              <w:t xml:space="preserve">0.25</w:t>
             </w:r>
           </w:p>
         </w:tc>
@@ -1643,7 +2938,7 @@
                 <w:sz w:val="21"/>
                 <w:szCs w:val="21"/>
               </w:rPr>
-              <w:t xml:space="preserve">96.3</w:t>
+              <w:t xml:space="preserve">0.039</w:t>
             </w:r>
           </w:p>
         </w:tc>
@@ -1673,7 +2968,7 @@
                 <w:sz w:val="21"/>
                 <w:szCs w:val="21"/>
               </w:rPr>
-              <w:t xml:space="preserve">95.1</w:t>
+              <w:t xml:space="preserve">0.074 13</w:t>
             </w:r>
           </w:p>
         </w:tc>
@@ -1705,7 +3000,7 @@
                 <w:sz w:val="21"/>
                 <w:szCs w:val="21"/>
               </w:rPr>
-              <w:t xml:space="preserve">95.7</w:t>
+              <w:t xml:space="preserve">146 900</w:t>
             </w:r>
           </w:p>
         </w:tc>
@@ -1735,7 +3030,38 @@
                 <w:sz w:val="21"/>
                 <w:szCs w:val="21"/>
               </w:rPr>
-              <w:t xml:space="preserve">21.4</w:t>
+              <w:t xml:space="preserve">5.167 02</w:t>
+            </w:r>
+          </w:p>
+        </w:tc>
+        <w:tc>
+          <w:tcPr>
+            <w:tcW w:w="1365" w:type="dxa"/>
+            <w:tcBorders>
+              <w:top w:val="nil"/>
+              <w:left w:val="nil"/>
+              <w:bottom w:val="nil"/>
+              <w:right w:val="nil"/>
+            </w:tcBorders>
+            <w:noWrap w:val="0"/>
+            <w:vAlign w:val="center"/>
+          </w:tcPr>
+          <w:p>
+            <w:pPr>
+              <w:adjustRightInd w:val="0"/>
+              <w:jc w:val="center"/>
+              <w:rPr>
+                <w:sz w:val="21"/>
+                <w:szCs w:val="21"/>
+              </w:rPr>
+            </w:pPr>
+            <w:r>
+              <w:rPr>
+                <w:rFonts w:hint="eastAsia" w:ascii="宋体" w:hAnsi="宋体"/>
+                <w:sz w:val="21"/>
+                <w:szCs w:val="21"/>
+              </w:rPr>
+              <w:t xml:space="preserve">-5.130 01</w:t>
             </w:r>
           </w:p>
         </w:tc>
@@ -1772,7 +3098,7 @@
                 <w:sz w:val="21"/>
                 <w:szCs w:val="21"/>
               </w:rPr>
-              <w:t xml:space="preserve">方法C</w:t>
+              <w:t xml:space="preserve">0.3</w:t>
             </w:r>
           </w:p>
         </w:tc>
@@ -1803,7 +3129,7 @@
                 <w:sz w:val="21"/>
                 <w:szCs w:val="21"/>
               </w:rPr>
-              <w:t xml:space="preserve">91.5</w:t>
+              <w:t xml:space="preserve">0.097</w:t>
             </w:r>
           </w:p>
         </w:tc>
@@ -1833,7 +3159,7 @@
                 <w:sz w:val="21"/>
                 <w:szCs w:val="21"/>
               </w:rPr>
-              <w:t xml:space="preserve">90.0</w:t>
+              <w:t xml:space="preserve">0.167 47</w:t>
             </w:r>
           </w:p>
         </w:tc>
@@ -1865,7 +3191,7 @@
                 <w:sz w:val="21"/>
                 <w:szCs w:val="21"/>
               </w:rPr>
-              <w:t xml:space="preserve">90.7</w:t>
+              <w:t xml:space="preserve">196 900</w:t>
             </w:r>
           </w:p>
         </w:tc>
@@ -1895,7 +3221,611 @@
                 <w:sz w:val="21"/>
                 <w:szCs w:val="21"/>
               </w:rPr>
-              <w:t xml:space="preserve">6.1</w:t>
+              <w:t xml:space="preserve">5.294 24</w:t>
+            </w:r>
+          </w:p>
+        </w:tc>
+        <w:tc>
+          <w:tcPr>
+            <w:tcW w:w="1365" w:type="dxa"/>
+            <w:tcBorders>
+              <w:top w:val="nil"/>
+              <w:left w:val="nil"/>
+              <w:bottom w:val="nil"/>
+              <w:right w:val="nil"/>
+            </w:tcBorders>
+            <w:noWrap w:val="0"/>
+            <w:vAlign w:val="center"/>
+          </w:tcPr>
+          <w:p>
+            <w:pPr>
+              <w:adjustRightInd w:val="0"/>
+              <w:jc w:val="center"/>
+              <w:rPr>
+                <w:sz w:val="21"/>
+                <w:szCs w:val="21"/>
+              </w:rPr>
+            </w:pPr>
+            <w:r>
+              <w:rPr>
+                <w:rFonts w:hint="eastAsia" w:ascii="宋体" w:hAnsi="宋体"/>
+                <w:sz w:val="21"/>
+                <w:szCs w:val="21"/>
+              </w:rPr>
+              <w:t xml:space="preserve">-4.776 06</w:t>
+            </w:r>
+          </w:p>
+        </w:tc>
+      </w:tr>
+      <w:tr>
+        <w:trPr>
+          <w:jc w:val="center"/>
+        </w:trPr>
+        <w:tc>
+          <w:tcPr>
+            <w:tcW w:w="1365" w:type="dxa"/>
+            <w:tcBorders>
+              <w:top w:val="nil"/>
+              <w:left w:val="nil"/>
+              <w:bottom w:val="nil"/>
+              <w:right w:val="nil"/>
+            </w:tcBorders>
+            <w:noWrap w:val="0"/>
+            <w:vAlign w:val="center"/>
+          </w:tcPr>
+          <w:p>
+            <w:pPr>
+              <w:adjustRightInd w:val="0"/>
+              <w:jc w:val="center"/>
+              <w:rPr>
+                <w:rFonts w:hint="eastAsia"/>
+                <w:sz w:val="21"/>
+                <w:szCs w:val="21"/>
+              </w:rPr>
+            </w:pPr>
+            <w:r>
+              <w:rPr>
+                <w:rFonts w:hint="eastAsia"/>
+                <w:sz w:val="21"/>
+                <w:szCs w:val="21"/>
+              </w:rPr>
+              <w:t xml:space="preserve">0.35</w:t>
+            </w:r>
+          </w:p>
+        </w:tc>
+        <w:tc>
+          <w:tcPr>
+            <w:tcW w:w="1365" w:type="dxa"/>
+            <w:tcBorders>
+              <w:top w:val="nil"/>
+              <w:left w:val="nil"/>
+              <w:bottom w:val="nil"/>
+              <w:right w:val="nil"/>
+            </w:tcBorders>
+            <w:noWrap w:val="0"/>
+            <w:vAlign w:val="center"/>
+          </w:tcPr>
+          <w:p>
+            <w:pPr>
+              <w:adjustRightInd w:val="0"/>
+              <w:jc w:val="center"/>
+              <w:rPr>
+                <w:sz w:val="21"/>
+                <w:szCs w:val="21"/>
+              </w:rPr>
+            </w:pPr>
+            <w:r>
+              <w:rPr>
+                <w:rFonts w:hint="eastAsia"/>
+                <w:sz w:val="21"/>
+                <w:szCs w:val="21"/>
+              </w:rPr>
+              <w:t xml:space="preserve">0.136</w:t>
+            </w:r>
+          </w:p>
+        </w:tc>
+        <w:tc>
+          <w:tcPr>
+            <w:tcW w:w="1365" w:type="dxa"/>
+            <w:tcBorders>
+              <w:top w:val="nil"/>
+              <w:left w:val="nil"/>
+              <w:bottom w:val="nil"/>
+              <w:right w:val="nil"/>
+            </w:tcBorders>
+            <w:noWrap w:val="0"/>
+            <w:vAlign w:val="center"/>
+          </w:tcPr>
+          <w:p>
+            <w:pPr>
+              <w:adjustRightInd w:val="0"/>
+              <w:jc w:val="center"/>
+              <w:rPr>
+                <w:sz w:val="21"/>
+                <w:szCs w:val="21"/>
+              </w:rPr>
+            </w:pPr>
+            <w:r>
+              <w:rPr>
+                <w:sz w:val="21"/>
+                <w:szCs w:val="21"/>
+              </w:rPr>
+              <w:t xml:space="preserve">0.217 53</w:t>
+            </w:r>
+          </w:p>
+        </w:tc>
+        <w:tc>
+          <w:tcPr>
+            <w:tcW w:w="1365" w:type="dxa"/>
+            <w:tcBorders>
+              <w:top w:val="nil"/>
+              <w:left w:val="nil"/>
+              <w:bottom w:val="nil"/>
+              <w:right w:val="nil"/>
+            </w:tcBorders>
+            <w:noWrap w:val="0"/>
+            <w:vAlign w:val="center"/>
+          </w:tcPr>
+          <w:p>
+            <w:pPr>
+              <w:adjustRightInd w:val="0"/>
+              <w:jc w:val="center"/>
+              <w:rPr>
+                <w:rFonts w:hint="eastAsia"/>
+                <w:sz w:val="21"/>
+                <w:szCs w:val="21"/>
+              </w:rPr>
+            </w:pPr>
+            <w:r>
+              <w:rPr>
+                <w:rFonts w:hint="eastAsia"/>
+                <w:sz w:val="21"/>
+                <w:szCs w:val="21"/>
+              </w:rPr>
+              <w:t xml:space="preserve">246 900</w:t>
+            </w:r>
+          </w:p>
+        </w:tc>
+        <w:tc>
+          <w:tcPr>
+            <w:tcW w:w="1365" w:type="dxa"/>
+            <w:tcBorders>
+              <w:top w:val="nil"/>
+              <w:left w:val="nil"/>
+              <w:bottom w:val="nil"/>
+              <w:right w:val="nil"/>
+            </w:tcBorders>
+            <w:noWrap w:val="0"/>
+            <w:vAlign w:val="center"/>
+          </w:tcPr>
+          <w:p>
+            <w:pPr>
+              <w:adjustRightInd w:val="0"/>
+              <w:jc w:val="center"/>
+              <w:rPr>
+                <w:sz w:val="21"/>
+                <w:szCs w:val="21"/>
+              </w:rPr>
+            </w:pPr>
+            <w:r>
+              <w:rPr>
+                <w:sz w:val="21"/>
+                <w:szCs w:val="21"/>
+              </w:rPr>
+              <w:t xml:space="preserve">5.392 52</w:t>
+            </w:r>
+          </w:p>
+        </w:tc>
+        <w:tc>
+          <w:tcPr>
+            <w:tcW w:w="1365" w:type="dxa"/>
+            <w:tcBorders>
+              <w:top w:val="nil"/>
+              <w:left w:val="nil"/>
+              <w:bottom w:val="nil"/>
+              <w:right w:val="nil"/>
+            </w:tcBorders>
+            <w:noWrap w:val="0"/>
+            <w:vAlign w:val="center"/>
+          </w:tcPr>
+          <w:p>
+            <w:pPr>
+              <w:adjustRightInd w:val="0"/>
+              <w:jc w:val="center"/>
+              <w:rPr>
+                <w:sz w:val="21"/>
+                <w:szCs w:val="21"/>
+              </w:rPr>
+            </w:pPr>
+            <w:r>
+              <w:rPr>
+                <w:rFonts w:hint="eastAsia" w:ascii="宋体" w:hAnsi="宋体"/>
+                <w:sz w:val="21"/>
+                <w:szCs w:val="21"/>
+              </w:rPr>
+              <w:t xml:space="preserve">-4.662 48</w:t>
+            </w:r>
+          </w:p>
+        </w:tc>
+      </w:tr>
+      <w:tr>
+        <w:trPr>
+          <w:jc w:val="center"/>
+        </w:trPr>
+        <w:tc>
+          <w:tcPr>
+            <w:tcW w:w="1365" w:type="dxa"/>
+            <w:tcBorders>
+              <w:top w:val="nil"/>
+              <w:left w:val="nil"/>
+              <w:bottom w:val="nil"/>
+              <w:right w:val="nil"/>
+            </w:tcBorders>
+            <w:noWrap w:val="0"/>
+            <w:vAlign w:val="center"/>
+          </w:tcPr>
+          <w:p>
+            <w:pPr>
+              <w:adjustRightInd w:val="0"/>
+              <w:jc w:val="center"/>
+              <w:rPr>
+                <w:rFonts w:hint="eastAsia"/>
+                <w:sz w:val="21"/>
+                <w:szCs w:val="21"/>
+              </w:rPr>
+            </w:pPr>
+            <w:r>
+              <w:rPr>
+                <w:rFonts w:hint="eastAsia"/>
+                <w:sz w:val="21"/>
+                <w:szCs w:val="21"/>
+              </w:rPr>
+              <w:t xml:space="preserve">0.4</w:t>
+            </w:r>
+          </w:p>
+        </w:tc>
+        <w:tc>
+          <w:tcPr>
+            <w:tcW w:w="1365" w:type="dxa"/>
+            <w:tcBorders>
+              <w:top w:val="nil"/>
+              <w:left w:val="nil"/>
+              <w:bottom w:val="nil"/>
+              <w:right w:val="nil"/>
+            </w:tcBorders>
+            <w:noWrap w:val="0"/>
+            <w:vAlign w:val="center"/>
+          </w:tcPr>
+          <w:p>
+            <w:pPr>
+              <w:adjustRightInd w:val="0"/>
+              <w:jc w:val="center"/>
+              <w:rPr>
+                <w:sz w:val="21"/>
+                <w:szCs w:val="21"/>
+              </w:rPr>
+            </w:pPr>
+            <w:r>
+              <w:rPr>
+                <w:rFonts w:hint="eastAsia"/>
+                <w:sz w:val="21"/>
+                <w:szCs w:val="21"/>
+              </w:rPr>
+              <w:t xml:space="preserve">0.171</w:t>
+            </w:r>
+          </w:p>
+        </w:tc>
+        <w:tc>
+          <w:tcPr>
+            <w:tcW w:w="1365" w:type="dxa"/>
+            <w:tcBorders>
+              <w:top w:val="nil"/>
+              <w:left w:val="nil"/>
+              <w:bottom w:val="nil"/>
+              <w:right w:val="nil"/>
+            </w:tcBorders>
+            <w:noWrap w:val="0"/>
+            <w:vAlign w:val="center"/>
+          </w:tcPr>
+          <w:p>
+            <w:pPr>
+              <w:adjustRightInd w:val="0"/>
+              <w:jc w:val="center"/>
+              <w:rPr>
+                <w:sz w:val="21"/>
+                <w:szCs w:val="21"/>
+              </w:rPr>
+            </w:pPr>
+            <w:r>
+              <w:rPr>
+                <w:sz w:val="21"/>
+                <w:szCs w:val="21"/>
+              </w:rPr>
+              <w:t xml:space="preserve">0.254 85</w:t>
+            </w:r>
+          </w:p>
+        </w:tc>
+        <w:tc>
+          <w:tcPr>
+            <w:tcW w:w="1365" w:type="dxa"/>
+            <w:tcBorders>
+              <w:top w:val="nil"/>
+              <w:left w:val="nil"/>
+              <w:bottom w:val="nil"/>
+              <w:right w:val="nil"/>
+            </w:tcBorders>
+            <w:noWrap w:val="0"/>
+            <w:vAlign w:val="center"/>
+          </w:tcPr>
+          <w:p>
+            <w:pPr>
+              <w:adjustRightInd w:val="0"/>
+              <w:jc w:val="center"/>
+              <w:rPr>
+                <w:rFonts w:hint="eastAsia"/>
+                <w:sz w:val="21"/>
+                <w:szCs w:val="21"/>
+              </w:rPr>
+            </w:pPr>
+            <w:r>
+              <w:rPr>
+                <w:rFonts w:hint="eastAsia"/>
+                <w:sz w:val="21"/>
+                <w:szCs w:val="21"/>
+              </w:rPr>
+              <w:t xml:space="preserve">296 900</w:t>
+            </w:r>
+          </w:p>
+        </w:tc>
+        <w:tc>
+          <w:tcPr>
+            <w:tcW w:w="1365" w:type="dxa"/>
+            <w:tcBorders>
+              <w:top w:val="nil"/>
+              <w:left w:val="nil"/>
+              <w:bottom w:val="nil"/>
+              <w:right w:val="nil"/>
+            </w:tcBorders>
+            <w:noWrap w:val="0"/>
+            <w:vAlign w:val="center"/>
+          </w:tcPr>
+          <w:p>
+            <w:pPr>
+              <w:adjustRightInd w:val="0"/>
+              <w:jc w:val="center"/>
+              <w:rPr>
+                <w:sz w:val="21"/>
+                <w:szCs w:val="21"/>
+              </w:rPr>
+            </w:pPr>
+            <w:r>
+              <w:rPr>
+                <w:sz w:val="21"/>
+                <w:szCs w:val="21"/>
+              </w:rPr>
+              <w:t xml:space="preserve">5.472 61</w:t>
+            </w:r>
+          </w:p>
+        </w:tc>
+        <w:tc>
+          <w:tcPr>
+            <w:tcW w:w="1365" w:type="dxa"/>
+            <w:tcBorders>
+              <w:top w:val="nil"/>
+              <w:left w:val="nil"/>
+              <w:bottom w:val="nil"/>
+              <w:right w:val="nil"/>
+            </w:tcBorders>
+            <w:noWrap w:val="0"/>
+            <w:vAlign w:val="center"/>
+          </w:tcPr>
+          <w:p>
+            <w:pPr>
+              <w:adjustRightInd w:val="0"/>
+              <w:jc w:val="center"/>
+              <w:rPr>
+                <w:sz w:val="21"/>
+                <w:szCs w:val="21"/>
+              </w:rPr>
+            </w:pPr>
+            <w:r>
+              <w:rPr>
+                <w:rFonts w:hint="eastAsia" w:ascii="宋体" w:hAnsi="宋体"/>
+                <w:sz w:val="21"/>
+                <w:szCs w:val="21"/>
+              </w:rPr>
+              <w:t xml:space="preserve">-4.593 72</w:t>
+            </w:r>
+          </w:p>
+        </w:tc>
+      </w:tr>
+      <w:tr>
+        <w:trPr>
+          <w:jc w:val="center"/>
+        </w:trPr>
+        <w:tc>
+          <w:tcPr>
+            <w:tcW w:w="1365" w:type="dxa"/>
+            <w:tcBorders>
+              <w:top w:val="nil"/>
+              <w:left w:val="nil"/>
+              <w:bottom w:val="nil"/>
+              <w:right w:val="nil"/>
+            </w:tcBorders>
+            <w:noWrap w:val="0"/>
+            <w:vAlign w:val="center"/>
+          </w:tcPr>
+          <w:p>
+            <w:pPr>
+              <w:adjustRightInd w:val="0"/>
+              <w:jc w:val="center"/>
+              <w:rPr>
+                <w:rFonts w:hint="eastAsia"/>
+                <w:sz w:val="21"/>
+                <w:szCs w:val="21"/>
+              </w:rPr>
+            </w:pPr>
+            <w:r>
+              <w:rPr>
+                <w:rFonts w:hint="eastAsia"/>
+                <w:sz w:val="21"/>
+                <w:szCs w:val="21"/>
+              </w:rPr>
+              <w:t xml:space="preserve">0.45</w:t>
+            </w:r>
+          </w:p>
+        </w:tc>
+        <w:tc>
+          <w:tcPr>
+            <w:tcW w:w="1365" w:type="dxa"/>
+            <w:tcBorders>
+              <w:top w:val="nil"/>
+              <w:left w:val="nil"/>
+              <w:bottom w:val="nil"/>
+              <w:right w:val="nil"/>
+            </w:tcBorders>
+            <w:noWrap w:val="0"/>
+            <w:vAlign w:val="center"/>
+          </w:tcPr>
+          <w:p>
+            <w:pPr>
+              <w:adjustRightInd w:val="0"/>
+              <w:jc w:val="center"/>
+              <w:rPr>
+                <w:sz w:val="21"/>
+                <w:szCs w:val="21"/>
+              </w:rPr>
+            </w:pPr>
+            <w:r>
+              <w:rPr>
+                <w:rFonts w:hint="eastAsia"/>
+                <w:sz w:val="21"/>
+                <w:szCs w:val="21"/>
+              </w:rPr>
+              <w:t xml:space="preserve">0.202</w:t>
+            </w:r>
+          </w:p>
+        </w:tc>
+        <w:tc>
+          <w:tcPr>
+            <w:tcW w:w="1365" w:type="dxa"/>
+            <w:tcBorders>
+              <w:top w:val="nil"/>
+              <w:left w:val="nil"/>
+              <w:bottom w:val="nil"/>
+              <w:right w:val="nil"/>
+            </w:tcBorders>
+            <w:noWrap w:val="0"/>
+            <w:vAlign w:val="center"/>
+          </w:tcPr>
+          <w:p>
+            <w:pPr>
+              <w:adjustRightInd w:val="0"/>
+              <w:jc w:val="center"/>
+              <w:rPr>
+                <w:sz w:val="21"/>
+                <w:szCs w:val="21"/>
+              </w:rPr>
+            </w:pPr>
+            <w:r>
+              <w:rPr>
+                <w:sz w:val="21"/>
+                <w:szCs w:val="21"/>
+              </w:rPr>
+              <w:t xml:space="preserve">0.284 67</w:t>
+            </w:r>
+          </w:p>
+        </w:tc>
+        <w:tc>
+          <w:tcPr>
+            <w:tcW w:w="1365" w:type="dxa"/>
+            <w:tcBorders>
+              <w:top w:val="nil"/>
+              <w:left w:val="nil"/>
+              <w:bottom w:val="nil"/>
+              <w:right w:val="nil"/>
+            </w:tcBorders>
+            <w:noWrap w:val="0"/>
+            <w:vAlign w:val="center"/>
+          </w:tcPr>
+          <w:p>
+            <w:pPr>
+              <w:adjustRightInd w:val="0"/>
+              <w:jc w:val="center"/>
+              <w:rPr>
+                <w:rFonts w:hint="eastAsia"/>
+                <w:sz w:val="21"/>
+                <w:szCs w:val="21"/>
+              </w:rPr>
+            </w:pPr>
+            <w:r>
+              <w:rPr>
+                <w:rFonts w:hint="eastAsia"/>
+                <w:sz w:val="21"/>
+                <w:szCs w:val="21"/>
+              </w:rPr>
+              <w:t xml:space="preserve">346 900</w:t>
+            </w:r>
+          </w:p>
+        </w:tc>
+        <w:tc>
+          <w:tcPr>
+            <w:tcW w:w="1365" w:type="dxa"/>
+            <w:tcBorders>
+              <w:top w:val="nil"/>
+              <w:left w:val="nil"/>
+              <w:bottom w:val="nil"/>
+              <w:right w:val="nil"/>
+            </w:tcBorders>
+            <w:noWrap w:val="0"/>
+            <w:vAlign w:val="center"/>
+          </w:tcPr>
+          <w:p>
+            <w:pPr>
+              <w:adjustRightInd w:val="0"/>
+              <w:jc w:val="center"/>
+              <w:rPr>
+                <w:sz w:val="21"/>
+                <w:szCs w:val="21"/>
+              </w:rPr>
+            </w:pPr>
+            <w:r>
+              <w:rPr>
+                <w:sz w:val="21"/>
+                <w:szCs w:val="21"/>
+              </w:rPr>
+              <w:t xml:space="preserve">5.540 20</w:t>
+            </w:r>
+          </w:p>
+        </w:tc>
+        <w:tc>
+          <w:tcPr>
+            <w:tcW w:w="1365" w:type="dxa"/>
+            <w:tcBorders>
+              <w:top w:val="nil"/>
+              <w:left w:val="nil"/>
+              <w:bottom w:val="nil"/>
+              <w:right w:val="nil"/>
+            </w:tcBorders>
+            <w:noWrap w:val="0"/>
+            <w:vAlign w:val="center"/>
+          </w:tcPr>
+          <w:p>
+            <w:pPr>
+              <w:adjustRightInd w:val="0"/>
+              <w:jc w:val="center"/>
+              <w:rPr>
+                <w:sz w:val="21"/>
+                <w:szCs w:val="21"/>
+              </w:rPr>
+            </w:pPr>
+            <w:r>
+              <w:rPr>
+                <w:rFonts w:hint="eastAsia" w:ascii="宋体" w:hAnsi="宋体"/>
+                <w:sz w:val="21"/>
+                <w:szCs w:val="21"/>
+              </w:rPr>
+              <w:t xml:space="preserve">—</w:t>
             </w:r>
           </w:p>
         </w:tc>
@@ -1904,20 +3834,17 @@
     <w:p/>
     <w:p>
       <w:pPr>
-        <w:pStyle w:val="Heading2"/>
-        <w:spacing w:before="240" w:after="120"/>
-        <w:jc w:val="left"/>
-        <w:outlineLvl w:val="1"/>
+        <w:spacing w:line="360" w:lineRule="auto"/>
+        <w:ind w:firstLine="480"/>
       </w:pPr>
       <w:r>
         <w:rPr>
           <w:rFonts w:hint="eastAsia" w:ascii="隶书" w:hAnsi="隶书" w:eastAsia="隶书" w:cs="隶书"/>
-          <w:b/>
-          <w:sz w:val="28"/>
-          <w:szCs w:val="28"/>
+          <w:sz w:val="96"/>
+          <w:szCs w:val="96"/>
           <w:color w:val="000000"/>
         </w:rPr>
-        <w:t>3.3  无标题表</w:t>
+        <w:t>……如果表格超过一页时，可采用续表的形式移入下一页：</w:t>
       </w:r>
     </w:p>
     <w:p>
@@ -1932,7 +3859,7 @@
           <w:szCs w:val="96"/>
           <w:color w:val="000000"/>
         </w:rPr>
-        <w:t>下表不提供 caption 字段，验证引擎在无标题情况下的容错。</w:t>
+        <w:t>表6-2  试样渗透率测试数据</w:t>
       </w:r>
     </w:p>
     <w:tbl>
@@ -2001,7 +3928,8 @@
                 <w:sz w:val="21"/>
                 <w:szCs w:val="21"/>
               </w:rPr>
-              <w:t xml:space="preserve">项目A</w:t>
+              <w:t xml:space="preserve">供气压力
+Ps (MPa)</w:t>
             </w:r>
           </w:p>
         </w:tc>
@@ -2037,7 +3965,154 @@
                 <w:sz w:val="21"/>
                 <w:szCs w:val="21"/>
               </w:rPr>
-              <w:t xml:space="preserve">项目B</w:t>
+              <w:t xml:space="preserve">流量测量
+M′(m3/h)</w:t>
+            </w:r>
+          </w:p>
+        </w:tc>
+        <w:tc>
+          <w:tcPr>
+            <w:tcW w:w="1365" w:type="dxa"/>
+            <w:tcBorders>
+              <w:top w:val="single" w:color="auto" w:sz="12" w:space="0"/>
+              <w:left w:val="nil"/>
+              <w:bottom w:val="single" w:color="auto" w:sz="8" w:space="0"/>
+              <w:right w:val="nil"/>
+            </w:tcBorders>
+            <w:noWrap w:val="0"/>
+            <w:vAlign w:val="center"/>
+          </w:tcPr>
+          <w:p>
+            <w:pPr>
+              <w:pStyle w:val="20"/>
+              <w:adjustRightInd w:val="0"/>
+              <w:spacing w:after="0"/>
+              <w:ind w:left="0" w:leftChars="0"/>
+              <w:jc w:val="center"/>
+              <w:rPr>
+                <w:rFonts w:hint="eastAsia"/>
+                <w:sz w:val="21"/>
+                <w:szCs w:val="21"/>
+                <w:vertAlign w:val="superscript"/>
+              </w:rPr>
+            </w:pPr>
+            <w:r>
+              <w:rPr>
+                <w:b/>
+                <w:rFonts w:hint="eastAsia"/>
+                <w:sz w:val="21"/>
+                <w:szCs w:val="21"/>
+              </w:rPr>
+              <w:t xml:space="preserve">流量修正值M (m3/s) ×10-4</w:t>
+            </w:r>
+          </w:p>
+        </w:tc>
+        <w:tc>
+          <w:tcPr>
+            <w:tcW w:w="1365" w:type="dxa"/>
+            <w:tcBorders>
+              <w:top w:val="single" w:color="auto" w:sz="12" w:space="0"/>
+              <w:left w:val="nil"/>
+              <w:bottom w:val="single" w:color="auto" w:sz="8" w:space="0"/>
+              <w:right w:val="nil"/>
+            </w:tcBorders>
+            <w:noWrap w:val="0"/>
+            <w:vAlign w:val="center"/>
+          </w:tcPr>
+          <w:p>
+            <w:pPr>
+              <w:pStyle w:val="20"/>
+              <w:adjustRightInd w:val="0"/>
+              <w:spacing w:after="0"/>
+              <w:ind w:left="420" w:leftChars="0" w:hanging="420" w:hangingChars="200"/>
+              <w:jc w:val="center"/>
+              <w:rPr>
+                <w:rFonts w:hint="eastAsia"/>
+                <w:sz w:val="21"/>
+                <w:szCs w:val="21"/>
+              </w:rPr>
+            </w:pPr>
+            <w:r>
+              <w:rPr>
+                <w:b/>
+                <w:rFonts w:hint="eastAsia"/>
+                <w:sz w:val="21"/>
+                <w:szCs w:val="21"/>
+              </w:rPr>
+              <w:t xml:space="preserve">压力差
+ΔP (Pa)</w:t>
+            </w:r>
+          </w:p>
+        </w:tc>
+        <w:tc>
+          <w:tcPr>
+            <w:tcW w:w="1365" w:type="dxa"/>
+            <w:tcBorders>
+              <w:top w:val="single" w:color="auto" w:sz="12" w:space="0"/>
+              <w:left w:val="nil"/>
+              <w:bottom w:val="single" w:color="auto" w:sz="8" w:space="0"/>
+              <w:right w:val="nil"/>
+            </w:tcBorders>
+            <w:noWrap w:val="0"/>
+            <w:vAlign w:val="center"/>
+          </w:tcPr>
+          <w:p>
+            <w:pPr>
+              <w:pStyle w:val="20"/>
+              <w:adjustRightInd w:val="0"/>
+              <w:spacing w:after="0"/>
+              <w:ind w:left="0" w:leftChars="0"/>
+              <w:jc w:val="center"/>
+              <w:rPr>
+                <w:rFonts w:hint="eastAsia"/>
+                <w:sz w:val="21"/>
+                <w:szCs w:val="21"/>
+              </w:rPr>
+            </w:pPr>
+            <w:r>
+              <w:rPr>
+                <w:b/>
+                <w:rFonts w:hint="eastAsia"/>
+                <w:sz w:val="21"/>
+                <w:szCs w:val="21"/>
+              </w:rPr>
+              <w:t xml:space="preserve">lgΔP</w:t>
+            </w:r>
+          </w:p>
+        </w:tc>
+        <w:tc>
+          <w:tcPr>
+            <w:tcW w:w="1365" w:type="dxa"/>
+            <w:tcBorders>
+              <w:top w:val="single" w:color="auto" w:sz="12" w:space="0"/>
+              <w:left w:val="nil"/>
+              <w:bottom w:val="single" w:color="auto" w:sz="8" w:space="0"/>
+              <w:right w:val="nil"/>
+            </w:tcBorders>
+            <w:noWrap w:val="0"/>
+            <w:vAlign w:val="center"/>
+          </w:tcPr>
+          <w:p>
+            <w:pPr>
+              <w:pStyle w:val="20"/>
+              <w:adjustRightInd w:val="0"/>
+              <w:spacing w:after="0"/>
+              <w:ind w:left="0" w:leftChars="0" w:firstLine="210" w:firstLineChars="100"/>
+              <w:jc w:val="center"/>
+              <w:rPr>
+                <w:rFonts w:hint="eastAsia"/>
+                <w:sz w:val="21"/>
+                <w:szCs w:val="21"/>
+              </w:rPr>
+            </w:pPr>
+            <w:r>
+              <w:rPr>
+                <w:b/>
+                <w:rFonts w:hint="eastAsia"/>
+                <w:sz w:val="21"/>
+                <w:szCs w:val="21"/>
+              </w:rPr>
+              <w:t xml:space="preserve">lg M</w:t>
             </w:r>
           </w:p>
         </w:tc>
@@ -2074,7 +4149,7 @@
                 <w:sz w:val="21"/>
                 <w:szCs w:val="21"/>
               </w:rPr>
-              <w:t xml:space="preserve">值1</w:t>
+              <w:t xml:space="preserve">0.15</w:t>
             </w:r>
           </w:p>
         </w:tc>
@@ -2105,7 +4180,130 @@
                 <w:sz w:val="21"/>
                 <w:szCs w:val="21"/>
               </w:rPr>
-              <w:t xml:space="preserve">值2</w:t>
+              <w:t xml:space="preserve">0.009</w:t>
+            </w:r>
+          </w:p>
+        </w:tc>
+        <w:tc>
+          <w:tcPr>
+            <w:tcW w:w="1365" w:type="dxa"/>
+            <w:tcBorders>
+              <w:top w:val="nil"/>
+              <w:left w:val="nil"/>
+              <w:bottom w:val="nil"/>
+              <w:right w:val="nil"/>
+            </w:tcBorders>
+            <w:noWrap w:val="0"/>
+            <w:vAlign w:val="center"/>
+          </w:tcPr>
+          <w:p>
+            <w:pPr>
+              <w:adjustRightInd w:val="0"/>
+              <w:jc w:val="center"/>
+              <w:rPr>
+                <w:sz w:val="21"/>
+                <w:szCs w:val="21"/>
+              </w:rPr>
+            </w:pPr>
+            <w:r>
+              <w:rPr>
+                <w:sz w:val="21"/>
+                <w:szCs w:val="21"/>
+              </w:rPr>
+              <w:t xml:space="preserve">0.023 12</w:t>
+            </w:r>
+          </w:p>
+        </w:tc>
+        <w:tc>
+          <w:tcPr>
+            <w:tcW w:w="1365" w:type="dxa"/>
+            <w:tcBorders>
+              <w:top w:val="nil"/>
+              <w:left w:val="nil"/>
+              <w:bottom w:val="nil"/>
+              <w:right w:val="nil"/>
+            </w:tcBorders>
+            <w:noWrap w:val="0"/>
+            <w:vAlign w:val="center"/>
+          </w:tcPr>
+          <w:p>
+            <w:pPr>
+              <w:adjustRightInd w:val="0"/>
+              <w:jc w:val="center"/>
+              <w:rPr>
+                <w:rFonts w:hint="eastAsia"/>
+                <w:sz w:val="21"/>
+                <w:szCs w:val="21"/>
+              </w:rPr>
+            </w:pPr>
+            <w:r>
+              <w:rPr>
+                <w:rFonts w:hint="eastAsia"/>
+                <w:sz w:val="21"/>
+                <w:szCs w:val="21"/>
+              </w:rPr>
+              <w:t xml:space="preserve">46 900</w:t>
+            </w:r>
+          </w:p>
+        </w:tc>
+        <w:tc>
+          <w:tcPr>
+            <w:tcW w:w="1365" w:type="dxa"/>
+            <w:tcBorders>
+              <w:top w:val="nil"/>
+              <w:left w:val="nil"/>
+              <w:bottom w:val="nil"/>
+              <w:right w:val="nil"/>
+            </w:tcBorders>
+            <w:noWrap w:val="0"/>
+            <w:vAlign w:val="center"/>
+          </w:tcPr>
+          <w:p>
+            <w:pPr>
+              <w:adjustRightInd w:val="0"/>
+              <w:jc w:val="center"/>
+              <w:rPr>
+                <w:sz w:val="21"/>
+                <w:szCs w:val="21"/>
+              </w:rPr>
+            </w:pPr>
+            <w:r>
+              <w:rPr>
+                <w:sz w:val="21"/>
+                <w:szCs w:val="21"/>
+              </w:rPr>
+              <w:t xml:space="preserve">4.671 17</w:t>
+            </w:r>
+          </w:p>
+        </w:tc>
+        <w:tc>
+          <w:tcPr>
+            <w:tcW w:w="1365" w:type="dxa"/>
+            <w:tcBorders>
+              <w:top w:val="nil"/>
+              <w:left w:val="nil"/>
+              <w:bottom w:val="nil"/>
+              <w:right w:val="nil"/>
+            </w:tcBorders>
+            <w:noWrap w:val="0"/>
+            <w:vAlign w:val="center"/>
+          </w:tcPr>
+          <w:p>
+            <w:pPr>
+              <w:adjustRightInd w:val="0"/>
+              <w:jc w:val="center"/>
+              <w:rPr>
+                <w:sz w:val="21"/>
+                <w:szCs w:val="21"/>
+              </w:rPr>
+            </w:pPr>
+            <w:r>
+              <w:rPr>
+                <w:rFonts w:hint="eastAsia" w:ascii="宋体" w:hAnsi="宋体"/>
+                <w:sz w:val="21"/>
+                <w:szCs w:val="21"/>
+              </w:rPr>
+              <w:t xml:space="preserve">-5.636 01</w:t>
             </w:r>
           </w:p>
         </w:tc>
@@ -2142,7 +4340,7 @@
                 <w:sz w:val="21"/>
                 <w:szCs w:val="21"/>
               </w:rPr>
-              <w:t xml:space="preserve">值3</w:t>
+              <w:t xml:space="preserve">0.2</w:t>
             </w:r>
           </w:p>
         </w:tc>
@@ -2173,7 +4371,602 @@
                 <w:sz w:val="21"/>
                 <w:szCs w:val="21"/>
               </w:rPr>
-              <w:t xml:space="preserve">值4</w:t>
+              <w:t xml:space="preserve">0.021</w:t>
+            </w:r>
+          </w:p>
+        </w:tc>
+        <w:tc>
+          <w:tcPr>
+            <w:tcW w:w="1365" w:type="dxa"/>
+            <w:tcBorders>
+              <w:top w:val="nil"/>
+              <w:left w:val="nil"/>
+              <w:bottom w:val="nil"/>
+              <w:right w:val="nil"/>
+            </w:tcBorders>
+            <w:noWrap w:val="0"/>
+            <w:vAlign w:val="center"/>
+          </w:tcPr>
+          <w:p>
+            <w:pPr>
+              <w:adjustRightInd w:val="0"/>
+              <w:jc w:val="center"/>
+              <w:rPr>
+                <w:sz w:val="21"/>
+                <w:szCs w:val="21"/>
+              </w:rPr>
+            </w:pPr>
+            <w:r>
+              <w:rPr>
+                <w:sz w:val="21"/>
+                <w:szCs w:val="21"/>
+              </w:rPr>
+              <w:t xml:space="preserve">0.045 84</w:t>
+            </w:r>
+          </w:p>
+        </w:tc>
+        <w:tc>
+          <w:tcPr>
+            <w:tcW w:w="1365" w:type="dxa"/>
+            <w:tcBorders>
+              <w:top w:val="nil"/>
+              <w:left w:val="nil"/>
+              <w:bottom w:val="nil"/>
+              <w:right w:val="nil"/>
+            </w:tcBorders>
+            <w:noWrap w:val="0"/>
+            <w:vAlign w:val="center"/>
+          </w:tcPr>
+          <w:p>
+            <w:pPr>
+              <w:adjustRightInd w:val="0"/>
+              <w:jc w:val="center"/>
+              <w:rPr>
+                <w:rFonts w:hint="eastAsia"/>
+                <w:sz w:val="21"/>
+                <w:szCs w:val="21"/>
+              </w:rPr>
+            </w:pPr>
+            <w:r>
+              <w:rPr>
+                <w:rFonts w:hint="eastAsia"/>
+                <w:sz w:val="21"/>
+                <w:szCs w:val="21"/>
+              </w:rPr>
+              <w:t xml:space="preserve">96 900</w:t>
+            </w:r>
+          </w:p>
+        </w:tc>
+        <w:tc>
+          <w:tcPr>
+            <w:tcW w:w="1365" w:type="dxa"/>
+            <w:tcBorders>
+              <w:top w:val="nil"/>
+              <w:left w:val="nil"/>
+              <w:bottom w:val="nil"/>
+              <w:right w:val="nil"/>
+            </w:tcBorders>
+            <w:noWrap w:val="0"/>
+            <w:vAlign w:val="center"/>
+          </w:tcPr>
+          <w:p>
+            <w:pPr>
+              <w:adjustRightInd w:val="0"/>
+              <w:jc w:val="center"/>
+              <w:rPr>
+                <w:sz w:val="21"/>
+                <w:szCs w:val="21"/>
+              </w:rPr>
+            </w:pPr>
+            <w:r>
+              <w:rPr>
+                <w:sz w:val="21"/>
+                <w:szCs w:val="21"/>
+              </w:rPr>
+              <w:t xml:space="preserve">4.986 32</w:t>
+            </w:r>
+          </w:p>
+        </w:tc>
+        <w:tc>
+          <w:tcPr>
+            <w:tcW w:w="1365" w:type="dxa"/>
+            <w:tcBorders>
+              <w:top w:val="nil"/>
+              <w:left w:val="nil"/>
+              <w:bottom w:val="nil"/>
+              <w:right w:val="nil"/>
+            </w:tcBorders>
+            <w:noWrap w:val="0"/>
+            <w:vAlign w:val="center"/>
+          </w:tcPr>
+          <w:p>
+            <w:pPr>
+              <w:adjustRightInd w:val="0"/>
+              <w:jc w:val="center"/>
+              <w:rPr>
+                <w:sz w:val="21"/>
+                <w:szCs w:val="21"/>
+              </w:rPr>
+            </w:pPr>
+            <w:r>
+              <w:rPr>
+                <w:rFonts w:hint="eastAsia" w:ascii="宋体" w:hAnsi="宋体"/>
+                <w:sz w:val="21"/>
+                <w:szCs w:val="21"/>
+              </w:rPr>
+              <w:t xml:space="preserve">-5.338 76</w:t>
+            </w:r>
+          </w:p>
+        </w:tc>
+      </w:tr>
+      <w:tr>
+        <w:trPr>
+          <w:jc w:val="center"/>
+        </w:trPr>
+        <w:tc>
+          <w:tcPr>
+            <w:tcW w:w="1365" w:type="dxa"/>
+            <w:tcBorders>
+              <w:top w:val="nil"/>
+              <w:left w:val="nil"/>
+              <w:bottom w:val="nil"/>
+              <w:right w:val="nil"/>
+            </w:tcBorders>
+            <w:noWrap w:val="0"/>
+            <w:vAlign w:val="center"/>
+          </w:tcPr>
+          <w:p>
+            <w:pPr>
+              <w:adjustRightInd w:val="0"/>
+              <w:jc w:val="center"/>
+              <w:rPr>
+                <w:rFonts w:hint="eastAsia"/>
+                <w:sz w:val="21"/>
+                <w:szCs w:val="21"/>
+              </w:rPr>
+            </w:pPr>
+            <w:r>
+              <w:rPr>
+                <w:rFonts w:hint="eastAsia"/>
+                <w:sz w:val="21"/>
+                <w:szCs w:val="21"/>
+              </w:rPr>
+              <w:t xml:space="preserve">0.25</w:t>
+            </w:r>
+          </w:p>
+        </w:tc>
+        <w:tc>
+          <w:tcPr>
+            <w:tcW w:w="1365" w:type="dxa"/>
+            <w:tcBorders>
+              <w:top w:val="nil"/>
+              <w:left w:val="nil"/>
+              <w:bottom w:val="nil"/>
+              <w:right w:val="nil"/>
+            </w:tcBorders>
+            <w:noWrap w:val="0"/>
+            <w:vAlign w:val="center"/>
+          </w:tcPr>
+          <w:p>
+            <w:pPr>
+              <w:adjustRightInd w:val="0"/>
+              <w:jc w:val="center"/>
+              <w:rPr>
+                <w:sz w:val="21"/>
+                <w:szCs w:val="21"/>
+              </w:rPr>
+            </w:pPr>
+            <w:r>
+              <w:rPr>
+                <w:rFonts w:hint="eastAsia"/>
+                <w:sz w:val="21"/>
+                <w:szCs w:val="21"/>
+              </w:rPr>
+              <w:t xml:space="preserve">0.039</w:t>
+            </w:r>
+          </w:p>
+        </w:tc>
+        <w:tc>
+          <w:tcPr>
+            <w:tcW w:w="1365" w:type="dxa"/>
+            <w:tcBorders>
+              <w:top w:val="nil"/>
+              <w:left w:val="nil"/>
+              <w:bottom w:val="nil"/>
+              <w:right w:val="nil"/>
+            </w:tcBorders>
+            <w:noWrap w:val="0"/>
+            <w:vAlign w:val="center"/>
+          </w:tcPr>
+          <w:p>
+            <w:pPr>
+              <w:adjustRightInd w:val="0"/>
+              <w:jc w:val="center"/>
+              <w:rPr>
+                <w:sz w:val="21"/>
+                <w:szCs w:val="21"/>
+              </w:rPr>
+            </w:pPr>
+            <w:r>
+              <w:rPr>
+                <w:sz w:val="21"/>
+                <w:szCs w:val="21"/>
+              </w:rPr>
+              <w:t xml:space="preserve">0.074 13</w:t>
+            </w:r>
+          </w:p>
+        </w:tc>
+        <w:tc>
+          <w:tcPr>
+            <w:tcW w:w="1365" w:type="dxa"/>
+            <w:tcBorders>
+              <w:top w:val="nil"/>
+              <w:left w:val="nil"/>
+              <w:bottom w:val="nil"/>
+              <w:right w:val="nil"/>
+            </w:tcBorders>
+            <w:noWrap w:val="0"/>
+            <w:vAlign w:val="center"/>
+          </w:tcPr>
+          <w:p>
+            <w:pPr>
+              <w:adjustRightInd w:val="0"/>
+              <w:jc w:val="center"/>
+              <w:rPr>
+                <w:rFonts w:hint="eastAsia"/>
+                <w:sz w:val="21"/>
+                <w:szCs w:val="21"/>
+              </w:rPr>
+            </w:pPr>
+            <w:r>
+              <w:rPr>
+                <w:rFonts w:hint="eastAsia"/>
+                <w:sz w:val="21"/>
+                <w:szCs w:val="21"/>
+              </w:rPr>
+              <w:t xml:space="preserve">146 900</w:t>
+            </w:r>
+          </w:p>
+        </w:tc>
+        <w:tc>
+          <w:tcPr>
+            <w:tcW w:w="1365" w:type="dxa"/>
+            <w:tcBorders>
+              <w:top w:val="nil"/>
+              <w:left w:val="nil"/>
+              <w:bottom w:val="nil"/>
+              <w:right w:val="nil"/>
+            </w:tcBorders>
+            <w:noWrap w:val="0"/>
+            <w:vAlign w:val="center"/>
+          </w:tcPr>
+          <w:p>
+            <w:pPr>
+              <w:adjustRightInd w:val="0"/>
+              <w:jc w:val="center"/>
+              <w:rPr>
+                <w:sz w:val="21"/>
+                <w:szCs w:val="21"/>
+              </w:rPr>
+            </w:pPr>
+            <w:r>
+              <w:rPr>
+                <w:sz w:val="21"/>
+                <w:szCs w:val="21"/>
+              </w:rPr>
+              <w:t xml:space="preserve">5.167 02</w:t>
+            </w:r>
+          </w:p>
+        </w:tc>
+        <w:tc>
+          <w:tcPr>
+            <w:tcW w:w="1365" w:type="dxa"/>
+            <w:tcBorders>
+              <w:top w:val="nil"/>
+              <w:left w:val="nil"/>
+              <w:bottom w:val="nil"/>
+              <w:right w:val="nil"/>
+            </w:tcBorders>
+            <w:noWrap w:val="0"/>
+            <w:vAlign w:val="center"/>
+          </w:tcPr>
+          <w:p>
+            <w:pPr>
+              <w:adjustRightInd w:val="0"/>
+              <w:jc w:val="center"/>
+              <w:rPr>
+                <w:sz w:val="21"/>
+                <w:szCs w:val="21"/>
+              </w:rPr>
+            </w:pPr>
+            <w:r>
+              <w:rPr>
+                <w:rFonts w:hint="eastAsia" w:ascii="宋体" w:hAnsi="宋体"/>
+                <w:sz w:val="21"/>
+                <w:szCs w:val="21"/>
+              </w:rPr>
+              <w:t xml:space="preserve">-5.130 01</w:t>
+            </w:r>
+          </w:p>
+        </w:tc>
+      </w:tr>
+      <w:tr>
+        <w:trPr>
+          <w:jc w:val="center"/>
+        </w:trPr>
+        <w:tc>
+          <w:tcPr>
+            <w:tcW w:w="1365" w:type="dxa"/>
+            <w:tcBorders>
+              <w:top w:val="nil"/>
+              <w:left w:val="nil"/>
+              <w:bottom w:val="nil"/>
+              <w:right w:val="nil"/>
+            </w:tcBorders>
+            <w:noWrap w:val="0"/>
+            <w:vAlign w:val="center"/>
+          </w:tcPr>
+          <w:p>
+            <w:pPr>
+              <w:adjustRightInd w:val="0"/>
+              <w:jc w:val="center"/>
+              <w:rPr>
+                <w:rFonts w:hint="eastAsia"/>
+                <w:sz w:val="21"/>
+                <w:szCs w:val="21"/>
+              </w:rPr>
+            </w:pPr>
+            <w:r>
+              <w:rPr>
+                <w:rFonts w:hint="eastAsia"/>
+                <w:sz w:val="21"/>
+                <w:szCs w:val="21"/>
+              </w:rPr>
+              <w:t xml:space="preserve">0.15
+0.2
+0.25
+0.15
+0.2
+0.25
+0.15
+0.2
+0.25
+0.15
+0.2
+0.25
+0.15
+0.2
+0.25
+0.3</w:t>
+            </w:r>
+          </w:p>
+        </w:tc>
+        <w:tc>
+          <w:tcPr>
+            <w:tcW w:w="1365" w:type="dxa"/>
+            <w:tcBorders>
+              <w:top w:val="nil"/>
+              <w:left w:val="nil"/>
+              <w:bottom w:val="nil"/>
+              <w:right w:val="nil"/>
+            </w:tcBorders>
+            <w:noWrap w:val="0"/>
+            <w:vAlign w:val="center"/>
+          </w:tcPr>
+          <w:p>
+            <w:pPr>
+              <w:adjustRightInd w:val="0"/>
+              <w:jc w:val="center"/>
+              <w:rPr>
+                <w:sz w:val="21"/>
+                <w:szCs w:val="21"/>
+              </w:rPr>
+            </w:pPr>
+            <w:r>
+              <w:rPr>
+                <w:rFonts w:hint="eastAsia"/>
+                <w:sz w:val="21"/>
+                <w:szCs w:val="21"/>
+              </w:rPr>
+              <w:t xml:space="preserve">0.009
+0.021
+0.039
+0.009
+0.021
+0.039
+0.009
+0.021
+0.039
+0.009
+0.021
+0.039
+0.009
+0.021
+0.039
+0.097</w:t>
+            </w:r>
+          </w:p>
+        </w:tc>
+        <w:tc>
+          <w:tcPr>
+            <w:tcW w:w="1365" w:type="dxa"/>
+            <w:tcBorders>
+              <w:top w:val="nil"/>
+              <w:left w:val="nil"/>
+              <w:bottom w:val="nil"/>
+              <w:right w:val="nil"/>
+            </w:tcBorders>
+            <w:noWrap w:val="0"/>
+            <w:vAlign w:val="center"/>
+          </w:tcPr>
+          <w:p>
+            <w:pPr>
+              <w:adjustRightInd w:val="0"/>
+              <w:jc w:val="center"/>
+              <w:rPr>
+                <w:sz w:val="21"/>
+                <w:szCs w:val="21"/>
+              </w:rPr>
+            </w:pPr>
+            <w:r>
+              <w:rPr>
+                <w:sz w:val="21"/>
+                <w:szCs w:val="21"/>
+              </w:rPr>
+              <w:t xml:space="preserve">0.023 12
+0.045 84
+0.074 13
+0.023 12
+0.045 84
+0.074 13
+0.023 12
+0.045 84
+0.074 13
+0.023 12
+0.045 84
+0.074 13
+0.023 12
+0.045 84
+0.074 13
+0.167 47</w:t>
+            </w:r>
+          </w:p>
+        </w:tc>
+        <w:tc>
+          <w:tcPr>
+            <w:tcW w:w="1365" w:type="dxa"/>
+            <w:tcBorders>
+              <w:top w:val="nil"/>
+              <w:left w:val="nil"/>
+              <w:bottom w:val="nil"/>
+              <w:right w:val="nil"/>
+            </w:tcBorders>
+            <w:noWrap w:val="0"/>
+            <w:vAlign w:val="center"/>
+          </w:tcPr>
+          <w:p>
+            <w:pPr>
+              <w:adjustRightInd w:val="0"/>
+              <w:jc w:val="center"/>
+              <w:rPr>
+                <w:rFonts w:hint="eastAsia"/>
+                <w:sz w:val="21"/>
+                <w:szCs w:val="21"/>
+              </w:rPr>
+            </w:pPr>
+            <w:r>
+              <w:rPr>
+                <w:rFonts w:hint="eastAsia"/>
+                <w:sz w:val="21"/>
+                <w:szCs w:val="21"/>
+              </w:rPr>
+              <w:t xml:space="preserve">46 900
+96 900
+146 900
+46 900
+96 900
+146 900
+46 900
+96 900
+146 900
+46 900
+96 900
+146 900
+46 900
+96 900
+146 900
+196 900</w:t>
+            </w:r>
+          </w:p>
+        </w:tc>
+        <w:tc>
+          <w:tcPr>
+            <w:tcW w:w="1365" w:type="dxa"/>
+            <w:tcBorders>
+              <w:top w:val="nil"/>
+              <w:left w:val="nil"/>
+              <w:bottom w:val="nil"/>
+              <w:right w:val="nil"/>
+            </w:tcBorders>
+            <w:noWrap w:val="0"/>
+            <w:vAlign w:val="center"/>
+          </w:tcPr>
+          <w:p>
+            <w:pPr>
+              <w:adjustRightInd w:val="0"/>
+              <w:jc w:val="center"/>
+              <w:rPr>
+                <w:sz w:val="21"/>
+                <w:szCs w:val="21"/>
+              </w:rPr>
+            </w:pPr>
+            <w:r>
+              <w:rPr>
+                <w:sz w:val="21"/>
+                <w:szCs w:val="21"/>
+              </w:rPr>
+              <w:t xml:space="preserve">4.671 17
+4.986 32
+5.167 02
+4.671 17
+4.986 32
+5.167 02
+4.671 17
+4.986 32
+5.167 02
+4.671 17
+4.986 32
+5.167 02
+4.671 17
+4.986 32
+5.167 02
+5.294 24</w:t>
+            </w:r>
+          </w:p>
+        </w:tc>
+        <w:tc>
+          <w:tcPr>
+            <w:tcW w:w="1365" w:type="dxa"/>
+            <w:tcBorders>
+              <w:top w:val="nil"/>
+              <w:left w:val="nil"/>
+              <w:bottom w:val="nil"/>
+              <w:right w:val="nil"/>
+            </w:tcBorders>
+            <w:noWrap w:val="0"/>
+            <w:vAlign w:val="center"/>
+          </w:tcPr>
+          <w:p>
+            <w:pPr>
+              <w:adjustRightInd w:val="0"/>
+              <w:jc w:val="center"/>
+              <w:rPr>
+                <w:sz w:val="21"/>
+                <w:szCs w:val="21"/>
+              </w:rPr>
+            </w:pPr>
+            <w:r>
+              <w:rPr>
+                <w:rFonts w:hint="eastAsia" w:ascii="宋体" w:hAnsi="宋体"/>
+                <w:sz w:val="21"/>
+                <w:szCs w:val="21"/>
+              </w:rPr>
+              <w:t xml:space="preserve">-5.636 01
+-5.338 76
+-5.130 01
+-5.636 01
+-5.338 76
+-5.130 01
+-5.636 01
+-5.338 76
+-5.130 01
+-5.636 01
+-5.338 76
+-5.130 01
+-5.636 01
+-5.338 76
+-5.130 01
+-4.776 06</w:t>
             </w:r>
           </w:p>
         </w:tc>
@@ -2182,23 +4975,849 @@
     <w:p/>
     <w:p>
       <w:pPr>
-        <w:pStyle w:val="Heading1"/>
-        <w:spacing w:before="480" w:after="240"/>
-        <w:jc w:val="center"/>
-        <w:outlineLvl w:val="0"/>
+        <w:spacing w:line="360" w:lineRule="auto"/>
+        <w:ind w:firstLine="480"/>
       </w:pPr>
       <w:r>
         <w:rPr>
-          <w:rFonts w:hint="eastAsia" w:ascii="幼圆" w:hAnsi="幼圆" w:eastAsia="幼圆" w:cs="幼圆"/>
-          <w:b/>
-          <w:sz w:val="32"/>
-          <w:szCs w:val="32"/>
-          <w:lang w:val="en-US" w:eastAsia="zh-CN"/>
+          <w:rFonts w:hint="eastAsia" w:ascii="隶书" w:hAnsi="隶书" w:eastAsia="隶书" w:cs="隶书"/>
+          <w:sz w:val="96"/>
+          <w:szCs w:val="96"/>
           <w:color w:val="000000"/>
         </w:rPr>
-        <w:t>第四章  公式测试</w:t>
+        <w:t>表6-1（续表）</w:t>
       </w:r>
     </w:p>
+    <w:tbl>
+      <w:tblPr>
+        <w:tblStyle w:val="33"/>
+        <w:tblW w:w="0" w:type="auto"/>
+        <w:jc w:val="center"/>
+        <w:tblBorders>
+          <w:top w:val="single" w:color="auto" w:sz="4" w:space="0"/>
+          <w:left w:val="single" w:color="auto" w:sz="4" w:space="0"/>
+          <w:bottom w:val="single" w:color="auto" w:sz="4" w:space="0"/>
+          <w:right w:val="single" w:color="auto" w:sz="4" w:space="0"/>
+          <w:insideH w:val="single" w:color="auto" w:sz="4" w:space="0"/>
+          <w:insideV w:val="single" w:color="auto" w:sz="4" w:space="0"/>
+        </w:tblBorders>
+        <w:tblLayout w:type="fixed"/>
+        <w:tblCellMar>
+          <w:top w:w="0" w:type="dxa"/>
+          <w:left w:w="108" w:type="dxa"/>
+          <w:bottom w:w="0" w:type="dxa"/>
+          <w:right w:w="108" w:type="dxa"/>
+        </w:tblCellMar>
+      </w:tblPr>
+      <w:tblGrid>
+        <w:gridCol w:w="1365"/>
+        <w:gridCol w:w="1365"/>
+        <w:gridCol w:w="1365"/>
+        <w:gridCol w:w="1365"/>
+        <w:gridCol w:w="1365"/>
+        <w:gridCol w:w="1365"/>
+      </w:tblGrid>
+      <w:tr>
+        <w:trPr>
+          <w:trHeight w:val="989" w:hRule="atLeast"/>
+          <w:jc w:val="center"/>
+        </w:trPr>
+        <w:tc>
+          <w:tcPr>
+            <w:tcW w:w="1365" w:type="dxa"/>
+            <w:tcBorders>
+              <w:top w:val="single" w:color="auto" w:sz="12" w:space="0"/>
+              <w:left w:val="nil"/>
+              <w:bottom w:val="single" w:color="auto" w:sz="8" w:space="0"/>
+              <w:right w:val="nil"/>
+            </w:tcBorders>
+            <w:noWrap w:val="0"/>
+            <w:vAlign w:val="center"/>
+          </w:tcPr>
+          <w:p>
+            <w:pPr>
+              <w:pStyle w:val="20"/>
+              <w:adjustRightInd w:val="0"/>
+              <w:spacing w:after="0"/>
+              <w:ind w:left="0" w:leftChars="0"/>
+              <w:jc w:val="center"/>
+              <w:rPr>
+                <w:rFonts w:hint="eastAsia"/>
+                <w:sz w:val="21"/>
+                <w:szCs w:val="21"/>
+              </w:rPr>
+            </w:pPr>
+            <w:r>
+              <w:rPr>
+                <w:b/>
+                <w:rFonts w:hint="eastAsia"/>
+                <w:sz w:val="21"/>
+                <w:szCs w:val="21"/>
+              </w:rPr>
+              <w:t xml:space="preserve">供气压力
+Ps (MPa)</w:t>
+            </w:r>
+          </w:p>
+        </w:tc>
+        <w:tc>
+          <w:tcPr>
+            <w:tcW w:w="1365" w:type="dxa"/>
+            <w:tcBorders>
+              <w:top w:val="single" w:color="auto" w:sz="12" w:space="0"/>
+              <w:left w:val="nil"/>
+              <w:bottom w:val="single" w:color="auto" w:sz="8" w:space="0"/>
+              <w:right w:val="nil"/>
+            </w:tcBorders>
+            <w:noWrap w:val="0"/>
+            <w:vAlign w:val="center"/>
+          </w:tcPr>
+          <w:p>
+            <w:pPr>
+              <w:pStyle w:val="20"/>
+              <w:adjustRightInd w:val="0"/>
+              <w:spacing w:after="0"/>
+              <w:ind w:left="210" w:leftChars="0" w:hanging="210" w:hangingChars="100"/>
+              <w:jc w:val="center"/>
+              <w:rPr>
+                <w:rFonts w:hint="eastAsia"/>
+                <w:sz w:val="21"/>
+                <w:szCs w:val="21"/>
+              </w:rPr>
+            </w:pPr>
+            <w:r>
+              <w:rPr>
+                <w:b/>
+                <w:rFonts w:hint="eastAsia"/>
+                <w:sz w:val="21"/>
+                <w:szCs w:val="21"/>
+              </w:rPr>
+              <w:t xml:space="preserve">流量测量
+M′(m3/h)</w:t>
+            </w:r>
+          </w:p>
+        </w:tc>
+        <w:tc>
+          <w:tcPr>
+            <w:tcW w:w="1365" w:type="dxa"/>
+            <w:tcBorders>
+              <w:top w:val="single" w:color="auto" w:sz="12" w:space="0"/>
+              <w:left w:val="nil"/>
+              <w:bottom w:val="single" w:color="auto" w:sz="8" w:space="0"/>
+              <w:right w:val="nil"/>
+            </w:tcBorders>
+            <w:noWrap w:val="0"/>
+            <w:vAlign w:val="center"/>
+          </w:tcPr>
+          <w:p>
+            <w:pPr>
+              <w:pStyle w:val="20"/>
+              <w:adjustRightInd w:val="0"/>
+              <w:spacing w:after="0"/>
+              <w:ind w:left="0" w:leftChars="0"/>
+              <w:jc w:val="center"/>
+              <w:rPr>
+                <w:rFonts w:hint="eastAsia"/>
+                <w:sz w:val="21"/>
+                <w:szCs w:val="21"/>
+                <w:vertAlign w:val="superscript"/>
+              </w:rPr>
+            </w:pPr>
+            <w:r>
+              <w:rPr>
+                <w:b/>
+                <w:rFonts w:hint="eastAsia"/>
+                <w:sz w:val="21"/>
+                <w:szCs w:val="21"/>
+              </w:rPr>
+              <w:t xml:space="preserve">流量修正值M (m3/s) ×10-4</w:t>
+            </w:r>
+          </w:p>
+        </w:tc>
+        <w:tc>
+          <w:tcPr>
+            <w:tcW w:w="1365" w:type="dxa"/>
+            <w:tcBorders>
+              <w:top w:val="single" w:color="auto" w:sz="12" w:space="0"/>
+              <w:left w:val="nil"/>
+              <w:bottom w:val="single" w:color="auto" w:sz="8" w:space="0"/>
+              <w:right w:val="nil"/>
+            </w:tcBorders>
+            <w:noWrap w:val="0"/>
+            <w:vAlign w:val="center"/>
+          </w:tcPr>
+          <w:p>
+            <w:pPr>
+              <w:pStyle w:val="20"/>
+              <w:adjustRightInd w:val="0"/>
+              <w:spacing w:after="0"/>
+              <w:ind w:left="420" w:leftChars="0" w:hanging="420" w:hangingChars="200"/>
+              <w:jc w:val="center"/>
+              <w:rPr>
+                <w:rFonts w:hint="eastAsia"/>
+                <w:sz w:val="21"/>
+                <w:szCs w:val="21"/>
+              </w:rPr>
+            </w:pPr>
+            <w:r>
+              <w:rPr>
+                <w:b/>
+                <w:rFonts w:hint="eastAsia"/>
+                <w:sz w:val="21"/>
+                <w:szCs w:val="21"/>
+              </w:rPr>
+              <w:t xml:space="preserve">压力差
+ΔP (Pa)</w:t>
+            </w:r>
+          </w:p>
+        </w:tc>
+        <w:tc>
+          <w:tcPr>
+            <w:tcW w:w="1365" w:type="dxa"/>
+            <w:tcBorders>
+              <w:top w:val="single" w:color="auto" w:sz="12" w:space="0"/>
+              <w:left w:val="nil"/>
+              <w:bottom w:val="single" w:color="auto" w:sz="8" w:space="0"/>
+              <w:right w:val="nil"/>
+            </w:tcBorders>
+            <w:noWrap w:val="0"/>
+            <w:vAlign w:val="center"/>
+          </w:tcPr>
+          <w:p>
+            <w:pPr>
+              <w:pStyle w:val="20"/>
+              <w:adjustRightInd w:val="0"/>
+              <w:spacing w:after="0"/>
+              <w:ind w:left="0" w:leftChars="0"/>
+              <w:jc w:val="center"/>
+              <w:rPr>
+                <w:rFonts w:hint="eastAsia"/>
+                <w:sz w:val="21"/>
+                <w:szCs w:val="21"/>
+              </w:rPr>
+            </w:pPr>
+            <w:r>
+              <w:rPr>
+                <w:b/>
+                <w:rFonts w:hint="eastAsia"/>
+                <w:sz w:val="21"/>
+                <w:szCs w:val="21"/>
+              </w:rPr>
+              <w:t xml:space="preserve">lgΔP</w:t>
+            </w:r>
+          </w:p>
+        </w:tc>
+        <w:tc>
+          <w:tcPr>
+            <w:tcW w:w="1365" w:type="dxa"/>
+            <w:tcBorders>
+              <w:top w:val="single" w:color="auto" w:sz="12" w:space="0"/>
+              <w:left w:val="nil"/>
+              <w:bottom w:val="single" w:color="auto" w:sz="8" w:space="0"/>
+              <w:right w:val="nil"/>
+            </w:tcBorders>
+            <w:noWrap w:val="0"/>
+            <w:vAlign w:val="center"/>
+          </w:tcPr>
+          <w:p>
+            <w:pPr>
+              <w:pStyle w:val="20"/>
+              <w:adjustRightInd w:val="0"/>
+              <w:spacing w:after="0"/>
+              <w:ind w:left="0" w:leftChars="0" w:firstLine="210" w:firstLineChars="100"/>
+              <w:jc w:val="center"/>
+              <w:rPr>
+                <w:rFonts w:hint="eastAsia"/>
+                <w:sz w:val="21"/>
+                <w:szCs w:val="21"/>
+              </w:rPr>
+            </w:pPr>
+            <w:r>
+              <w:rPr>
+                <w:b/>
+                <w:rFonts w:hint="eastAsia"/>
+                <w:sz w:val="21"/>
+                <w:szCs w:val="21"/>
+              </w:rPr>
+              <w:t xml:space="preserve">lg M</w:t>
+            </w:r>
+          </w:p>
+        </w:tc>
+      </w:tr>
+      <w:tr>
+        <w:trPr>
+          <w:jc w:val="center"/>
+        </w:trPr>
+        <w:tc>
+          <w:tcPr>
+            <w:tcW w:w="1365" w:type="dxa"/>
+            <w:tcBorders>
+              <w:top w:val="nil"/>
+              <w:left w:val="nil"/>
+              <w:bottom w:val="nil"/>
+              <w:right w:val="nil"/>
+            </w:tcBorders>
+            <w:noWrap w:val="0"/>
+            <w:vAlign w:val="center"/>
+          </w:tcPr>
+          <w:p>
+            <w:pPr>
+              <w:adjustRightInd w:val="0"/>
+              <w:jc w:val="center"/>
+              <w:rPr>
+                <w:rFonts w:hint="eastAsia"/>
+                <w:sz w:val="21"/>
+                <w:szCs w:val="21"/>
+              </w:rPr>
+            </w:pPr>
+            <w:r>
+              <w:rPr>
+                <w:rFonts w:hint="eastAsia"/>
+                <w:sz w:val="21"/>
+                <w:szCs w:val="21"/>
+              </w:rPr>
+              <w:t xml:space="preserve">0.35</w:t>
+            </w:r>
+          </w:p>
+        </w:tc>
+        <w:tc>
+          <w:tcPr>
+            <w:tcW w:w="1365" w:type="dxa"/>
+            <w:tcBorders>
+              <w:top w:val="nil"/>
+              <w:left w:val="nil"/>
+              <w:bottom w:val="nil"/>
+              <w:right w:val="nil"/>
+            </w:tcBorders>
+            <w:noWrap w:val="0"/>
+            <w:vAlign w:val="center"/>
+          </w:tcPr>
+          <w:p>
+            <w:pPr>
+              <w:adjustRightInd w:val="0"/>
+              <w:jc w:val="center"/>
+              <w:rPr>
+                <w:sz w:val="21"/>
+                <w:szCs w:val="21"/>
+              </w:rPr>
+            </w:pPr>
+            <w:r>
+              <w:rPr>
+                <w:rFonts w:hint="eastAsia"/>
+                <w:sz w:val="21"/>
+                <w:szCs w:val="21"/>
+              </w:rPr>
+              <w:t xml:space="preserve">0.136</w:t>
+            </w:r>
+          </w:p>
+        </w:tc>
+        <w:tc>
+          <w:tcPr>
+            <w:tcW w:w="1365" w:type="dxa"/>
+            <w:tcBorders>
+              <w:top w:val="nil"/>
+              <w:left w:val="nil"/>
+              <w:bottom w:val="nil"/>
+              <w:right w:val="nil"/>
+            </w:tcBorders>
+            <w:noWrap w:val="0"/>
+            <w:vAlign w:val="center"/>
+          </w:tcPr>
+          <w:p>
+            <w:pPr>
+              <w:adjustRightInd w:val="0"/>
+              <w:jc w:val="center"/>
+              <w:rPr>
+                <w:sz w:val="21"/>
+                <w:szCs w:val="21"/>
+              </w:rPr>
+            </w:pPr>
+            <w:r>
+              <w:rPr>
+                <w:sz w:val="21"/>
+                <w:szCs w:val="21"/>
+              </w:rPr>
+              <w:t xml:space="preserve">0.217 53</w:t>
+            </w:r>
+          </w:p>
+        </w:tc>
+        <w:tc>
+          <w:tcPr>
+            <w:tcW w:w="1365" w:type="dxa"/>
+            <w:tcBorders>
+              <w:top w:val="nil"/>
+              <w:left w:val="nil"/>
+              <w:bottom w:val="nil"/>
+              <w:right w:val="nil"/>
+            </w:tcBorders>
+            <w:noWrap w:val="0"/>
+            <w:vAlign w:val="center"/>
+          </w:tcPr>
+          <w:p>
+            <w:pPr>
+              <w:adjustRightInd w:val="0"/>
+              <w:jc w:val="center"/>
+              <w:rPr>
+                <w:rFonts w:hint="eastAsia"/>
+                <w:sz w:val="21"/>
+                <w:szCs w:val="21"/>
+              </w:rPr>
+            </w:pPr>
+            <w:r>
+              <w:rPr>
+                <w:rFonts w:hint="eastAsia"/>
+                <w:sz w:val="21"/>
+                <w:szCs w:val="21"/>
+              </w:rPr>
+              <w:t xml:space="preserve">246 900</w:t>
+            </w:r>
+          </w:p>
+        </w:tc>
+        <w:tc>
+          <w:tcPr>
+            <w:tcW w:w="1365" w:type="dxa"/>
+            <w:tcBorders>
+              <w:top w:val="nil"/>
+              <w:left w:val="nil"/>
+              <w:bottom w:val="nil"/>
+              <w:right w:val="nil"/>
+            </w:tcBorders>
+            <w:noWrap w:val="0"/>
+            <w:vAlign w:val="center"/>
+          </w:tcPr>
+          <w:p>
+            <w:pPr>
+              <w:adjustRightInd w:val="0"/>
+              <w:jc w:val="center"/>
+              <w:rPr>
+                <w:sz w:val="21"/>
+                <w:szCs w:val="21"/>
+              </w:rPr>
+            </w:pPr>
+            <w:r>
+              <w:rPr>
+                <w:sz w:val="21"/>
+                <w:szCs w:val="21"/>
+              </w:rPr>
+              <w:t xml:space="preserve">5.392 52</w:t>
+            </w:r>
+          </w:p>
+        </w:tc>
+        <w:tc>
+          <w:tcPr>
+            <w:tcW w:w="1365" w:type="dxa"/>
+            <w:tcBorders>
+              <w:top w:val="nil"/>
+              <w:left w:val="nil"/>
+              <w:bottom w:val="nil"/>
+              <w:right w:val="nil"/>
+            </w:tcBorders>
+            <w:noWrap w:val="0"/>
+            <w:vAlign w:val="center"/>
+          </w:tcPr>
+          <w:p>
+            <w:pPr>
+              <w:adjustRightInd w:val="0"/>
+              <w:jc w:val="center"/>
+              <w:rPr>
+                <w:sz w:val="21"/>
+                <w:szCs w:val="21"/>
+              </w:rPr>
+            </w:pPr>
+            <w:r>
+              <w:rPr>
+                <w:rFonts w:hint="eastAsia" w:ascii="宋体" w:hAnsi="宋体"/>
+                <w:sz w:val="21"/>
+                <w:szCs w:val="21"/>
+              </w:rPr>
+              <w:t xml:space="preserve">-4.662 48</w:t>
+            </w:r>
+          </w:p>
+        </w:tc>
+      </w:tr>
+      <w:tr>
+        <w:trPr>
+          <w:jc w:val="center"/>
+        </w:trPr>
+        <w:tc>
+          <w:tcPr>
+            <w:tcW w:w="1365" w:type="dxa"/>
+            <w:tcBorders>
+              <w:top w:val="nil"/>
+              <w:left w:val="nil"/>
+              <w:bottom w:val="nil"/>
+              <w:right w:val="nil"/>
+            </w:tcBorders>
+            <w:noWrap w:val="0"/>
+            <w:vAlign w:val="center"/>
+          </w:tcPr>
+          <w:p>
+            <w:pPr>
+              <w:adjustRightInd w:val="0"/>
+              <w:jc w:val="center"/>
+              <w:rPr>
+                <w:rFonts w:hint="eastAsia"/>
+                <w:sz w:val="21"/>
+                <w:szCs w:val="21"/>
+              </w:rPr>
+            </w:pPr>
+            <w:r>
+              <w:rPr>
+                <w:rFonts w:hint="eastAsia"/>
+                <w:sz w:val="21"/>
+                <w:szCs w:val="21"/>
+              </w:rPr>
+              <w:t xml:space="preserve">0.4</w:t>
+            </w:r>
+          </w:p>
+        </w:tc>
+        <w:tc>
+          <w:tcPr>
+            <w:tcW w:w="1365" w:type="dxa"/>
+            <w:tcBorders>
+              <w:top w:val="nil"/>
+              <w:left w:val="nil"/>
+              <w:bottom w:val="nil"/>
+              <w:right w:val="nil"/>
+            </w:tcBorders>
+            <w:noWrap w:val="0"/>
+            <w:vAlign w:val="center"/>
+          </w:tcPr>
+          <w:p>
+            <w:pPr>
+              <w:adjustRightInd w:val="0"/>
+              <w:jc w:val="center"/>
+              <w:rPr>
+                <w:sz w:val="21"/>
+                <w:szCs w:val="21"/>
+              </w:rPr>
+            </w:pPr>
+            <w:r>
+              <w:rPr>
+                <w:rFonts w:hint="eastAsia"/>
+                <w:sz w:val="21"/>
+                <w:szCs w:val="21"/>
+              </w:rPr>
+              <w:t xml:space="preserve">0.171</w:t>
+            </w:r>
+          </w:p>
+        </w:tc>
+        <w:tc>
+          <w:tcPr>
+            <w:tcW w:w="1365" w:type="dxa"/>
+            <w:tcBorders>
+              <w:top w:val="nil"/>
+              <w:left w:val="nil"/>
+              <w:bottom w:val="nil"/>
+              <w:right w:val="nil"/>
+            </w:tcBorders>
+            <w:noWrap w:val="0"/>
+            <w:vAlign w:val="center"/>
+          </w:tcPr>
+          <w:p>
+            <w:pPr>
+              <w:adjustRightInd w:val="0"/>
+              <w:jc w:val="center"/>
+              <w:rPr>
+                <w:sz w:val="21"/>
+                <w:szCs w:val="21"/>
+              </w:rPr>
+            </w:pPr>
+            <w:r>
+              <w:rPr>
+                <w:sz w:val="21"/>
+                <w:szCs w:val="21"/>
+              </w:rPr>
+              <w:t xml:space="preserve">0.254 85</w:t>
+            </w:r>
+          </w:p>
+        </w:tc>
+        <w:tc>
+          <w:tcPr>
+            <w:tcW w:w="1365" w:type="dxa"/>
+            <w:tcBorders>
+              <w:top w:val="nil"/>
+              <w:left w:val="nil"/>
+              <w:bottom w:val="nil"/>
+              <w:right w:val="nil"/>
+            </w:tcBorders>
+            <w:noWrap w:val="0"/>
+            <w:vAlign w:val="center"/>
+          </w:tcPr>
+          <w:p>
+            <w:pPr>
+              <w:adjustRightInd w:val="0"/>
+              <w:jc w:val="center"/>
+              <w:rPr>
+                <w:rFonts w:hint="eastAsia"/>
+                <w:sz w:val="21"/>
+                <w:szCs w:val="21"/>
+              </w:rPr>
+            </w:pPr>
+            <w:r>
+              <w:rPr>
+                <w:rFonts w:hint="eastAsia"/>
+                <w:sz w:val="21"/>
+                <w:szCs w:val="21"/>
+              </w:rPr>
+              <w:t xml:space="preserve">296 900</w:t>
+            </w:r>
+          </w:p>
+        </w:tc>
+        <w:tc>
+          <w:tcPr>
+            <w:tcW w:w="1365" w:type="dxa"/>
+            <w:tcBorders>
+              <w:top w:val="nil"/>
+              <w:left w:val="nil"/>
+              <w:bottom w:val="nil"/>
+              <w:right w:val="nil"/>
+            </w:tcBorders>
+            <w:noWrap w:val="0"/>
+            <w:vAlign w:val="center"/>
+          </w:tcPr>
+          <w:p>
+            <w:pPr>
+              <w:adjustRightInd w:val="0"/>
+              <w:jc w:val="center"/>
+              <w:rPr>
+                <w:sz w:val="21"/>
+                <w:szCs w:val="21"/>
+              </w:rPr>
+            </w:pPr>
+            <w:r>
+              <w:rPr>
+                <w:sz w:val="21"/>
+                <w:szCs w:val="21"/>
+              </w:rPr>
+              <w:t xml:space="preserve">5.472 61</w:t>
+            </w:r>
+          </w:p>
+        </w:tc>
+        <w:tc>
+          <w:tcPr>
+            <w:tcW w:w="1365" w:type="dxa"/>
+            <w:tcBorders>
+              <w:top w:val="nil"/>
+              <w:left w:val="nil"/>
+              <w:bottom w:val="nil"/>
+              <w:right w:val="nil"/>
+            </w:tcBorders>
+            <w:noWrap w:val="0"/>
+            <w:vAlign w:val="center"/>
+          </w:tcPr>
+          <w:p>
+            <w:pPr>
+              <w:adjustRightInd w:val="0"/>
+              <w:jc w:val="center"/>
+              <w:rPr>
+                <w:sz w:val="21"/>
+                <w:szCs w:val="21"/>
+              </w:rPr>
+            </w:pPr>
+            <w:r>
+              <w:rPr>
+                <w:rFonts w:hint="eastAsia" w:ascii="宋体" w:hAnsi="宋体"/>
+                <w:sz w:val="21"/>
+                <w:szCs w:val="21"/>
+              </w:rPr>
+              <w:t xml:space="preserve">-4.593 72</w:t>
+            </w:r>
+          </w:p>
+        </w:tc>
+      </w:tr>
+      <w:tr>
+        <w:trPr>
+          <w:jc w:val="center"/>
+        </w:trPr>
+        <w:tc>
+          <w:tcPr>
+            <w:tcW w:w="1365" w:type="dxa"/>
+            <w:tcBorders>
+              <w:top w:val="nil"/>
+              <w:left w:val="nil"/>
+              <w:bottom w:val="nil"/>
+              <w:right w:val="nil"/>
+            </w:tcBorders>
+            <w:noWrap w:val="0"/>
+            <w:vAlign w:val="center"/>
+          </w:tcPr>
+          <w:p>
+            <w:pPr>
+              <w:adjustRightInd w:val="0"/>
+              <w:jc w:val="center"/>
+              <w:rPr>
+                <w:rFonts w:hint="eastAsia"/>
+                <w:sz w:val="21"/>
+                <w:szCs w:val="21"/>
+              </w:rPr>
+            </w:pPr>
+            <w:r>
+              <w:rPr>
+                <w:rFonts w:hint="eastAsia"/>
+                <w:sz w:val="21"/>
+                <w:szCs w:val="21"/>
+              </w:rPr>
+              <w:t xml:space="preserve">0.45</w:t>
+            </w:r>
+          </w:p>
+        </w:tc>
+        <w:tc>
+          <w:tcPr>
+            <w:tcW w:w="1365" w:type="dxa"/>
+            <w:tcBorders>
+              <w:top w:val="nil"/>
+              <w:left w:val="nil"/>
+              <w:bottom w:val="nil"/>
+              <w:right w:val="nil"/>
+            </w:tcBorders>
+            <w:noWrap w:val="0"/>
+            <w:vAlign w:val="center"/>
+          </w:tcPr>
+          <w:p>
+            <w:pPr>
+              <w:adjustRightInd w:val="0"/>
+              <w:jc w:val="center"/>
+              <w:rPr>
+                <w:sz w:val="21"/>
+                <w:szCs w:val="21"/>
+              </w:rPr>
+            </w:pPr>
+            <w:r>
+              <w:rPr>
+                <w:rFonts w:hint="eastAsia"/>
+                <w:sz w:val="21"/>
+                <w:szCs w:val="21"/>
+              </w:rPr>
+              <w:t xml:space="preserve">0.202</w:t>
+            </w:r>
+          </w:p>
+        </w:tc>
+        <w:tc>
+          <w:tcPr>
+            <w:tcW w:w="1365" w:type="dxa"/>
+            <w:tcBorders>
+              <w:top w:val="nil"/>
+              <w:left w:val="nil"/>
+              <w:bottom w:val="nil"/>
+              <w:right w:val="nil"/>
+            </w:tcBorders>
+            <w:noWrap w:val="0"/>
+            <w:vAlign w:val="center"/>
+          </w:tcPr>
+          <w:p>
+            <w:pPr>
+              <w:adjustRightInd w:val="0"/>
+              <w:jc w:val="center"/>
+              <w:rPr>
+                <w:sz w:val="21"/>
+                <w:szCs w:val="21"/>
+              </w:rPr>
+            </w:pPr>
+            <w:r>
+              <w:rPr>
+                <w:sz w:val="21"/>
+                <w:szCs w:val="21"/>
+              </w:rPr>
+              <w:t xml:space="preserve">0.284 67</w:t>
+            </w:r>
+          </w:p>
+        </w:tc>
+        <w:tc>
+          <w:tcPr>
+            <w:tcW w:w="1365" w:type="dxa"/>
+            <w:tcBorders>
+              <w:top w:val="nil"/>
+              <w:left w:val="nil"/>
+              <w:bottom w:val="nil"/>
+              <w:right w:val="nil"/>
+            </w:tcBorders>
+            <w:noWrap w:val="0"/>
+            <w:vAlign w:val="center"/>
+          </w:tcPr>
+          <w:p>
+            <w:pPr>
+              <w:adjustRightInd w:val="0"/>
+              <w:jc w:val="center"/>
+              <w:rPr>
+                <w:rFonts w:hint="eastAsia"/>
+                <w:sz w:val="21"/>
+                <w:szCs w:val="21"/>
+              </w:rPr>
+            </w:pPr>
+            <w:r>
+              <w:rPr>
+                <w:rFonts w:hint="eastAsia"/>
+                <w:sz w:val="21"/>
+                <w:szCs w:val="21"/>
+              </w:rPr>
+              <w:t xml:space="preserve">346 900</w:t>
+            </w:r>
+          </w:p>
+        </w:tc>
+        <w:tc>
+          <w:tcPr>
+            <w:tcW w:w="1365" w:type="dxa"/>
+            <w:tcBorders>
+              <w:top w:val="nil"/>
+              <w:left w:val="nil"/>
+              <w:bottom w:val="nil"/>
+              <w:right w:val="nil"/>
+            </w:tcBorders>
+            <w:noWrap w:val="0"/>
+            <w:vAlign w:val="center"/>
+          </w:tcPr>
+          <w:p>
+            <w:pPr>
+              <w:adjustRightInd w:val="0"/>
+              <w:jc w:val="center"/>
+              <w:rPr>
+                <w:sz w:val="21"/>
+                <w:szCs w:val="21"/>
+              </w:rPr>
+            </w:pPr>
+            <w:r>
+              <w:rPr>
+                <w:sz w:val="21"/>
+                <w:szCs w:val="21"/>
+              </w:rPr>
+              <w:t xml:space="preserve">5.540 20</w:t>
+            </w:r>
+          </w:p>
+        </w:tc>
+        <w:tc>
+          <w:tcPr>
+            <w:tcW w:w="1365" w:type="dxa"/>
+            <w:tcBorders>
+              <w:top w:val="nil"/>
+              <w:left w:val="nil"/>
+              <w:bottom w:val="nil"/>
+              <w:right w:val="nil"/>
+            </w:tcBorders>
+            <w:noWrap w:val="0"/>
+            <w:vAlign w:val="center"/>
+          </w:tcPr>
+          <w:p>
+            <w:pPr>
+              <w:adjustRightInd w:val="0"/>
+              <w:jc w:val="center"/>
+              <w:rPr>
+                <w:sz w:val="21"/>
+                <w:szCs w:val="21"/>
+              </w:rPr>
+            </w:pPr>
+            <w:r>
+              <w:rPr>
+                <w:rFonts w:hint="eastAsia" w:ascii="宋体" w:hAnsi="宋体"/>
+                <w:sz w:val="21"/>
+                <w:szCs w:val="21"/>
+              </w:rPr>
+              <w:t xml:space="preserve">—</w:t>
+            </w:r>
+          </w:p>
+        </w:tc>
+      </w:tr>
+    </w:tbl>
+    <w:p/>
     <w:p>
       <w:pPr>
         <w:pStyle w:val="Heading2"/>
@@ -2214,7 +5833,7 @@
           <w:szCs w:val="28"/>
           <w:color w:val="000000"/>
         </w:rPr>
-        <w:t>4.1  OMML 直通公式</w:t>
+        <w:t>6.5  本章小结</w:t>
       </w:r>
     </w:p>
     <w:p>
@@ -2229,792 +5848,7 @@
           <w:szCs w:val="96"/>
           <w:color w:val="000000"/>
         </w:rPr>
-        <w:t>下面的公式均使用 OMML 直通模式，直接将 Office Open Math XML 注入 Word 文档，无需任何额外依赖，在所有环境下均可正确渲染。</w:t>
-      </w:r>
-    </w:p>
-    <w:p>
-      <w:pPr>
-        <w:jc w:val="center"/>
-      </w:pPr>
-      <m:oMathPara>
-        <m:oMath>
-          <m:f>
-            <m:num>
-              <m:r>
-                <m:t>a + b</m:t>
-              </m:r>
-            </m:num>
-            <m:den>
-              <m:r>
-                <m:t>2</m:t>
-              </m:r>
-            </m:den>
-          </m:f>
-        </m:oMath>
-      </m:oMathPara>
-    </w:p>
-    <w:p>
-      <w:pPr>
-        <w:jc w:val="center"/>
-      </w:pPr>
-      <m:oMathPara>
-        <m:oMath>
-          <m:r>
-            <m:t>E</m:t>
-          </m:r>
-          <m:r>
-            <m:t> = </m:t>
-          </m:r>
-          <m:r>
-            <m:t>m</m:t>
-          </m:r>
-          <m:sSup>
-            <m:e>
-              <m:r>
-                <m:t>c</m:t>
-              </m:r>
-            </m:e>
-            <m:sup>
-              <m:r>
-                <m:t>2</m:t>
-              </m:r>
-            </m:sup>
-          </m:sSup>
-        </m:oMath>
-      </m:oMathPara>
-    </w:p>
-    <w:p>
-      <w:pPr>
-        <w:jc w:val="center"/>
-        <w:tabs>
-          <w:tab w:val="center" w:pos="4680"/>
-          <w:tab w:val="right" w:pos="9360"/>
-        </w:tabs>
-      </w:pPr>
-      <w:r>
-        <w:tab/>
-      </w:r>
-      <m:oMathPara>
-        <m:oMath>
-          <m:f>
-            <m:num>
-              <m:r>
-                <m:t>
-                  <m:sSub>
-                    <m:e>
-                      <m:r>
-                        <m:t>Σ</m:t>
-                      </m:r>
-                    </m:e>
-                    <m:sub>
-                      <m:r>
-                        <m:t>i=1</m:t>
-                      </m:r>
-                    </m:sub>
-                  </m:sSub>
-                  <m:sSup>
-                    <m:e>
-                      <m:r>
-                        <m:t>n</m:t>
-                      </m:r>
-                    </m:e>
-                    <m:sup>
-                      <m:r>
-                        <m:t> </m:t>
-                      </m:r>
-                    </m:sup>
-                  </m:sSup>
-                  <m:sSub>
-                    <m:e>
-                      <m:r>
-                        <m:t>x</m:t>
-                      </m:r>
-                    </m:e>
-                    <m:sub>
-                      <m:r>
-                        <m:t>i</m:t>
-                      </m:r>
-                    </m:sub>
-                  </m:sSub>
-                </m:t>
-              </m:r>
-            </m:num>
-            <m:den>
-              <m:r>
-                <m:t>n</m:t>
-              </m:r>
-            </m:den>
-          </m:f>
-        </m:oMath>
-      </m:oMathPara>
-      <w:r>
-        <w:tab/>
-      </w:r>
-      <w:r>
-        <w:rPr>
-          <w:rFonts w:hint="eastAsia" w:ascii="华文新魏" w:hAnsi="华文新魏" w:eastAsia="华文新魏" w:cs="华文新魏"/>
-          <w:b w:val="0"/>
-          <w:bCs w:val="0"/>
-          <w:i w:val="0"/>
-          <w:iCs w:val="0"/>
-          <w:sz w:val="24"/>
-          <w:szCs w:val="24"/>
-        </w:rPr>
-        <w:t>式(4-1)</w:t>
-      </w:r>
-    </w:p>
-    <w:p>
-      <w:pPr>
-        <w:jc w:val="center"/>
-        <w:tabs>
-          <w:tab w:val="center" w:pos="4680"/>
-          <w:tab w:val="right" w:pos="9360"/>
-        </w:tabs>
-      </w:pPr>
-      <w:r>
-        <w:tab/>
-      </w:r>
-      <m:oMathPara>
-        <m:oMath>
-          <m:rad>
-            <m:radPr>
-              <m:degHide m:val="1"/>
-            </m:radPr>
-            <m:deg/>
-            <m:e>
-              <m:r>
-                <m:t>a² + b²</m:t>
-              </m:r>
-            </m:e>
-          </m:rad>
-        </m:oMath>
-      </m:oMathPara>
-      <w:r>
-        <w:tab/>
-      </w:r>
-      <w:r>
-        <w:rPr>
-          <w:rFonts w:hint="eastAsia" w:ascii="华文新魏" w:hAnsi="华文新魏" w:eastAsia="华文新魏" w:cs="华文新魏"/>
-          <w:b w:val="0"/>
-          <w:bCs w:val="0"/>
-          <w:i w:val="0"/>
-          <w:iCs w:val="0"/>
-          <w:sz w:val="24"/>
-          <w:szCs w:val="24"/>
-        </w:rPr>
-        <w:t>式(4-2)</w:t>
-      </w:r>
-    </w:p>
-    <w:p>
-      <w:pPr>
-        <w:jc w:val="center"/>
-        <w:tabs>
-          <w:tab w:val="center" w:pos="4680"/>
-          <w:tab w:val="right" w:pos="9360"/>
-        </w:tabs>
-      </w:pPr>
-      <w:r>
-        <w:tab/>
-      </w:r>
-      <m:oMathPara>
-        <m:oMath>
-          <m:r>
-            <m:t>σ</m:t>
-          </m:r>
-          <m:r>
-            <m:t> = </m:t>
-          </m:r>
-          <m:rad>
-            <m:radPr>
-              <m:degHide m:val="1"/>
-            </m:radPr>
-            <m:deg/>
-            <m:e>
-              <m:r>
-                <m:t>
-                  <m:f>
-                    <m:num>
-                      <m:r>
-                        <m:t>
-                          <m:sSub>
-                            <m:e>
-                              <m:r>
-                                <m:t>Σ</m:t>
-                              </m:r>
-                            </m:e>
-                            <m:sub>
-                              <m:r>
-                                <m:t>i</m:t>
-                              </m:r>
-                            </m:sub>
-                          </m:sSub>
-                          <m:sSup>
-                            <m:e>
-                              <m:r>
-                                <m:t>(x_i - μ)</m:t>
-                              </m:r>
-                            </m:e>
-                            <m:sup>
-                              <m:r>
-                                <m:t>2</m:t>
-                              </m:r>
-                            </m:sup>
-                          </m:sSup>
-                        </m:t>
-                      </m:r>
-                    </m:num>
-                    <m:den>
-                      <m:r>
-                        <m:t>n</m:t>
-                      </m:r>
-                    </m:den>
-                  </m:f>
-                </m:t>
-              </m:r>
-            </m:e>
-          </m:rad>
-        </m:oMath>
-      </m:oMathPara>
-      <w:r>
-        <w:tab/>
-      </w:r>
-      <w:r>
-        <w:rPr>
-          <w:rFonts w:hint="eastAsia" w:ascii="华文新魏" w:hAnsi="华文新魏" w:eastAsia="华文新魏" w:cs="华文新魏"/>
-          <w:b w:val="0"/>
-          <w:bCs w:val="0"/>
-          <w:i w:val="0"/>
-          <w:iCs w:val="0"/>
-          <w:sz w:val="24"/>
-          <w:szCs w:val="24"/>
-        </w:rPr>
-        <w:t>式(4-3)</w:t>
-      </w:r>
-    </w:p>
-    <w:p>
-      <w:pPr>
-        <w:pStyle w:val="Heading2"/>
-        <w:spacing w:before="240" w:after="120"/>
-        <w:jc w:val="left"/>
-        <w:outlineLvl w:val="1"/>
-      </w:pPr>
-      <w:r>
-        <w:rPr>
-          <w:rFonts w:hint="eastAsia" w:ascii="隶书" w:hAnsi="隶书" w:eastAsia="隶书" w:cs="隶书"/>
-          <w:b/>
-          <w:sz w:val="28"/>
-          <w:szCs w:val="28"/>
-          <w:color w:val="000000"/>
-        </w:rPr>
-        <w:t>4.2  LaTeX 公式（降级测试）</w:t>
-      </w:r>
-    </w:p>
-    <w:p>
-      <w:pPr>
-        <w:spacing w:line="360" w:lineRule="auto"/>
-        <w:ind w:firstLine="480"/>
-      </w:pPr>
-      <w:r>
-        <w:rPr>
-          <w:rFonts w:hint="eastAsia" w:ascii="隶书" w:hAnsi="隶书" w:eastAsia="隶书" w:cs="隶书"/>
-          <w:sz w:val="96"/>
-          <w:szCs w:val="96"/>
-          <w:color w:val="000000"/>
-        </w:rPr>
-        <w:t>下面的公式使用 latex 字段输入。若已安装 latex2mathml，会转换为 OMML 渲染；否则退化为纯文本显示（引擎不会报错）。</w:t>
-      </w:r>
-    </w:p>
-    <w:p>
-      <w:pPr>
-        <w:spacing w:line="360" w:lineRule="auto"/>
-        <w:ind w:firstLine="480"/>
-      </w:pPr>
-      <w:r>
-        <w:rPr>
-          <w:rFonts w:hint="eastAsia" w:ascii="隶书" w:hAnsi="隶书" w:eastAsia="隶书" w:cs="隶书"/>
-          <w:sz w:val="96"/>
-          <w:szCs w:val="96"/>
-          <w:color w:val="000000"/>
-        </w:rPr>
-        <w:t>f(x) = \frac{1}{\sigma\sqrt{2\pi}} e^{-\frac{(x-\mu)^2}{2\sigma^2}}    式(4-5)</w:t>
-      </w:r>
-    </w:p>
-    <w:p>
-      <w:pPr>
-        <w:spacing w:line="360" w:lineRule="auto"/>
-        <w:ind w:firstLine="480"/>
-      </w:pPr>
-      <w:r>
-        <w:rPr>
-          <w:rFonts w:hint="eastAsia" w:ascii="隶书" w:hAnsi="隶书" w:eastAsia="隶书" w:cs="隶书"/>
-          <w:sz w:val="96"/>
-          <w:szCs w:val="96"/>
-          <w:color w:val="000000"/>
-        </w:rPr>
-        <w:t>\hat{y} = \frac{\sum_{i=1}^{n} w_i x_i}{\sum_{i=1}^{n} w_i}    式(4-6)</w:t>
-      </w:r>
-    </w:p>
-    <w:p>
-      <w:pPr>
-        <w:pStyle w:val="Heading1"/>
-        <w:spacing w:before="480" w:after="240"/>
-        <w:jc w:val="center"/>
-        <w:outlineLvl w:val="0"/>
-      </w:pPr>
-      <w:r>
-        <w:rPr>
-          <w:rFonts w:hint="eastAsia" w:ascii="幼圆" w:hAnsi="幼圆" w:eastAsia="幼圆" w:cs="幼圆"/>
-          <w:b/>
-          <w:sz w:val="32"/>
-          <w:szCs w:val="32"/>
-          <w:lang w:val="en-US" w:eastAsia="zh-CN"/>
-          <w:color w:val="000000"/>
-        </w:rPr>
-        <w:t>第五章  图片测试</w:t>
-      </w:r>
-    </w:p>
-    <w:p>
-      <w:pPr>
-        <w:pStyle w:val="Heading2"/>
-        <w:spacing w:before="240" w:after="120"/>
-        <w:jc w:val="left"/>
-        <w:outlineLvl w:val="1"/>
-      </w:pPr>
-      <w:r>
-        <w:rPr>
-          <w:rFonts w:hint="eastAsia" w:ascii="隶书" w:hAnsi="隶书" w:eastAsia="隶书" w:cs="隶书"/>
-          <w:b/>
-          <w:sz w:val="28"/>
-          <w:szCs w:val="28"/>
-          <w:color w:val="000000"/>
-        </w:rPr>
-        <w:t>5.1  base64 图片</w:t>
-      </w:r>
-    </w:p>
-    <w:p>
-      <w:pPr>
-        <w:spacing w:line="360" w:lineRule="auto"/>
-        <w:ind w:firstLine="480"/>
-      </w:pPr>
-      <w:r>
-        <w:rPr>
-          <w:rFonts w:hint="eastAsia" w:ascii="隶书" w:hAnsi="隶书" w:eastAsia="隶书" w:cs="隶书"/>
-          <w:sz w:val="96"/>
-          <w:szCs w:val="96"/>
-          <w:color w:val="000000"/>
-        </w:rPr>
-        <w:t>下面三张图片均使用 base64 内嵌模式（"base64" + "ext" 字段），图片数据直接存储在 JSON 中，无需外部文件依赖，适合跨机器、跨平台的数据交换场景。</w:t>
-      </w:r>
-    </w:p>
-    <w:p>
-      <w:pPr>
-        <w:jc w:val="center"/>
-      </w:pPr>
-      <w:r>
-        <w:drawing>
-          <wp:inline xmlns:a="http://schemas.openxmlformats.org/drawingml/2006/main" xmlns:pic="http://schemas.openxmlformats.org/drawingml/2006/picture">
-            <wp:extent cx="3200400" cy="2000250"/>
-            <wp:docPr id="1" name="Picture 1"/>
-            <wp:cNvGraphicFramePr>
-              <a:graphicFrameLocks noChangeAspect="1"/>
-            </wp:cNvGraphicFramePr>
-            <a:graphic>
-              <a:graphicData uri="http://schemas.openxmlformats.org/drawingml/2006/picture">
-                <pic:pic>
-                  <pic:nvPicPr>
-                    <pic:cNvPr id="0" name="image.png"/>
-                    <pic:cNvPicPr/>
-                  </pic:nvPicPr>
-                  <pic:blipFill>
-                    <a:blip r:embed="rId9"/>
-                    <a:stretch>
-                      <a:fillRect/>
-                    </a:stretch>
-                  </pic:blipFill>
-                  <pic:spPr>
-                    <a:xfrm>
-                      <a:off x="0" y="0"/>
-                      <a:ext cx="3200400" cy="2000250"/>
-                    </a:xfrm>
-                    <a:prstGeom prst="rect"/>
-                  </pic:spPr>
-                </pic:pic>
-              </a:graphicData>
-            </a:graphic>
-          </wp:inline>
-        </w:drawing>
-      </w:r>
-    </w:p>
-    <w:p>
-      <w:pPr>
-        <w:spacing w:line="360" w:lineRule="auto"/>
-        <w:ind w:firstLine="480"/>
-      </w:pPr>
-      <w:r>
-        <w:rPr>
-          <w:rFonts w:hint="eastAsia" w:ascii="隶书" w:hAnsi="隶书" w:eastAsia="隶书" w:cs="隶书"/>
-          <w:sz w:val="96"/>
-          <w:szCs w:val="96"/>
-          <w:color w:val="000000"/>
-        </w:rPr>
-        <w:t>图 5-1  系统架构示意图（base64，居中，3.5英寸）</w:t>
-      </w:r>
-    </w:p>
-    <w:p>
-      <w:pPr>
-        <w:jc w:val="center"/>
-      </w:pPr>
-      <w:r>
-        <w:drawing>
-          <wp:inline xmlns:a="http://schemas.openxmlformats.org/drawingml/2006/main" xmlns:pic="http://schemas.openxmlformats.org/drawingml/2006/picture">
-            <wp:extent cx="3200400" cy="2000250"/>
-            <wp:docPr id="2" name="Picture 2"/>
-            <wp:cNvGraphicFramePr>
-              <a:graphicFrameLocks noChangeAspect="1"/>
-            </wp:cNvGraphicFramePr>
-            <a:graphic>
-              <a:graphicData uri="http://schemas.openxmlformats.org/drawingml/2006/picture">
-                <pic:pic>
-                  <pic:nvPicPr>
-                    <pic:cNvPr id="0" name="image.png"/>
-                    <pic:cNvPicPr/>
-                  </pic:nvPicPr>
-                  <pic:blipFill>
-                    <a:blip r:embed="rId10"/>
-                    <a:stretch>
-                      <a:fillRect/>
-                    </a:stretch>
-                  </pic:blipFill>
-                  <pic:spPr>
-                    <a:xfrm>
-                      <a:off x="0" y="0"/>
-                      <a:ext cx="3200400" cy="2000250"/>
-                    </a:xfrm>
-                    <a:prstGeom prst="rect"/>
-                  </pic:spPr>
-                </pic:pic>
-              </a:graphicData>
-            </a:graphic>
-          </wp:inline>
-        </w:drawing>
-      </w:r>
-    </w:p>
-    <w:p>
-      <w:pPr>
-        <w:spacing w:line="360" w:lineRule="auto"/>
-        <w:ind w:firstLine="480"/>
-      </w:pPr>
-      <w:r>
-        <w:rPr>
-          <w:rFonts w:hint="eastAsia" w:ascii="隶书" w:hAnsi="隶书" w:eastAsia="隶书" w:cs="隶书"/>
-          <w:sz w:val="96"/>
-          <w:szCs w:val="96"/>
-          <w:color w:val="000000"/>
-        </w:rPr>
-        <w:t>图 5-2  性能曲线对比图（base64，居中，3.5英寸）</w:t>
-      </w:r>
-    </w:p>
-    <w:p>
-      <w:pPr>
-        <w:jc w:val="center"/>
-      </w:pPr>
-      <w:r>
-        <w:drawing>
-          <wp:inline xmlns:a="http://schemas.openxmlformats.org/drawingml/2006/main" xmlns:pic="http://schemas.openxmlformats.org/drawingml/2006/picture">
-            <wp:extent cx="3200400" cy="2000250"/>
-            <wp:docPr id="3" name="Picture 3"/>
-            <wp:cNvGraphicFramePr>
-              <a:graphicFrameLocks noChangeAspect="1"/>
-            </wp:cNvGraphicFramePr>
-            <a:graphic>
-              <a:graphicData uri="http://schemas.openxmlformats.org/drawingml/2006/picture">
-                <pic:pic>
-                  <pic:nvPicPr>
-                    <pic:cNvPr id="0" name="image.png"/>
-                    <pic:cNvPicPr/>
-                  </pic:nvPicPr>
-                  <pic:blipFill>
-                    <a:blip r:embed="rId11"/>
-                    <a:stretch>
-                      <a:fillRect/>
-                    </a:stretch>
-                  </pic:blipFill>
-                  <pic:spPr>
-                    <a:xfrm>
-                      <a:off x="0" y="0"/>
-                      <a:ext cx="3200400" cy="2000250"/>
-                    </a:xfrm>
-                    <a:prstGeom prst="rect"/>
-                  </pic:spPr>
-                </pic:pic>
-              </a:graphicData>
-            </a:graphic>
-          </wp:inline>
-        </w:drawing>
-      </w:r>
-    </w:p>
-    <w:p>
-      <w:pPr>
-        <w:pStyle w:val="Heading2"/>
-        <w:spacing w:before="240" w:after="120"/>
-        <w:jc w:val="left"/>
-        <w:outlineLvl w:val="1"/>
-      </w:pPr>
-      <w:r>
-        <w:rPr>
-          <w:rFonts w:hint="eastAsia" w:ascii="隶书" w:hAnsi="隶书" w:eastAsia="隶书" w:cs="隶书"/>
-          <w:b/>
-          <w:sz w:val="28"/>
-          <w:szCs w:val="28"/>
-          <w:color w:val="000000"/>
-        </w:rPr>
-        <w:t>5.2  本地路径图片</w:t>
-      </w:r>
-    </w:p>
-    <w:p>
-      <w:pPr>
-        <w:spacing w:line="360" w:lineRule="auto"/>
-        <w:ind w:firstLine="480"/>
-      </w:pPr>
-      <w:r>
-        <w:rPr>
-          <w:rFonts w:hint="eastAsia" w:ascii="隶书" w:hAnsi="隶书" w:eastAsia="隶书" w:cs="隶书"/>
-          <w:sz w:val="96"/>
-          <w:szCs w:val="96"/>
-          <w:color w:val="000000"/>
-        </w:rPr>
-        <w:t>下面的图片使用 "path" 字段指定本地文件路径：</w:t>
-        <w:br/>
-        <w:br/>
-        <w:t xml:space="preserve">  "path": "/mnt/user-data/outputs/test_figure.png"</w:t>
-        <w:br/>
-        <w:br/>
-        <w:t>引擎读取该路径的文件内容并嵌入文档。若文件不存在，引擎会自动插入占位文字而不报错。</w:t>
-      </w:r>
-    </w:p>
-    <w:p>
-      <w:pPr>
-        <w:spacing w:line="360" w:lineRule="auto"/>
-        <w:ind w:firstLine="480"/>
-      </w:pPr>
-      <w:r>
-        <w:rPr>
-          <w:rFonts w:hint="eastAsia" w:ascii="隶书" w:hAnsi="隶书" w:eastAsia="隶书" w:cs="隶书"/>
-          <w:sz w:val="96"/>
-          <w:szCs w:val="96"/>
-          <w:color w:val="000000"/>
-        </w:rPr>
-        <w:t>[图片占位：图 5-3  棋盘格测试图（path 模式，居中，3.0英寸）]</w:t>
-      </w:r>
-    </w:p>
-    <w:p>
-      <w:pPr>
-        <w:spacing w:line="360" w:lineRule="auto"/>
-        <w:ind w:firstLine="480"/>
-      </w:pPr>
-      <w:r>
-        <w:rPr>
-          <w:rFonts w:hint="eastAsia" w:ascii="隶书" w:hAnsi="隶书" w:eastAsia="隶书" w:cs="隶书"/>
-          <w:sz w:val="96"/>
-          <w:szCs w:val="96"/>
-          <w:color w:val="000000"/>
-        </w:rPr>
-        <w:t>[图片占位：图 5-4  不存在的图片（应显示占位文字）]</w:t>
-      </w:r>
-    </w:p>
-    <w:p>
-      <w:pPr>
-        <w:pStyle w:val="Heading2"/>
-        <w:spacing w:before="240" w:after="120"/>
-        <w:jc w:val="left"/>
-        <w:outlineLvl w:val="1"/>
-      </w:pPr>
-      <w:r>
-        <w:rPr>
-          <w:rFonts w:hint="eastAsia" w:ascii="隶书" w:hAnsi="隶书" w:eastAsia="隶书" w:cs="隶书"/>
-          <w:b/>
-          <w:sz w:val="28"/>
-          <w:szCs w:val="28"/>
-          <w:color w:val="000000"/>
-        </w:rPr>
-        <w:t>5.3  对齐方式测试</w:t>
-      </w:r>
-    </w:p>
-    <w:p>
-      <w:pPr>
-        <w:spacing w:line="360" w:lineRule="auto"/>
-        <w:ind w:firstLine="480"/>
-      </w:pPr>
-      <w:r>
-        <w:rPr>
-          <w:rFonts w:hint="eastAsia" w:ascii="隶书" w:hAnsi="隶书" w:eastAsia="隶书" w:cs="隶书"/>
-          <w:sz w:val="96"/>
-          <w:szCs w:val="96"/>
-          <w:color w:val="000000"/>
-        </w:rPr>
-        <w:t>下面三张小图分别测试 left / center / right 三种对齐方式。</w:t>
-      </w:r>
-    </w:p>
-    <w:p>
-      <w:pPr>
-        <w:jc w:val="center"/>
-      </w:pPr>
-      <w:r>
-        <w:drawing>
-          <wp:inline xmlns:a="http://schemas.openxmlformats.org/drawingml/2006/main" xmlns:pic="http://schemas.openxmlformats.org/drawingml/2006/picture">
-            <wp:extent cx="3200400" cy="2000250"/>
-            <wp:docPr id="4" name="Picture 4"/>
-            <wp:cNvGraphicFramePr>
-              <a:graphicFrameLocks noChangeAspect="1"/>
-            </wp:cNvGraphicFramePr>
-            <a:graphic>
-              <a:graphicData uri="http://schemas.openxmlformats.org/drawingml/2006/picture">
-                <pic:pic>
-                  <pic:nvPicPr>
-                    <pic:cNvPr id="0" name="image.png"/>
-                    <pic:cNvPicPr/>
-                  </pic:nvPicPr>
-                  <pic:blipFill>
-                    <a:blip r:embed="rId9"/>
-                    <a:stretch>
-                      <a:fillRect/>
-                    </a:stretch>
-                  </pic:blipFill>
-                  <pic:spPr>
-                    <a:xfrm>
-                      <a:off x="0" y="0"/>
-                      <a:ext cx="3200400" cy="2000250"/>
-                    </a:xfrm>
-                    <a:prstGeom prst="rect"/>
-                  </pic:spPr>
-                </pic:pic>
-              </a:graphicData>
-            </a:graphic>
-          </wp:inline>
-        </w:drawing>
-      </w:r>
-    </w:p>
-    <w:p>
-      <w:pPr>
-        <w:spacing w:line="360" w:lineRule="auto"/>
-        <w:ind w:firstLine="480"/>
-      </w:pPr>
-      <w:r>
-        <w:rPr>
-          <w:rFonts w:hint="eastAsia" w:ascii="隶书" w:hAnsi="隶书" w:eastAsia="隶书" w:cs="隶书"/>
-          <w:sz w:val="96"/>
-          <w:szCs w:val="96"/>
-          <w:color w:val="000000"/>
-        </w:rPr>
-        <w:t>左对齐图（1.5英寸）</w:t>
-      </w:r>
-    </w:p>
-    <w:p>
-      <w:pPr>
-        <w:jc w:val="center"/>
-      </w:pPr>
-      <w:r>
-        <w:drawing>
-          <wp:inline xmlns:a="http://schemas.openxmlformats.org/drawingml/2006/main" xmlns:pic="http://schemas.openxmlformats.org/drawingml/2006/picture">
-            <wp:extent cx="3200400" cy="2000250"/>
-            <wp:docPr id="5" name="Picture 5"/>
-            <wp:cNvGraphicFramePr>
-              <a:graphicFrameLocks noChangeAspect="1"/>
-            </wp:cNvGraphicFramePr>
-            <a:graphic>
-              <a:graphicData uri="http://schemas.openxmlformats.org/drawingml/2006/picture">
-                <pic:pic>
-                  <pic:nvPicPr>
-                    <pic:cNvPr id="0" name="image.png"/>
-                    <pic:cNvPicPr/>
-                  </pic:nvPicPr>
-                  <pic:blipFill>
-                    <a:blip r:embed="rId9"/>
-                    <a:stretch>
-                      <a:fillRect/>
-                    </a:stretch>
-                  </pic:blipFill>
-                  <pic:spPr>
-                    <a:xfrm>
-                      <a:off x="0" y="0"/>
-                      <a:ext cx="3200400" cy="2000250"/>
-                    </a:xfrm>
-                    <a:prstGeom prst="rect"/>
-                  </pic:spPr>
-                </pic:pic>
-              </a:graphicData>
-            </a:graphic>
-          </wp:inline>
-        </w:drawing>
-      </w:r>
-    </w:p>
-    <w:p>
-      <w:pPr>
-        <w:spacing w:line="360" w:lineRule="auto"/>
-        <w:ind w:firstLine="480"/>
-      </w:pPr>
-      <w:r>
-        <w:rPr>
-          <w:rFonts w:hint="eastAsia" w:ascii="隶书" w:hAnsi="隶书" w:eastAsia="隶书" w:cs="隶书"/>
-          <w:sz w:val="96"/>
-          <w:szCs w:val="96"/>
-          <w:color w:val="000000"/>
-        </w:rPr>
-        <w:t>居中图（1.5英寸）</w:t>
-      </w:r>
-    </w:p>
-    <w:p>
-      <w:pPr>
-        <w:jc w:val="center"/>
-      </w:pPr>
-      <w:r>
-        <w:drawing>
-          <wp:inline xmlns:a="http://schemas.openxmlformats.org/drawingml/2006/main" xmlns:pic="http://schemas.openxmlformats.org/drawingml/2006/picture">
-            <wp:extent cx="3200400" cy="2000250"/>
-            <wp:docPr id="6" name="Picture 6"/>
-            <wp:cNvGraphicFramePr>
-              <a:graphicFrameLocks noChangeAspect="1"/>
-            </wp:cNvGraphicFramePr>
-            <a:graphic>
-              <a:graphicData uri="http://schemas.openxmlformats.org/drawingml/2006/picture">
-                <pic:pic>
-                  <pic:nvPicPr>
-                    <pic:cNvPr id="0" name="image.png"/>
-                    <pic:cNvPicPr/>
-                  </pic:nvPicPr>
-                  <pic:blipFill>
-                    <a:blip r:embed="rId9"/>
-                    <a:stretch>
-                      <a:fillRect/>
-                    </a:stretch>
-                  </pic:blipFill>
-                  <pic:spPr>
-                    <a:xfrm>
-                      <a:off x="0" y="0"/>
-                      <a:ext cx="3200400" cy="2000250"/>
-                    </a:xfrm>
-                    <a:prstGeom prst="rect"/>
-                  </pic:spPr>
-                </pic:pic>
-              </a:graphicData>
-            </a:graphic>
-          </wp:inline>
-        </w:drawing>
-      </w:r>
-    </w:p>
-    <w:p>
-      <w:pPr>
-        <w:spacing w:line="360" w:lineRule="auto"/>
-        <w:ind w:firstLine="480"/>
-      </w:pPr>
-      <w:r>
-        <w:rPr>
-          <w:rFonts w:hint="eastAsia" w:ascii="隶书" w:hAnsi="隶书" w:eastAsia="隶书" w:cs="隶书"/>
-          <w:sz w:val="96"/>
-          <w:szCs w:val="96"/>
-          <w:color w:val="000000"/>
-        </w:rPr>
-        <w:t>右对齐图（1.5英寸）</w:t>
+        <w:t>……</w:t>
       </w:r>
     </w:p>
     <w:p/>
@@ -3039,37 +5873,259 @@
     </w:p>
     <w:p>
       <w:r>
-        <w:t>本测试文档验证了 docx_inline_tag_engine v5 的全部功能模块：</w:t>
+        <w:t>本文对局部多孔质气体静压止推轴承的静态特性和稳定性进行了理论研究，对于局部多孔质气体静压径向轴承、圆锥轴承和球轴承仅需对止推轴承压力分布的数学模型进行适当的坐标变换即可对其特性进行求解。同时，本文对局部多孔质气体静压止推轴承进行了实验研究并与整体多孔质和小孔节流止推轴承的静态特性和稳定性进行了实验对比。</w:t>
       </w:r>
     </w:p>
     <w:p>
       <w:r>
-        <w:t>（1）前置章节（摘要/英文摘要）：标题样式独立，toc_exclude 正常工作。</w:t>
+        <w:t>本论文的主要创造性工作归纳如下：</w:t>
       </w:r>
     </w:p>
     <w:p>
       <w:r>
-        <w:t>（2）目录：manual 模式支持前置页罗马数字 + 正文阿拉伯数字混用，格式由模板 [[目录]] 块控制。</w:t>
+        <w:t>1. 建立了基于分形几何理论的多孔质石墨渗透率与分形维数之间关系的数学模型，该模型可预测多孔质石墨的渗透率，并可直观描述各种孔隙的大小对渗透率的影响。通过实验验证了该模型的正确性。</w:t>
       </w:r>
     </w:p>
     <w:p>
       <w:r>
-        <w:t>（3）表格：三列标准表、五列宽表、无标题表均正常渲染，表头自动加粗，格式继承模板样式。</w:t>
+        <w:t>2. 分别建立了基于气体连续性方程、Navier-Stokes 方程、Darcy 定律以及气体状态方程的局部多孔质气体静压轴承的承载能力、静态刚度和质量流量的数学模型，利用有限元法进行求解，给出了局部多孔质气体静压轴承的承载能力、静态刚度和质量流量特性曲线。</w:t>
       </w:r>
     </w:p>
     <w:p>
       <w:r>
-        <w:t>（4）公式：OMML 直通的五种结构（简单分数、上标、求和、根号、嵌套）全部正确；LaTeX 模式在有/无依赖两种情况下均不报错。</w:t>
+        <w:t>……</w:t>
       </w:r>
     </w:p>
     <w:p>
       <w:r>
-        <w:t>（5）图片：base64 和 path 两种来源均正常插入；三种对齐方式（left/center/right）均正确；无效路径优雅降级为占位文字。</w:t>
+        <w:t>今后还应在以下几个方面继续深入研究：</w:t>
       </w:r>
     </w:p>
     <w:p>
       <w:r>
-        <w:t>（6）页脚：前置页小写罗马数字、正文 -X- 格式，分节独立计数。</w:t>
+        <w:t>1. 本文仅是采用了局部多孔质圆柱塞这种节流方式，在以后的研究中，可以通过改变局部多孔质材料的形状来改变节流方式，从而通过性能对比，获得最优的节流效果。</w:t>
+      </w:r>
+    </w:p>
+    <w:p>
+      <w:r>
+        <w:t>……</w:t>
+      </w:r>
+    </w:p>
+    <w:p>
+      <w:pPr>
+        <w:pStyle w:val="Heading1"/>
+        <w:spacing w:before="480" w:after="240"/>
+        <w:jc w:val="center"/>
+        <w:outlineLvl w:val="0"/>
+      </w:pPr>
+      <w:r>
+        <w:rPr>
+          <w:rFonts w:hint="eastAsia" w:ascii="幼圆" w:hAnsi="幼圆" w:eastAsia="幼圆" w:cs="幼圆"/>
+          <w:b/>
+          <w:sz w:val="32"/>
+          <w:szCs w:val="32"/>
+          <w:lang w:val="en-US" w:eastAsia="zh-CN"/>
+          <w:color w:val="000000"/>
+        </w:rPr>
+      </w:r>
+    </w:p>
+    <w:p>
+      <w:pPr>
+        <w:pStyle w:val="Heading1"/>
+        <w:spacing w:before="480" w:after="240"/>
+        <w:jc w:val="center"/>
+        <w:outlineLvl w:val="0"/>
+      </w:pPr>
+      <w:r>
+        <w:rPr>
+          <w:rFonts w:hint="eastAsia" w:ascii="幼圆" w:hAnsi="幼圆" w:eastAsia="幼圆" w:cs="幼圆"/>
+          <w:b/>
+          <w:sz w:val="32"/>
+          <w:szCs w:val="32"/>
+          <w:lang w:val="en-US" w:eastAsia="zh-CN"/>
+          <w:color w:val="000000"/>
+        </w:rPr>
+        <w:t>攻读学士学位期间取得创新性成果</w:t>
+      </w:r>
+    </w:p>
+    <w:p>
+      <w:pPr>
+        <w:spacing w:line="360" w:lineRule="auto"/>
+        <w:ind w:firstLine="480"/>
+      </w:pPr>
+      <w:r>
+        <w:rPr>
+          <w:rFonts w:hint="eastAsia" w:ascii="隶书" w:hAnsi="隶书" w:eastAsia="隶书" w:cs="隶书"/>
+          <w:sz w:val="96"/>
+          <w:szCs w:val="96"/>
+          <w:color w:val="000000"/>
+        </w:rPr>
+        <w:t>一、发表的学术论文</w:t>
+      </w:r>
+    </w:p>
+    <w:p>
+      <w:pPr>
+        <w:spacing w:line="360" w:lineRule="auto"/>
+        <w:ind w:firstLine="480"/>
+      </w:pPr>
+      <w:r>
+        <w:rPr>
+          <w:rFonts w:hint="eastAsia" w:ascii="隶书" w:hAnsi="隶书" w:eastAsia="隶书" w:cs="隶书"/>
+          <w:sz w:val="96"/>
+          <w:szCs w:val="96"/>
+          <w:color w:val="000000"/>
+        </w:rPr>
+        <w:t>［1］  ×××，×××. Static Oxidation Model of Al-Mg/C Dissipation Thermal Protection Materials［J］. Rare Metal Materials and Engineering, 2010, 39(Suppl. 1): 520-524.（SCI收录，IDS号为669JS）</w:t>
+      </w:r>
+    </w:p>
+    <w:p>
+      <w:pPr>
+        <w:spacing w:line="360" w:lineRule="auto"/>
+        <w:ind w:firstLine="480"/>
+      </w:pPr>
+      <w:r>
+        <w:rPr>
+          <w:rFonts w:hint="eastAsia" w:ascii="隶书" w:hAnsi="隶书" w:eastAsia="隶书" w:cs="隶书"/>
+          <w:sz w:val="96"/>
+          <w:szCs w:val="96"/>
+          <w:color w:val="000000"/>
+        </w:rPr>
+        <w:t>［2］  ×××，×××. 精密超声振动切削单晶铜的计算机仿真研究［J］. 系统仿真学报，2007，19（4）：738-741，753.（EI收录号：20071310514841）</w:t>
+      </w:r>
+    </w:p>
+    <w:p>
+      <w:pPr>
+        <w:spacing w:line="360" w:lineRule="auto"/>
+        <w:ind w:firstLine="480"/>
+      </w:pPr>
+      <w:r>
+        <w:rPr>
+          <w:rFonts w:hint="eastAsia" w:ascii="隶书" w:hAnsi="隶书" w:eastAsia="隶书" w:cs="隶书"/>
+          <w:sz w:val="96"/>
+          <w:szCs w:val="96"/>
+          <w:color w:val="000000"/>
+        </w:rPr>
+        <w:t>［3］  ×××，×××. 局部多孔质气体静压轴向轴承静态特性的数值求解［J］. 摩擦学学报，2007（1）：68-72.（EI收录号：20071510544816）</w:t>
+      </w:r>
+    </w:p>
+    <w:p>
+      <w:pPr>
+        <w:spacing w:line="360" w:lineRule="auto"/>
+        <w:ind w:firstLine="480"/>
+      </w:pPr>
+      <w:r>
+        <w:rPr>
+          <w:rFonts w:hint="eastAsia" w:ascii="隶书" w:hAnsi="隶书" w:eastAsia="隶书" w:cs="隶书"/>
+          <w:sz w:val="96"/>
+          <w:szCs w:val="96"/>
+          <w:color w:val="000000"/>
+        </w:rPr>
+        <w:t>［4］  ×××，×××. 硬脆光学晶体材料超精密切削理论研究综述［J］. 机械工程学报，2003，39（8）：15-22.（EI收录号：2004088028875）</w:t>
+      </w:r>
+    </w:p>
+    <w:p>
+      <w:pPr>
+        <w:spacing w:line="360" w:lineRule="auto"/>
+        <w:ind w:firstLine="480"/>
+      </w:pPr>
+      <w:r>
+        <w:rPr>
+          <w:rFonts w:hint="eastAsia" w:ascii="隶书" w:hAnsi="隶书" w:eastAsia="隶书" w:cs="隶书"/>
+          <w:sz w:val="96"/>
+          <w:szCs w:val="96"/>
+          <w:color w:val="000000"/>
+        </w:rPr>
+        <w:t>［5］  ×××，×××. 基于遗传算法的超精密切削加工表面粗糙度预测模型的参数辨识以及切削参数优化［J］. 机械工程学报，2005，41（11）：158-162.（EI收录号：2006039650087）</w:t>
+      </w:r>
+    </w:p>
+    <w:p>
+      <w:pPr>
+        <w:spacing w:line="360" w:lineRule="auto"/>
+        <w:ind w:firstLine="480"/>
+      </w:pPr>
+      <w:r>
+        <w:rPr>
+          <w:rFonts w:hint="eastAsia" w:ascii="隶书" w:hAnsi="隶书" w:eastAsia="隶书" w:cs="隶书"/>
+          <w:sz w:val="96"/>
+          <w:szCs w:val="96"/>
+          <w:color w:val="000000"/>
+        </w:rPr>
+        <w:t>［6］  ×××，×××. Discrete Sliding Mode Cintrok with Fuzzy Adaptive Reaching Law on 6-PEES Parallel Robot［C］. Intelligent System Design and Applications, Jinan, 2006: 649-652.（EI收录号：20073210746529）</w:t>
+      </w:r>
+    </w:p>
+    <w:p>
+      <w:pPr>
+        <w:spacing w:line="360" w:lineRule="auto"/>
+        <w:ind w:firstLine="480"/>
+      </w:pPr>
+      <w:r>
+        <w:rPr>
+          <w:rFonts w:hint="eastAsia" w:ascii="隶书" w:hAnsi="隶书" w:eastAsia="隶书" w:cs="隶书"/>
+          <w:sz w:val="96"/>
+          <w:szCs w:val="96"/>
+          <w:color w:val="000000"/>
+        </w:rPr>
+        <w:t>二、申请及已获得的专利（无专利时此项不必列出）</w:t>
+      </w:r>
+    </w:p>
+    <w:p>
+      <w:pPr>
+        <w:spacing w:line="360" w:lineRule="auto"/>
+        <w:ind w:firstLine="480"/>
+      </w:pPr>
+      <w:r>
+        <w:rPr>
+          <w:rFonts w:hint="eastAsia" w:ascii="隶书" w:hAnsi="隶书" w:eastAsia="隶书" w:cs="隶书"/>
+          <w:sz w:val="96"/>
+          <w:szCs w:val="96"/>
+          <w:color w:val="000000"/>
+        </w:rPr>
+        <w:t>［1］  ×××，×××. 一种温热外敷药制备方案：中国，88105607.3［P］. 1989-07-26.</w:t>
+      </w:r>
+    </w:p>
+    <w:p>
+      <w:pPr>
+        <w:spacing w:line="360" w:lineRule="auto"/>
+        <w:ind w:firstLine="480"/>
+      </w:pPr>
+      <w:r>
+        <w:rPr>
+          <w:rFonts w:hint="eastAsia" w:ascii="隶书" w:hAnsi="隶书" w:eastAsia="隶书" w:cs="隶书"/>
+          <w:sz w:val="96"/>
+          <w:szCs w:val="96"/>
+          <w:color w:val="000000"/>
+        </w:rPr>
+        <w:t>三、参与的科研项目及获奖情况</w:t>
+      </w:r>
+    </w:p>
+    <w:p>
+      <w:pPr>
+        <w:spacing w:line="360" w:lineRule="auto"/>
+        <w:ind w:firstLine="480"/>
+      </w:pPr>
+      <w:r>
+        <w:rPr>
+          <w:rFonts w:hint="eastAsia" w:ascii="隶书" w:hAnsi="隶书" w:eastAsia="隶书" w:cs="隶书"/>
+          <w:sz w:val="96"/>
+          <w:szCs w:val="96"/>
+          <w:color w:val="000000"/>
+        </w:rPr>
+        <w:t>［1］  ×××，×××. ××气体静压轴承技术研究, ××省自然科学基金项目.课题编号：××××.</w:t>
+      </w:r>
+    </w:p>
+    <w:p>
+      <w:pPr>
+        <w:spacing w:line="360" w:lineRule="auto"/>
+        <w:ind w:firstLine="480"/>
+      </w:pPr>
+      <w:r>
+        <w:rPr>
+          <w:rFonts w:hint="eastAsia" w:ascii="隶书" w:hAnsi="隶书" w:eastAsia="隶书" w:cs="隶书"/>
+          <w:sz w:val="96"/>
+          <w:szCs w:val="96"/>
+          <w:color w:val="000000"/>
+        </w:rPr>
+        <w:t>［2］ ×××，×××. ××静载下预应力混凝土房屋结构设计统一理论. 黑江省科学技术二等奖, 2007.</w:t>
       </w:r>
     </w:p>
     <w:p/>
@@ -3094,97 +6150,22 @@
     </w:p>
     <w:p>
       <w:r>
-        <w:t>感谢 python-docx 开源社区提供了优秀的 Word XML 操作接口。</w:t>
+        <w:t>衷心感谢导师×××教授对本人的精心指导。他的言传身教将使我终身受益。</w:t>
       </w:r>
     </w:p>
     <w:p>
       <w:r>
-        <w:t>感谢所有提供反馈和建议的用户，你们的意见直接推动了引擎功能的完善。</w:t>
-      </w:r>
-    </w:p>
-    <w:p/>
-    <w:p>
-      <w:pPr>
-        <w:pStyle w:val="Heading1"/>
-        <w:spacing w:before="480" w:after="240"/>
-        <w:jc w:val="center"/>
-        <w:outlineLvl w:val="0"/>
-      </w:pPr>
-      <w:r>
-        <w:rPr>
-          <w:rFonts w:hint="eastAsia" w:ascii="幼圆" w:hAnsi="幼圆" w:eastAsia="幼圆" w:cs="幼圆"/>
-          <w:b/>
-          <w:sz w:val="32"/>
-          <w:szCs w:val="32"/>
-          <w:lang w:val="en-US" w:eastAsia="zh-CN"/>
-          <w:color w:val="000000"/>
-        </w:rPr>
-        <w:t>已发表的学术论文目录</w:t>
+        <w:t>感谢×××教授，以及实验室全体老师和同窗们的热情帮助和支持！</w:t>
       </w:r>
     </w:p>
     <w:p>
       <w:r>
-        <w:t>1. 张三, 李四. 基于标记驱动的 Word 文档自动排版引擎[J]. 计算机应用研究, 2025, 42(6): 1-8.</w:t>
+        <w:t>本课题承蒙××××基金资助，特此致谢。</w:t>
       </w:r>
     </w:p>
     <w:p>
       <w:r>
-        <w:t>2. Zhang S, Li S. Tag-driven Automatic Typesetting for Academic Documents[C]. ICDAR 2025, 2025: 234-241.</w:t>
-      </w:r>
-    </w:p>
-    <w:p/>
-    <w:p>
-      <w:pPr>
-        <w:pStyle w:val="Heading1"/>
-        <w:spacing w:before="480" w:after="240"/>
-        <w:jc w:val="center"/>
-        <w:outlineLvl w:val="9"/>
-      </w:pPr>
-      <w:r>
-        <w:rPr>
-          <w:rFonts w:hint="eastAsia" w:ascii="幼圆" w:hAnsi="幼圆" w:eastAsia="幼圆" w:cs="幼圆"/>
-          <w:b/>
-          <w:sz w:val="32"/>
-          <w:szCs w:val="32"/>
-          <w:lang w:val="en-US" w:eastAsia="zh-CN"/>
-          <w:color w:val="000000"/>
-        </w:rPr>
-        <w:t>附录A  OMML 参考速查</w:t>
-      </w:r>
-    </w:p>
-    <w:p>
-      <w:r>
-        <w:t>常用 OMML 元素速查：</w:t>
-      </w:r>
-    </w:p>
-    <w:p>
-      <w:r>
-        <w:t>m:f        → 分数（num/den）</w:t>
-      </w:r>
-    </w:p>
-    <w:p>
-      <w:r>
-        <w:t>m:sSup     → 上标（e/sup）</w:t>
-      </w:r>
-    </w:p>
-    <w:p>
-      <w:r>
-        <w:t>m:sSub     → 下标（e/sub）</w:t>
-      </w:r>
-    </w:p>
-    <w:p>
-      <w:r>
-        <w:t>m:sSubSup  → 上下标（e/sub/sup）</w:t>
-      </w:r>
-    </w:p>
-    <w:p>
-      <w:r>
-        <w:t>m:rad      → 根号（radPr/deg/e）</w:t>
-      </w:r>
-    </w:p>
-    <w:p>
-      <w:r>
-        <w:t>m:r + m:t  → 文字 run</w:t>
+        <w:t>……</w:t>
       </w:r>
     </w:p>
     <w:p>
@@ -3226,7 +6207,7 @@
           <w:sz w:val="72"/>
           <w:szCs w:val="72"/>
         </w:rPr>
-        <w:t>Knuth D E. The TeXbook[M]. Reading, MA: Addison-Wesley Professional, 1984.</w:t>
+        <w:t>林来兴. 空间控制技术［M］. 北京：中国宇航出版社，1992：25-42.</w:t>
       </w:r>
     </w:p>
     <w:p>
@@ -3249,7 +6230,7 @@
           <w:sz w:val="72"/>
           <w:szCs w:val="72"/>
         </w:rPr>
-        <w:t>Clark A. python-docx: Create and update Microsoft Word .docx files[EB/OL]. https://python-docx.readthedocs.io, 2023.</w:t>
+        <w:t>辛希孟. 信息技术与信息服务国际研讨会论文集：A集［C］. 北京：中</w:t>
       </w:r>
     </w:p>
     <w:p>
@@ -3272,30 +6253,7 @@
           <w:sz w:val="72"/>
           <w:szCs w:val="72"/>
         </w:rPr>
-        <w:t>ISO/IEC 29500-1:2016. Information technology — Document description and processing languages — Office Open XML File Formats — Part 1[S]. Geneva: ISO, 2016.</w:t>
-      </w:r>
-    </w:p>
-    <w:p>
-      <w:pPr>
-        <w:ind w:left="480" w:hanging="480"/>
-      </w:pPr>
-      <w:r>
-        <w:rPr>
-          <w:b/>
-          <w:bCs/>
-          <w:sz w:val="72"/>
-          <w:szCs w:val="72"/>
-        </w:rPr>
-        <w:t xml:space="preserve">[4] </w:t>
-      </w:r>
-      <w:r>
-        <w:rPr>
-          <w:b/>
-          <w:bCs/>
-          <w:sz w:val="72"/>
-          <w:szCs w:val="72"/>
-        </w:rPr>
-        <w:t>Anthropic. Claude Technical Report[R]. San Francisco: Anthropic, 2024.</w:t>
+        <w:t>赵耀东. 新时代的工业工程师［M/OL］. 台北：天下文化出版社，1998 ［1998-09-26］. http://www.ie.nthu.edu.tw/info/ie.newie.htm（Big5）.</w:t>
       </w:r>
     </w:p>
     <w:sectPr>

--- a/docx_manager/data/output.docx
+++ b/docx_manager/data/output.docx
@@ -1438,25 +1438,7 @@
           <w:szCs w:val="96"/>
           <w:color w:val="000000"/>
         </w:rPr>
-        <w:t xml:space="preserve"/>
-      </w:r>
-      <w:r>
-        <w:rPr>
-          <w:rFonts w:hint="eastAsia" w:ascii="隶书" w:hAnsi="隶书" w:eastAsia="隶书" w:cs="隶书"/>
-          <w:sz w:val="96"/>
-          <w:szCs w:val="96"/>
-          <w:color w:val="000000"/>
-          <w:vertAlign w:val="superscript"/>
-        </w:rPr>
-      </w:r>
-      <w:r>
-        <w:rPr>
-          <w:rFonts w:hint="eastAsia" w:ascii="隶书" w:hAnsi="隶书" w:eastAsia="隶书" w:cs="隶书"/>
-          <w:sz w:val="96"/>
-          <w:szCs w:val="96"/>
-          <w:color w:val="000000"/>
-        </w:rPr>
-        <w:t>发表了一篇关于小孔节流平板中压力分布的文章，这是有记载的研究气体润滑的最早文献。……</w:t>
+        <w:t xml:space="preserve">发表了一篇关于小孔节流平板中压力分布的文章，这是有记载的研究气体润滑的最早文献。……</w:t>
       </w:r>
     </w:p>
     <w:p>
@@ -6168,94 +6150,6 @@
         <w:t>……</w:t>
       </w:r>
     </w:p>
-    <w:p>
-      <w:pPr>
-        <w:pStyle w:val="Heading1"/>
-        <w:spacing w:before="480" w:after="240"/>
-        <w:jc w:val="center"/>
-        <w:outlineLvl w:val="0"/>
-      </w:pPr>
-      <w:r>
-        <w:rPr>
-          <w:rFonts w:hint="eastAsia" w:ascii="幼圆" w:hAnsi="幼圆" w:eastAsia="幼圆" w:cs="幼圆"/>
-          <w:b/>
-          <w:sz w:val="32"/>
-          <w:szCs w:val="32"/>
-          <w:lang w:val="en-US" w:eastAsia="zh-CN"/>
-          <w:color w:val="000000"/>
-        </w:rPr>
-        <w:t>参考文献</w:t>
-      </w:r>
-    </w:p>
-    <w:p>
-      <w:pPr>
-        <w:ind w:left="480" w:hanging="480"/>
-      </w:pPr>
-      <w:r>
-        <w:rPr>
-          <w:b/>
-          <w:bCs/>
-          <w:sz w:val="72"/>
-          <w:szCs w:val="72"/>
-        </w:rPr>
-        <w:t xml:space="preserve">[1] </w:t>
-      </w:r>
-      <w:r>
-        <w:rPr>
-          <w:b/>
-          <w:bCs/>
-          <w:sz w:val="72"/>
-          <w:szCs w:val="72"/>
-        </w:rPr>
-        <w:t>林来兴. 空间控制技术［M］. 北京：中国宇航出版社，1992：25-42.</w:t>
-      </w:r>
-    </w:p>
-    <w:p>
-      <w:pPr>
-        <w:ind w:left="480" w:hanging="480"/>
-      </w:pPr>
-      <w:r>
-        <w:rPr>
-          <w:b/>
-          <w:bCs/>
-          <w:sz w:val="72"/>
-          <w:szCs w:val="72"/>
-        </w:rPr>
-        <w:t xml:space="preserve">[2] </w:t>
-      </w:r>
-      <w:r>
-        <w:rPr>
-          <w:b/>
-          <w:bCs/>
-          <w:sz w:val="72"/>
-          <w:szCs w:val="72"/>
-        </w:rPr>
-        <w:t>辛希孟. 信息技术与信息服务国际研讨会论文集：A集［C］. 北京：中</w:t>
-      </w:r>
-    </w:p>
-    <w:p>
-      <w:pPr>
-        <w:ind w:left="480" w:hanging="480"/>
-      </w:pPr>
-      <w:r>
-        <w:rPr>
-          <w:b/>
-          <w:bCs/>
-          <w:sz w:val="72"/>
-          <w:szCs w:val="72"/>
-        </w:rPr>
-        <w:t xml:space="preserve">[3] </w:t>
-      </w:r>
-      <w:r>
-        <w:rPr>
-          <w:b/>
-          <w:bCs/>
-          <w:sz w:val="72"/>
-          <w:szCs w:val="72"/>
-        </w:rPr>
-        <w:t>赵耀东. 新时代的工业工程师［M/OL］. 台北：天下文化出版社，1998 ［1998-09-26］. http://www.ie.nthu.edu.tw/info/ie.newie.htm（Big5）.</w:t>
-      </w:r>
-    </w:p>
     <w:sectPr>
       <w:footerReference w:type="default" r:id="rId13"/>
       <w:pgSz w:w="12240" w:h="15840"/>
